--- a/swh/docx/011.content.docx
+++ b/swh/docx/011.content.docx
@@ -19,7 +19,7 @@
         <w:rPr>
           <w:lang w:val="sw_KE" w:bidi="sw_KE"/>
         </w:rPr>
-        <w:t>Resource: Tyndale Open Study Notes</w:t>
+        <w:t>Resource: Aquifer Open Study Notes (Profiles)</w:t>
       </w:r>
       <w:r>
         <w:rPr>
@@ -112,7 +112,7 @@
         <w:rPr>
           <w:lang w:val="sw_KE" w:bidi="sw_KE"/>
         </w:rPr>
-        <w:t>Tyndale Open Study Notes</w:t>
+        <w:t>Aquifer Open Study Notes (Profiles)</w:t>
       </w:r>
     </w:p>
     <w:p>

--- a/swh/docx/011.content.docx
+++ b/swh/docx/011.content.docx
@@ -327,18 +327,12 @@
         </w:rPr>
         <w:t xml:space="preserve">Mafarisayo walikuwa kundi dogo, lakini walikuwa na ushawishi mkubwa katika Israeli (tazama </w:t>
       </w:r>
-      <w:hyperlink r:id="rId13">
-        <w:r>
-          <w:rPr>
-            <w:lang w:val="sw_KE" w:bidi="sw_KE"/>
-          </w:rPr>
-          <w:rPr>
-            <w:color w:val="0000EE"/>
-            <w:u w:val="single"/>
-          </w:rPr>
-          <w:t>Mathayo 15:12–14</w:t>
-        </w:r>
-      </w:hyperlink>
+      <w:r>
+        <w:rPr>
+          <w:lang w:val="sw_KE" w:bidi="sw_KE"/>
+        </w:rPr>
+        <w:t>Mathayo 15:12–14</w:t>
+      </w:r>
       <w:r>
         <w:rPr>
           <w:lang w:val="sw_KE" w:bidi="sw_KE"/>
@@ -385,18 +379,12 @@
         </w:rPr>
         <w:t xml:space="preserve">Tofauti na Masadukayo, Mafarisayo waliamini kwa dhati katika ufufuo wa wafu (tazama </w:t>
       </w:r>
-      <w:hyperlink r:id="rId14">
-        <w:r>
-          <w:rPr>
-            <w:lang w:val="sw_KE" w:bidi="sw_KE"/>
-          </w:rPr>
-          <w:rPr>
-            <w:color w:val="0000EE"/>
-            <w:u w:val="single"/>
-          </w:rPr>
-          <w:t>Matendo 23:6–8</w:t>
-        </w:r>
-      </w:hyperlink>
+      <w:r>
+        <w:rPr>
+          <w:lang w:val="sw_KE" w:bidi="sw_KE"/>
+        </w:rPr>
+        <w:t>Matendo 23:6–8</w:t>
+      </w:r>
       <w:r>
         <w:rPr>
           <w:lang w:val="sw_KE" w:bidi="sw_KE"/>
@@ -417,36 +405,24 @@
         </w:rPr>
         <w:t xml:space="preserve">Kulikuwa na migogoro mara nyingi kati ya Yesu na Mafarisayo. Yesu aliwatuhumu kwa unafiki (kusema kitu kimoja lakini kufanya kingine) na kuweka mbele sheria za kibinadamu kuliko viwango vya haki vya Mungu. Aliwapinga kwa sababu waliwaongoza watu mbali na mpango wa Mungu wa ukombozi. Ingawa walikuwa viongozi wa kidini wa Israeli, Yesu aliwakosoa kama wanafiki kwa kupotosha mafundisho na desturi (tazama </w:t>
       </w:r>
-      <w:hyperlink r:id="rId15">
-        <w:r>
-          <w:rPr>
-            <w:lang w:val="sw_KE" w:bidi="sw_KE"/>
-          </w:rPr>
-          <w:rPr>
-            <w:color w:val="0000EE"/>
-            <w:u w:val="single"/>
-          </w:rPr>
-          <w:t>Mathayo 23</w:t>
-        </w:r>
-      </w:hyperlink>
+      <w:r>
+        <w:rPr>
+          <w:lang w:val="sw_KE" w:bidi="sw_KE"/>
+        </w:rPr>
+        <w:t>Mathayo 23</w:t>
+      </w:r>
       <w:r>
         <w:rPr>
           <w:lang w:val="sw_KE" w:bidi="sw_KE"/>
         </w:rPr>
         <w:t xml:space="preserve">). Mafarisayo walimpinga Yesu. Walimkataa yeye na kazi yake hasa kwa sababu alipuuzia mila zao (tazama, kwa mfano, </w:t>
       </w:r>
-      <w:hyperlink r:id="rId16">
-        <w:r>
-          <w:rPr>
-            <w:lang w:val="sw_KE" w:bidi="sw_KE"/>
-          </w:rPr>
-          <w:rPr>
-            <w:color w:val="0000EE"/>
-            <w:u w:val="single"/>
-          </w:rPr>
-          <w:t>Mathayo 15:1–20</w:t>
-        </w:r>
-      </w:hyperlink>
+      <w:r>
+        <w:rPr>
+          <w:lang w:val="sw_KE" w:bidi="sw_KE"/>
+        </w:rPr>
+        <w:t>Mathayo 15:1–20</w:t>
+      </w:r>
       <w:r>
         <w:rPr>
           <w:lang w:val="sw_KE" w:bidi="sw_KE"/>
@@ -476,936 +452,624 @@
           <w:lang w:val="sw_KE" w:bidi="sw_KE"/>
         </w:rPr>
       </w:r>
-      <w:hyperlink r:id="rId17">
-        <w:r>
-          <w:rPr>
-            <w:lang w:val="sw_KE" w:bidi="sw_KE"/>
-          </w:rPr>
-          <w:rPr>
-            <w:color w:val="0000EE"/>
-            <w:u w:val="single"/>
-          </w:rPr>
-          <w:t>Mathayo 3:7</w:t>
-        </w:r>
-      </w:hyperlink>
-      <w:r>
-        <w:rPr>
-          <w:lang w:val="sw_KE" w:bidi="sw_KE"/>
-        </w:rPr>
-        <w:t xml:space="preserve">; </w:t>
-      </w:r>
-      <w:hyperlink r:id="rId18">
-        <w:r>
-          <w:rPr>
-            <w:lang w:val="sw_KE" w:bidi="sw_KE"/>
-          </w:rPr>
-          <w:rPr>
-            <w:color w:val="0000EE"/>
-            <w:u w:val="single"/>
-          </w:rPr>
-          <w:t>5:20</w:t>
-        </w:r>
-      </w:hyperlink>
-      <w:r>
-        <w:rPr>
-          <w:lang w:val="sw_KE" w:bidi="sw_KE"/>
-        </w:rPr>
-        <w:t xml:space="preserve">; </w:t>
-      </w:r>
-      <w:hyperlink r:id="rId19">
-        <w:r>
-          <w:rPr>
-            <w:lang w:val="sw_KE" w:bidi="sw_KE"/>
-          </w:rPr>
-          <w:rPr>
-            <w:color w:val="0000EE"/>
-            <w:u w:val="single"/>
-          </w:rPr>
-          <w:t>9:10–14</w:t>
-        </w:r>
-      </w:hyperlink>
+      <w:r>
+        <w:rPr>
+          <w:lang w:val="sw_KE" w:bidi="sw_KE"/>
+        </w:rPr>
+        <w:t>Mathayo 3:7</w:t>
+      </w:r>
+      <w:r>
+        <w:rPr>
+          <w:lang w:val="sw_KE" w:bidi="sw_KE"/>
+        </w:rPr>
+        <w:t xml:space="preserve">; </w:t>
+      </w:r>
+      <w:r>
+        <w:rPr>
+          <w:lang w:val="sw_KE" w:bidi="sw_KE"/>
+        </w:rPr>
+        <w:t>5:20</w:t>
+      </w:r>
+      <w:r>
+        <w:rPr>
+          <w:lang w:val="sw_KE" w:bidi="sw_KE"/>
+        </w:rPr>
+        <w:t xml:space="preserve">; </w:t>
+      </w:r>
+      <w:r>
+        <w:rPr>
+          <w:lang w:val="sw_KE" w:bidi="sw_KE"/>
+        </w:rPr>
+        <w:t>9:10–14</w:t>
+      </w:r>
       <w:r>
         <w:rPr>
           <w:lang w:val="sw_KE" w:bidi="sw_KE"/>
         </w:rPr>
         <w:t xml:space="preserve">, </w:t>
       </w:r>
-      <w:hyperlink r:id="rId20">
-        <w:r>
-          <w:rPr>
-            <w:lang w:val="sw_KE" w:bidi="sw_KE"/>
-          </w:rPr>
-          <w:rPr>
-            <w:color w:val="0000EE"/>
-            <w:u w:val="single"/>
-          </w:rPr>
-          <w:t>34</w:t>
-        </w:r>
-      </w:hyperlink>
-      <w:r>
-        <w:rPr>
-          <w:lang w:val="sw_KE" w:bidi="sw_KE"/>
-        </w:rPr>
-        <w:t xml:space="preserve">; </w:t>
-      </w:r>
-      <w:hyperlink r:id="rId21">
-        <w:r>
-          <w:rPr>
-            <w:lang w:val="sw_KE" w:bidi="sw_KE"/>
-          </w:rPr>
-          <w:rPr>
-            <w:color w:val="0000EE"/>
-            <w:u w:val="single"/>
-          </w:rPr>
-          <w:t>12:1–14</w:t>
-        </w:r>
-      </w:hyperlink>
+      <w:r>
+        <w:rPr>
+          <w:lang w:val="sw_KE" w:bidi="sw_KE"/>
+        </w:rPr>
+        <w:t>34</w:t>
+      </w:r>
+      <w:r>
+        <w:rPr>
+          <w:lang w:val="sw_KE" w:bidi="sw_KE"/>
+        </w:rPr>
+        <w:t xml:space="preserve">; </w:t>
+      </w:r>
+      <w:r>
+        <w:rPr>
+          <w:lang w:val="sw_KE" w:bidi="sw_KE"/>
+        </w:rPr>
+        <w:t>12:1–14</w:t>
+      </w:r>
       <w:r>
         <w:rPr>
           <w:lang w:val="sw_KE" w:bidi="sw_KE"/>
         </w:rPr>
         <w:t xml:space="preserve">, </w:t>
       </w:r>
-      <w:hyperlink r:id="rId22">
-        <w:r>
-          <w:rPr>
-            <w:lang w:val="sw_KE" w:bidi="sw_KE"/>
-          </w:rPr>
-          <w:rPr>
-            <w:color w:val="0000EE"/>
-            <w:u w:val="single"/>
-          </w:rPr>
-          <w:t>22–24</w:t>
-        </w:r>
-      </w:hyperlink>
+      <w:r>
+        <w:rPr>
+          <w:lang w:val="sw_KE" w:bidi="sw_KE"/>
+        </w:rPr>
+        <w:t>22–24</w:t>
+      </w:r>
       <w:r>
         <w:rPr>
           <w:lang w:val="sw_KE" w:bidi="sw_KE"/>
         </w:rPr>
         <w:t xml:space="preserve">, </w:t>
       </w:r>
-      <w:hyperlink r:id="rId23">
-        <w:r>
-          <w:rPr>
-            <w:lang w:val="sw_KE" w:bidi="sw_KE"/>
-          </w:rPr>
-          <w:rPr>
-            <w:color w:val="0000EE"/>
-            <w:u w:val="single"/>
-          </w:rPr>
-          <w:t>38–40</w:t>
-        </w:r>
-      </w:hyperlink>
-      <w:r>
-        <w:rPr>
-          <w:lang w:val="sw_KE" w:bidi="sw_KE"/>
-        </w:rPr>
-        <w:t xml:space="preserve">; </w:t>
-      </w:r>
-      <w:hyperlink r:id="rId24">
-        <w:r>
-          <w:rPr>
-            <w:lang w:val="sw_KE" w:bidi="sw_KE"/>
-          </w:rPr>
-          <w:rPr>
-            <w:color w:val="0000EE"/>
-            <w:u w:val="single"/>
-          </w:rPr>
-          <w:t>15:1–14</w:t>
-        </w:r>
-      </w:hyperlink>
-      <w:r>
-        <w:rPr>
-          <w:lang w:val="sw_KE" w:bidi="sw_KE"/>
-        </w:rPr>
-        <w:t xml:space="preserve">; </w:t>
-      </w:r>
-      <w:hyperlink r:id="rId25">
-        <w:r>
-          <w:rPr>
-            <w:lang w:val="sw_KE" w:bidi="sw_KE"/>
-          </w:rPr>
-          <w:rPr>
-            <w:color w:val="0000EE"/>
-            <w:u w:val="single"/>
-          </w:rPr>
-          <w:t>16:1–12</w:t>
-        </w:r>
-      </w:hyperlink>
-      <w:r>
-        <w:rPr>
-          <w:lang w:val="sw_KE" w:bidi="sw_KE"/>
-        </w:rPr>
-        <w:t xml:space="preserve">; </w:t>
-      </w:r>
-      <w:hyperlink r:id="rId26">
-        <w:r>
-          <w:rPr>
-            <w:lang w:val="sw_KE" w:bidi="sw_KE"/>
-          </w:rPr>
-          <w:rPr>
-            <w:color w:val="0000EE"/>
-            <w:u w:val="single"/>
-          </w:rPr>
-          <w:t>19:3</w:t>
-        </w:r>
-      </w:hyperlink>
-      <w:r>
-        <w:rPr>
-          <w:lang w:val="sw_KE" w:bidi="sw_KE"/>
-        </w:rPr>
-        <w:t xml:space="preserve">; </w:t>
-      </w:r>
-      <w:hyperlink r:id="rId27">
-        <w:r>
-          <w:rPr>
-            <w:lang w:val="sw_KE" w:bidi="sw_KE"/>
-          </w:rPr>
-          <w:rPr>
-            <w:color w:val="0000EE"/>
-            <w:u w:val="single"/>
-          </w:rPr>
-          <w:t>21:45</w:t>
-        </w:r>
-      </w:hyperlink>
-      <w:r>
-        <w:rPr>
-          <w:lang w:val="sw_KE" w:bidi="sw_KE"/>
-        </w:rPr>
-        <w:t xml:space="preserve">; </w:t>
-      </w:r>
-      <w:hyperlink r:id="rId28">
-        <w:r>
-          <w:rPr>
-            <w:lang w:val="sw_KE" w:bidi="sw_KE"/>
-          </w:rPr>
-          <w:rPr>
-            <w:color w:val="0000EE"/>
-            <w:u w:val="single"/>
-          </w:rPr>
-          <w:t>22:15</w:t>
-        </w:r>
-      </w:hyperlink>
+      <w:r>
+        <w:rPr>
+          <w:lang w:val="sw_KE" w:bidi="sw_KE"/>
+        </w:rPr>
+        <w:t>38–40</w:t>
+      </w:r>
+      <w:r>
+        <w:rPr>
+          <w:lang w:val="sw_KE" w:bidi="sw_KE"/>
+        </w:rPr>
+        <w:t xml:space="preserve">; </w:t>
+      </w:r>
+      <w:r>
+        <w:rPr>
+          <w:lang w:val="sw_KE" w:bidi="sw_KE"/>
+        </w:rPr>
+        <w:t>15:1–14</w:t>
+      </w:r>
+      <w:r>
+        <w:rPr>
+          <w:lang w:val="sw_KE" w:bidi="sw_KE"/>
+        </w:rPr>
+        <w:t xml:space="preserve">; </w:t>
+      </w:r>
+      <w:r>
+        <w:rPr>
+          <w:lang w:val="sw_KE" w:bidi="sw_KE"/>
+        </w:rPr>
+        <w:t>16:1–12</w:t>
+      </w:r>
+      <w:r>
+        <w:rPr>
+          <w:lang w:val="sw_KE" w:bidi="sw_KE"/>
+        </w:rPr>
+        <w:t xml:space="preserve">; </w:t>
+      </w:r>
+      <w:r>
+        <w:rPr>
+          <w:lang w:val="sw_KE" w:bidi="sw_KE"/>
+        </w:rPr>
+        <w:t>19:3</w:t>
+      </w:r>
+      <w:r>
+        <w:rPr>
+          <w:lang w:val="sw_KE" w:bidi="sw_KE"/>
+        </w:rPr>
+        <w:t xml:space="preserve">; </w:t>
+      </w:r>
+      <w:r>
+        <w:rPr>
+          <w:lang w:val="sw_KE" w:bidi="sw_KE"/>
+        </w:rPr>
+        <w:t>21:45</w:t>
+      </w:r>
+      <w:r>
+        <w:rPr>
+          <w:lang w:val="sw_KE" w:bidi="sw_KE"/>
+        </w:rPr>
+        <w:t xml:space="preserve">; </w:t>
+      </w:r>
+      <w:r>
+        <w:rPr>
+          <w:lang w:val="sw_KE" w:bidi="sw_KE"/>
+        </w:rPr>
+        <w:t>22:15</w:t>
+      </w:r>
       <w:r>
         <w:rPr>
           <w:lang w:val="sw_KE" w:bidi="sw_KE"/>
         </w:rPr>
         <w:t xml:space="preserve">, </w:t>
       </w:r>
-      <w:hyperlink r:id="rId29">
-        <w:r>
-          <w:rPr>
-            <w:lang w:val="sw_KE" w:bidi="sw_KE"/>
-          </w:rPr>
-          <w:rPr>
-            <w:color w:val="0000EE"/>
-            <w:u w:val="single"/>
-          </w:rPr>
-          <w:t>34</w:t>
-        </w:r>
-      </w:hyperlink>
-      <w:r>
-        <w:rPr>
-          <w:lang w:val="sw_KE" w:bidi="sw_KE"/>
-        </w:rPr>
-        <w:t xml:space="preserve">; </w:t>
-      </w:r>
-      <w:hyperlink r:id="rId30">
-        <w:r>
-          <w:rPr>
-            <w:lang w:val="sw_KE" w:bidi="sw_KE"/>
-          </w:rPr>
-          <w:rPr>
-            <w:color w:val="0000EE"/>
-            <w:u w:val="single"/>
-          </w:rPr>
-          <w:t>23:1–7</w:t>
-        </w:r>
-      </w:hyperlink>
+      <w:r>
+        <w:rPr>
+          <w:lang w:val="sw_KE" w:bidi="sw_KE"/>
+        </w:rPr>
+        <w:t>34</w:t>
+      </w:r>
+      <w:r>
+        <w:rPr>
+          <w:lang w:val="sw_KE" w:bidi="sw_KE"/>
+        </w:rPr>
+        <w:t xml:space="preserve">; </w:t>
+      </w:r>
+      <w:r>
+        <w:rPr>
+          <w:lang w:val="sw_KE" w:bidi="sw_KE"/>
+        </w:rPr>
+        <w:t>23:1–7</w:t>
+      </w:r>
       <w:r>
         <w:rPr>
           <w:lang w:val="sw_KE" w:bidi="sw_KE"/>
         </w:rPr>
         <w:t xml:space="preserve">, </w:t>
       </w:r>
-      <w:hyperlink r:id="rId31">
-        <w:r>
-          <w:rPr>
-            <w:lang w:val="sw_KE" w:bidi="sw_KE"/>
-          </w:rPr>
-          <w:rPr>
-            <w:color w:val="0000EE"/>
-            <w:u w:val="single"/>
-          </w:rPr>
-          <w:t>13–31</w:t>
-        </w:r>
-      </w:hyperlink>
-      <w:r>
-        <w:rPr>
-          <w:lang w:val="sw_KE" w:bidi="sw_KE"/>
-        </w:rPr>
-        <w:t xml:space="preserve">; </w:t>
-      </w:r>
-      <w:hyperlink r:id="rId32">
-        <w:r>
-          <w:rPr>
-            <w:lang w:val="sw_KE" w:bidi="sw_KE"/>
-          </w:rPr>
-          <w:rPr>
-            <w:color w:val="0000EE"/>
-            <w:u w:val="single"/>
-          </w:rPr>
-          <w:t>27:62–64</w:t>
-        </w:r>
-      </w:hyperlink>
-      <w:r>
-        <w:rPr>
-          <w:lang w:val="sw_KE" w:bidi="sw_KE"/>
-        </w:rPr>
-        <w:t xml:space="preserve">; </w:t>
-      </w:r>
-      <w:hyperlink r:id="rId33">
-        <w:r>
-          <w:rPr>
-            <w:lang w:val="sw_KE" w:bidi="sw_KE"/>
-          </w:rPr>
-          <w:rPr>
-            <w:color w:val="0000EE"/>
-            <w:u w:val="single"/>
-          </w:rPr>
-          <w:t>Marko 2:23–25</w:t>
-        </w:r>
-      </w:hyperlink>
-      <w:r>
-        <w:rPr>
-          <w:lang w:val="sw_KE" w:bidi="sw_KE"/>
-        </w:rPr>
-        <w:t xml:space="preserve">; </w:t>
-      </w:r>
-      <w:hyperlink r:id="rId34">
-        <w:r>
-          <w:rPr>
-            <w:lang w:val="sw_KE" w:bidi="sw_KE"/>
-          </w:rPr>
-          <w:rPr>
-            <w:color w:val="0000EE"/>
-            <w:u w:val="single"/>
-          </w:rPr>
-          <w:t>3:1–6</w:t>
-        </w:r>
-      </w:hyperlink>
-      <w:r>
-        <w:rPr>
-          <w:lang w:val="sw_KE" w:bidi="sw_KE"/>
-        </w:rPr>
-        <w:t xml:space="preserve">; </w:t>
-      </w:r>
-      <w:hyperlink r:id="rId35">
-        <w:r>
-          <w:rPr>
-            <w:lang w:val="sw_KE" w:bidi="sw_KE"/>
-          </w:rPr>
-          <w:rPr>
-            <w:color w:val="0000EE"/>
-            <w:u w:val="single"/>
-          </w:rPr>
-          <w:t>7:1–13</w:t>
-        </w:r>
-      </w:hyperlink>
-      <w:r>
-        <w:rPr>
-          <w:lang w:val="sw_KE" w:bidi="sw_KE"/>
-        </w:rPr>
-        <w:t xml:space="preserve">; </w:t>
-      </w:r>
-      <w:hyperlink r:id="rId36">
-        <w:r>
-          <w:rPr>
-            <w:lang w:val="sw_KE" w:bidi="sw_KE"/>
-          </w:rPr>
-          <w:rPr>
-            <w:color w:val="0000EE"/>
-            <w:u w:val="single"/>
-          </w:rPr>
-          <w:t>8:11–12</w:t>
-        </w:r>
-      </w:hyperlink>
-      <w:r>
-        <w:rPr>
-          <w:lang w:val="sw_KE" w:bidi="sw_KE"/>
-        </w:rPr>
-        <w:t xml:space="preserve">; </w:t>
-      </w:r>
-      <w:hyperlink r:id="rId37">
-        <w:r>
-          <w:rPr>
-            <w:lang w:val="sw_KE" w:bidi="sw_KE"/>
-          </w:rPr>
-          <w:rPr>
-            <w:color w:val="0000EE"/>
-            <w:u w:val="single"/>
-          </w:rPr>
-          <w:t>12:13–17</w:t>
-        </w:r>
-      </w:hyperlink>
-      <w:r>
-        <w:rPr>
-          <w:lang w:val="sw_KE" w:bidi="sw_KE"/>
-        </w:rPr>
-        <w:t xml:space="preserve">; </w:t>
-      </w:r>
-      <w:hyperlink r:id="rId38">
-        <w:r>
-          <w:rPr>
-            <w:lang w:val="sw_KE" w:bidi="sw_KE"/>
-          </w:rPr>
-          <w:rPr>
-            <w:color w:val="0000EE"/>
-            <w:u w:val="single"/>
-          </w:rPr>
-          <w:t>Luka 5:17–21</w:t>
-        </w:r>
-      </w:hyperlink>
+      <w:r>
+        <w:rPr>
+          <w:lang w:val="sw_KE" w:bidi="sw_KE"/>
+        </w:rPr>
+        <w:t>13–31</w:t>
+      </w:r>
+      <w:r>
+        <w:rPr>
+          <w:lang w:val="sw_KE" w:bidi="sw_KE"/>
+        </w:rPr>
+        <w:t xml:space="preserve">; </w:t>
+      </w:r>
+      <w:r>
+        <w:rPr>
+          <w:lang w:val="sw_KE" w:bidi="sw_KE"/>
+        </w:rPr>
+        <w:t>27:62–64</w:t>
+      </w:r>
+      <w:r>
+        <w:rPr>
+          <w:lang w:val="sw_KE" w:bidi="sw_KE"/>
+        </w:rPr>
+        <w:t xml:space="preserve">; </w:t>
+      </w:r>
+      <w:r>
+        <w:rPr>
+          <w:lang w:val="sw_KE" w:bidi="sw_KE"/>
+        </w:rPr>
+        <w:t>Marko 2:23–25</w:t>
+      </w:r>
+      <w:r>
+        <w:rPr>
+          <w:lang w:val="sw_KE" w:bidi="sw_KE"/>
+        </w:rPr>
+        <w:t xml:space="preserve">; </w:t>
+      </w:r>
+      <w:r>
+        <w:rPr>
+          <w:lang w:val="sw_KE" w:bidi="sw_KE"/>
+        </w:rPr>
+        <w:t>3:1–6</w:t>
+      </w:r>
+      <w:r>
+        <w:rPr>
+          <w:lang w:val="sw_KE" w:bidi="sw_KE"/>
+        </w:rPr>
+        <w:t xml:space="preserve">; </w:t>
+      </w:r>
+      <w:r>
+        <w:rPr>
+          <w:lang w:val="sw_KE" w:bidi="sw_KE"/>
+        </w:rPr>
+        <w:t>7:1–13</w:t>
+      </w:r>
+      <w:r>
+        <w:rPr>
+          <w:lang w:val="sw_KE" w:bidi="sw_KE"/>
+        </w:rPr>
+        <w:t xml:space="preserve">; </w:t>
+      </w:r>
+      <w:r>
+        <w:rPr>
+          <w:lang w:val="sw_KE" w:bidi="sw_KE"/>
+        </w:rPr>
+        <w:t>8:11–12</w:t>
+      </w:r>
+      <w:r>
+        <w:rPr>
+          <w:lang w:val="sw_KE" w:bidi="sw_KE"/>
+        </w:rPr>
+        <w:t xml:space="preserve">; </w:t>
+      </w:r>
+      <w:r>
+        <w:rPr>
+          <w:lang w:val="sw_KE" w:bidi="sw_KE"/>
+        </w:rPr>
+        <w:t>12:13–17</w:t>
+      </w:r>
+      <w:r>
+        <w:rPr>
+          <w:lang w:val="sw_KE" w:bidi="sw_KE"/>
+        </w:rPr>
+        <w:t xml:space="preserve">; </w:t>
+      </w:r>
+      <w:r>
+        <w:rPr>
+          <w:lang w:val="sw_KE" w:bidi="sw_KE"/>
+        </w:rPr>
+        <w:t>Luka 5:17–21</w:t>
+      </w:r>
       <w:r>
         <w:rPr>
           <w:lang w:val="sw_KE" w:bidi="sw_KE"/>
         </w:rPr>
         <w:t xml:space="preserve">, </w:t>
       </w:r>
-      <w:hyperlink r:id="rId39">
-        <w:r>
-          <w:rPr>
-            <w:lang w:val="sw_KE" w:bidi="sw_KE"/>
-          </w:rPr>
-          <w:rPr>
-            <w:color w:val="0000EE"/>
-            <w:u w:val="single"/>
-          </w:rPr>
-          <w:t>29–32</w:t>
-        </w:r>
-      </w:hyperlink>
-      <w:r>
-        <w:rPr>
-          <w:lang w:val="sw_KE" w:bidi="sw_KE"/>
-        </w:rPr>
-        <w:t xml:space="preserve">; </w:t>
-      </w:r>
-      <w:hyperlink r:id="rId40">
-        <w:r>
-          <w:rPr>
-            <w:lang w:val="sw_KE" w:bidi="sw_KE"/>
-          </w:rPr>
-          <w:rPr>
-            <w:color w:val="0000EE"/>
-            <w:u w:val="single"/>
-          </w:rPr>
-          <w:t>6:6–11</w:t>
-        </w:r>
-      </w:hyperlink>
-      <w:r>
-        <w:rPr>
-          <w:lang w:val="sw_KE" w:bidi="sw_KE"/>
-        </w:rPr>
-        <w:t xml:space="preserve">; </w:t>
-      </w:r>
-      <w:hyperlink r:id="rId41">
-        <w:r>
-          <w:rPr>
-            <w:lang w:val="sw_KE" w:bidi="sw_KE"/>
-          </w:rPr>
-          <w:rPr>
-            <w:color w:val="0000EE"/>
-            <w:u w:val="single"/>
-          </w:rPr>
-          <w:t>7:28–30</w:t>
-        </w:r>
-      </w:hyperlink>
+      <w:r>
+        <w:rPr>
+          <w:lang w:val="sw_KE" w:bidi="sw_KE"/>
+        </w:rPr>
+        <w:t>29–32</w:t>
+      </w:r>
+      <w:r>
+        <w:rPr>
+          <w:lang w:val="sw_KE" w:bidi="sw_KE"/>
+        </w:rPr>
+        <w:t xml:space="preserve">; </w:t>
+      </w:r>
+      <w:r>
+        <w:rPr>
+          <w:lang w:val="sw_KE" w:bidi="sw_KE"/>
+        </w:rPr>
+        <w:t>6:6–11</w:t>
+      </w:r>
+      <w:r>
+        <w:rPr>
+          <w:lang w:val="sw_KE" w:bidi="sw_KE"/>
+        </w:rPr>
+        <w:t xml:space="preserve">; </w:t>
+      </w:r>
+      <w:r>
+        <w:rPr>
+          <w:lang w:val="sw_KE" w:bidi="sw_KE"/>
+        </w:rPr>
+        <w:t>7:28–30</w:t>
+      </w:r>
       <w:r>
         <w:rPr>
           <w:lang w:val="sw_KE" w:bidi="sw_KE"/>
         </w:rPr>
         <w:t xml:space="preserve">, </w:t>
       </w:r>
-      <w:hyperlink r:id="rId42">
-        <w:r>
-          <w:rPr>
-            <w:lang w:val="sw_KE" w:bidi="sw_KE"/>
-          </w:rPr>
-          <w:rPr>
-            <w:color w:val="0000EE"/>
-            <w:u w:val="single"/>
-          </w:rPr>
-          <w:t>36–49</w:t>
-        </w:r>
-      </w:hyperlink>
-      <w:r>
-        <w:rPr>
-          <w:lang w:val="sw_KE" w:bidi="sw_KE"/>
-        </w:rPr>
-        <w:t xml:space="preserve">; </w:t>
-      </w:r>
-      <w:hyperlink r:id="rId43">
-        <w:r>
-          <w:rPr>
-            <w:lang w:val="sw_KE" w:bidi="sw_KE"/>
-          </w:rPr>
-          <w:rPr>
-            <w:color w:val="0000EE"/>
-            <w:u w:val="single"/>
-          </w:rPr>
-          <w:t>11:37–54</w:t>
-        </w:r>
-      </w:hyperlink>
-      <w:r>
-        <w:rPr>
-          <w:lang w:val="sw_KE" w:bidi="sw_KE"/>
-        </w:rPr>
-        <w:t xml:space="preserve">; </w:t>
-      </w:r>
-      <w:hyperlink r:id="rId44">
-        <w:r>
-          <w:rPr>
-            <w:lang w:val="sw_KE" w:bidi="sw_KE"/>
-          </w:rPr>
-          <w:rPr>
-            <w:color w:val="0000EE"/>
-            <w:u w:val="single"/>
-          </w:rPr>
-          <w:t>12:1–3</w:t>
-        </w:r>
-      </w:hyperlink>
-      <w:r>
-        <w:rPr>
-          <w:lang w:val="sw_KE" w:bidi="sw_KE"/>
-        </w:rPr>
-        <w:t xml:space="preserve">; </w:t>
-      </w:r>
-      <w:hyperlink r:id="rId45">
-        <w:r>
-          <w:rPr>
-            <w:lang w:val="sw_KE" w:bidi="sw_KE"/>
-          </w:rPr>
-          <w:rPr>
-            <w:color w:val="0000EE"/>
-            <w:u w:val="single"/>
-          </w:rPr>
-          <w:t>13:31</w:t>
-        </w:r>
-      </w:hyperlink>
-      <w:r>
-        <w:rPr>
-          <w:lang w:val="sw_KE" w:bidi="sw_KE"/>
-        </w:rPr>
-        <w:t xml:space="preserve">; </w:t>
-      </w:r>
-      <w:hyperlink r:id="rId46">
-        <w:r>
-          <w:rPr>
-            <w:lang w:val="sw_KE" w:bidi="sw_KE"/>
-          </w:rPr>
-          <w:rPr>
-            <w:color w:val="0000EE"/>
-            <w:u w:val="single"/>
-          </w:rPr>
-          <w:t>14:1–6</w:t>
-        </w:r>
-      </w:hyperlink>
-      <w:r>
-        <w:rPr>
-          <w:lang w:val="sw_KE" w:bidi="sw_KE"/>
-        </w:rPr>
-        <w:t xml:space="preserve">; </w:t>
-      </w:r>
-      <w:hyperlink r:id="rId47">
-        <w:r>
-          <w:rPr>
-            <w:lang w:val="sw_KE" w:bidi="sw_KE"/>
-          </w:rPr>
-          <w:rPr>
-            <w:color w:val="0000EE"/>
-            <w:u w:val="single"/>
-          </w:rPr>
-          <w:t>15:1–2</w:t>
-        </w:r>
-      </w:hyperlink>
-      <w:r>
-        <w:rPr>
-          <w:lang w:val="sw_KE" w:bidi="sw_KE"/>
-        </w:rPr>
-        <w:t xml:space="preserve">; </w:t>
-      </w:r>
-      <w:hyperlink r:id="rId48">
-        <w:r>
-          <w:rPr>
-            <w:lang w:val="sw_KE" w:bidi="sw_KE"/>
-          </w:rPr>
-          <w:rPr>
-            <w:color w:val="0000EE"/>
-            <w:u w:val="single"/>
-          </w:rPr>
-          <w:t>16:13–15</w:t>
-        </w:r>
-      </w:hyperlink>
-      <w:r>
-        <w:rPr>
-          <w:lang w:val="sw_KE" w:bidi="sw_KE"/>
-        </w:rPr>
-        <w:t xml:space="preserve">; </w:t>
-      </w:r>
-      <w:hyperlink r:id="rId49">
-        <w:r>
-          <w:rPr>
-            <w:lang w:val="sw_KE" w:bidi="sw_KE"/>
-          </w:rPr>
-          <w:rPr>
-            <w:color w:val="0000EE"/>
-            <w:u w:val="single"/>
-          </w:rPr>
-          <w:t>17:20–21</w:t>
-        </w:r>
-      </w:hyperlink>
-      <w:r>
-        <w:rPr>
-          <w:lang w:val="sw_KE" w:bidi="sw_KE"/>
-        </w:rPr>
-        <w:t xml:space="preserve">; </w:t>
-      </w:r>
-      <w:hyperlink r:id="rId50">
-        <w:r>
-          <w:rPr>
-            <w:lang w:val="sw_KE" w:bidi="sw_KE"/>
-          </w:rPr>
-          <w:rPr>
-            <w:color w:val="0000EE"/>
-            <w:u w:val="single"/>
-          </w:rPr>
-          <w:t>18:9–14</w:t>
-        </w:r>
-      </w:hyperlink>
-      <w:r>
-        <w:rPr>
-          <w:lang w:val="sw_KE" w:bidi="sw_KE"/>
-        </w:rPr>
-        <w:t xml:space="preserve">; </w:t>
-      </w:r>
-      <w:hyperlink r:id="rId51">
-        <w:r>
-          <w:rPr>
-            <w:lang w:val="sw_KE" w:bidi="sw_KE"/>
-          </w:rPr>
-          <w:rPr>
-            <w:color w:val="0000EE"/>
-            <w:u w:val="single"/>
-          </w:rPr>
-          <w:t>19:38–40</w:t>
-        </w:r>
-      </w:hyperlink>
-      <w:r>
-        <w:rPr>
-          <w:lang w:val="sw_KE" w:bidi="sw_KE"/>
-        </w:rPr>
-        <w:t xml:space="preserve">; </w:t>
-      </w:r>
-      <w:hyperlink r:id="rId52">
-        <w:r>
-          <w:rPr>
-            <w:lang w:val="sw_KE" w:bidi="sw_KE"/>
-          </w:rPr>
-          <w:rPr>
-            <w:color w:val="0000EE"/>
-            <w:u w:val="single"/>
-          </w:rPr>
-          <w:t>Yohana 1:24–25</w:t>
-        </w:r>
-      </w:hyperlink>
-      <w:r>
-        <w:rPr>
-          <w:lang w:val="sw_KE" w:bidi="sw_KE"/>
-        </w:rPr>
-        <w:t xml:space="preserve">; </w:t>
-      </w:r>
-      <w:hyperlink r:id="rId53">
-        <w:r>
-          <w:rPr>
-            <w:lang w:val="sw_KE" w:bidi="sw_KE"/>
-          </w:rPr>
-          <w:rPr>
-            <w:color w:val="0000EE"/>
-            <w:u w:val="single"/>
-          </w:rPr>
-          <w:t>3:1</w:t>
-        </w:r>
-      </w:hyperlink>
-      <w:r>
-        <w:rPr>
-          <w:lang w:val="sw_KE" w:bidi="sw_KE"/>
-        </w:rPr>
-        <w:t xml:space="preserve">; </w:t>
-      </w:r>
-      <w:hyperlink r:id="rId54">
-        <w:r>
-          <w:rPr>
-            <w:lang w:val="sw_KE" w:bidi="sw_KE"/>
-          </w:rPr>
-          <w:rPr>
-            <w:color w:val="0000EE"/>
-            <w:u w:val="single"/>
-          </w:rPr>
-          <w:t>7:31–32</w:t>
-        </w:r>
-      </w:hyperlink>
+      <w:r>
+        <w:rPr>
+          <w:lang w:val="sw_KE" w:bidi="sw_KE"/>
+        </w:rPr>
+        <w:t>36–49</w:t>
+      </w:r>
+      <w:r>
+        <w:rPr>
+          <w:lang w:val="sw_KE" w:bidi="sw_KE"/>
+        </w:rPr>
+        <w:t xml:space="preserve">; </w:t>
+      </w:r>
+      <w:r>
+        <w:rPr>
+          <w:lang w:val="sw_KE" w:bidi="sw_KE"/>
+        </w:rPr>
+        <w:t>11:37–54</w:t>
+      </w:r>
+      <w:r>
+        <w:rPr>
+          <w:lang w:val="sw_KE" w:bidi="sw_KE"/>
+        </w:rPr>
+        <w:t xml:space="preserve">; </w:t>
+      </w:r>
+      <w:r>
+        <w:rPr>
+          <w:lang w:val="sw_KE" w:bidi="sw_KE"/>
+        </w:rPr>
+        <w:t>12:1–3</w:t>
+      </w:r>
+      <w:r>
+        <w:rPr>
+          <w:lang w:val="sw_KE" w:bidi="sw_KE"/>
+        </w:rPr>
+        <w:t xml:space="preserve">; </w:t>
+      </w:r>
+      <w:r>
+        <w:rPr>
+          <w:lang w:val="sw_KE" w:bidi="sw_KE"/>
+        </w:rPr>
+        <w:t>13:31</w:t>
+      </w:r>
+      <w:r>
+        <w:rPr>
+          <w:lang w:val="sw_KE" w:bidi="sw_KE"/>
+        </w:rPr>
+        <w:t xml:space="preserve">; </w:t>
+      </w:r>
+      <w:r>
+        <w:rPr>
+          <w:lang w:val="sw_KE" w:bidi="sw_KE"/>
+        </w:rPr>
+        <w:t>14:1–6</w:t>
+      </w:r>
+      <w:r>
+        <w:rPr>
+          <w:lang w:val="sw_KE" w:bidi="sw_KE"/>
+        </w:rPr>
+        <w:t xml:space="preserve">; </w:t>
+      </w:r>
+      <w:r>
+        <w:rPr>
+          <w:lang w:val="sw_KE" w:bidi="sw_KE"/>
+        </w:rPr>
+        <w:t>15:1–2</w:t>
+      </w:r>
+      <w:r>
+        <w:rPr>
+          <w:lang w:val="sw_KE" w:bidi="sw_KE"/>
+        </w:rPr>
+        <w:t xml:space="preserve">; </w:t>
+      </w:r>
+      <w:r>
+        <w:rPr>
+          <w:lang w:val="sw_KE" w:bidi="sw_KE"/>
+        </w:rPr>
+        <w:t>16:13–15</w:t>
+      </w:r>
+      <w:r>
+        <w:rPr>
+          <w:lang w:val="sw_KE" w:bidi="sw_KE"/>
+        </w:rPr>
+        <w:t xml:space="preserve">; </w:t>
+      </w:r>
+      <w:r>
+        <w:rPr>
+          <w:lang w:val="sw_KE" w:bidi="sw_KE"/>
+        </w:rPr>
+        <w:t>17:20–21</w:t>
+      </w:r>
+      <w:r>
+        <w:rPr>
+          <w:lang w:val="sw_KE" w:bidi="sw_KE"/>
+        </w:rPr>
+        <w:t xml:space="preserve">; </w:t>
+      </w:r>
+      <w:r>
+        <w:rPr>
+          <w:lang w:val="sw_KE" w:bidi="sw_KE"/>
+        </w:rPr>
+        <w:t>18:9–14</w:t>
+      </w:r>
+      <w:r>
+        <w:rPr>
+          <w:lang w:val="sw_KE" w:bidi="sw_KE"/>
+        </w:rPr>
+        <w:t xml:space="preserve">; </w:t>
+      </w:r>
+      <w:r>
+        <w:rPr>
+          <w:lang w:val="sw_KE" w:bidi="sw_KE"/>
+        </w:rPr>
+        <w:t>19:38–40</w:t>
+      </w:r>
+      <w:r>
+        <w:rPr>
+          <w:lang w:val="sw_KE" w:bidi="sw_KE"/>
+        </w:rPr>
+        <w:t xml:space="preserve">; </w:t>
+      </w:r>
+      <w:r>
+        <w:rPr>
+          <w:lang w:val="sw_KE" w:bidi="sw_KE"/>
+        </w:rPr>
+        <w:t>Yohana 1:24–25</w:t>
+      </w:r>
+      <w:r>
+        <w:rPr>
+          <w:lang w:val="sw_KE" w:bidi="sw_KE"/>
+        </w:rPr>
+        <w:t xml:space="preserve">; </w:t>
+      </w:r>
+      <w:r>
+        <w:rPr>
+          <w:lang w:val="sw_KE" w:bidi="sw_KE"/>
+        </w:rPr>
+        <w:t>3:1</w:t>
+      </w:r>
+      <w:r>
+        <w:rPr>
+          <w:lang w:val="sw_KE" w:bidi="sw_KE"/>
+        </w:rPr>
+        <w:t xml:space="preserve">; </w:t>
+      </w:r>
+      <w:r>
+        <w:rPr>
+          <w:lang w:val="sw_KE" w:bidi="sw_KE"/>
+        </w:rPr>
+        <w:t>7:31–32</w:t>
+      </w:r>
       <w:r>
         <w:rPr>
           <w:lang w:val="sw_KE" w:bidi="sw_KE"/>
         </w:rPr>
         <w:t xml:space="preserve">, </w:t>
       </w:r>
-      <w:hyperlink r:id="rId55">
-        <w:r>
-          <w:rPr>
-            <w:lang w:val="sw_KE" w:bidi="sw_KE"/>
-          </w:rPr>
-          <w:rPr>
-            <w:color w:val="0000EE"/>
-            <w:u w:val="single"/>
-          </w:rPr>
-          <w:t>45–52</w:t>
-        </w:r>
-      </w:hyperlink>
-      <w:r>
-        <w:rPr>
-          <w:lang w:val="sw_KE" w:bidi="sw_KE"/>
-        </w:rPr>
-        <w:t xml:space="preserve">; </w:t>
-      </w:r>
-      <w:hyperlink r:id="rId56">
-        <w:r>
-          <w:rPr>
-            <w:lang w:val="sw_KE" w:bidi="sw_KE"/>
-          </w:rPr>
-          <w:rPr>
-            <w:color w:val="0000EE"/>
-            <w:u w:val="single"/>
-          </w:rPr>
-          <w:t>8:3–10</w:t>
-        </w:r>
-      </w:hyperlink>
+      <w:r>
+        <w:rPr>
+          <w:lang w:val="sw_KE" w:bidi="sw_KE"/>
+        </w:rPr>
+        <w:t>45–52</w:t>
+      </w:r>
+      <w:r>
+        <w:rPr>
+          <w:lang w:val="sw_KE" w:bidi="sw_KE"/>
+        </w:rPr>
+        <w:t xml:space="preserve">; </w:t>
+      </w:r>
+      <w:r>
+        <w:rPr>
+          <w:lang w:val="sw_KE" w:bidi="sw_KE"/>
+        </w:rPr>
+        <w:t>8:3–10</w:t>
+      </w:r>
       <w:r>
         <w:rPr>
           <w:lang w:val="sw_KE" w:bidi="sw_KE"/>
         </w:rPr>
         <w:t xml:space="preserve">, </w:t>
       </w:r>
-      <w:hyperlink r:id="rId57">
-        <w:r>
-          <w:rPr>
-            <w:lang w:val="sw_KE" w:bidi="sw_KE"/>
-          </w:rPr>
-          <w:rPr>
-            <w:color w:val="0000EE"/>
-            <w:u w:val="single"/>
-          </w:rPr>
-          <w:t>13</w:t>
-        </w:r>
-      </w:hyperlink>
-      <w:r>
-        <w:rPr>
-          <w:lang w:val="sw_KE" w:bidi="sw_KE"/>
-        </w:rPr>
-        <w:t xml:space="preserve">; </w:t>
-      </w:r>
-      <w:hyperlink r:id="rId58">
-        <w:r>
-          <w:rPr>
-            <w:lang w:val="sw_KE" w:bidi="sw_KE"/>
-          </w:rPr>
-          <w:rPr>
-            <w:color w:val="0000EE"/>
-            <w:u w:val="single"/>
-          </w:rPr>
-          <w:t>9:13–34</w:t>
-        </w:r>
-      </w:hyperlink>
+      <w:r>
+        <w:rPr>
+          <w:lang w:val="sw_KE" w:bidi="sw_KE"/>
+        </w:rPr>
+        <w:t>13</w:t>
+      </w:r>
+      <w:r>
+        <w:rPr>
+          <w:lang w:val="sw_KE" w:bidi="sw_KE"/>
+        </w:rPr>
+        <w:t xml:space="preserve">; </w:t>
+      </w:r>
+      <w:r>
+        <w:rPr>
+          <w:lang w:val="sw_KE" w:bidi="sw_KE"/>
+        </w:rPr>
+        <w:t>9:13–34</w:t>
+      </w:r>
       <w:r>
         <w:rPr>
           <w:lang w:val="sw_KE" w:bidi="sw_KE"/>
         </w:rPr>
         <w:t xml:space="preserve">, </w:t>
       </w:r>
-      <w:hyperlink r:id="rId59">
-        <w:r>
-          <w:rPr>
-            <w:lang w:val="sw_KE" w:bidi="sw_KE"/>
-          </w:rPr>
-          <w:rPr>
-            <w:color w:val="0000EE"/>
-            <w:u w:val="single"/>
-          </w:rPr>
-          <w:t>40</w:t>
-        </w:r>
-      </w:hyperlink>
-      <w:r>
-        <w:rPr>
-          <w:lang w:val="sw_KE" w:bidi="sw_KE"/>
-        </w:rPr>
-        <w:t xml:space="preserve">; </w:t>
-      </w:r>
-      <w:hyperlink r:id="rId60">
-        <w:r>
-          <w:rPr>
-            <w:lang w:val="sw_KE" w:bidi="sw_KE"/>
-          </w:rPr>
-          <w:rPr>
-            <w:color w:val="0000EE"/>
-            <w:u w:val="single"/>
-          </w:rPr>
-          <w:t>11:46–57</w:t>
-        </w:r>
-      </w:hyperlink>
-      <w:r>
-        <w:rPr>
-          <w:lang w:val="sw_KE" w:bidi="sw_KE"/>
-        </w:rPr>
-        <w:t xml:space="preserve">; </w:t>
-      </w:r>
-      <w:hyperlink r:id="rId61">
-        <w:r>
-          <w:rPr>
-            <w:lang w:val="sw_KE" w:bidi="sw_KE"/>
-          </w:rPr>
-          <w:rPr>
-            <w:color w:val="0000EE"/>
-            <w:u w:val="single"/>
-          </w:rPr>
-          <w:t>12:17–19</w:t>
-        </w:r>
-      </w:hyperlink>
+      <w:r>
+        <w:rPr>
+          <w:lang w:val="sw_KE" w:bidi="sw_KE"/>
+        </w:rPr>
+        <w:t>40</w:t>
+      </w:r>
+      <w:r>
+        <w:rPr>
+          <w:lang w:val="sw_KE" w:bidi="sw_KE"/>
+        </w:rPr>
+        <w:t xml:space="preserve">; </w:t>
+      </w:r>
+      <w:r>
+        <w:rPr>
+          <w:lang w:val="sw_KE" w:bidi="sw_KE"/>
+        </w:rPr>
+        <w:t>11:46–57</w:t>
+      </w:r>
+      <w:r>
+        <w:rPr>
+          <w:lang w:val="sw_KE" w:bidi="sw_KE"/>
+        </w:rPr>
+        <w:t xml:space="preserve">; </w:t>
+      </w:r>
+      <w:r>
+        <w:rPr>
+          <w:lang w:val="sw_KE" w:bidi="sw_KE"/>
+        </w:rPr>
+        <w:t>12:17–19</w:t>
+      </w:r>
       <w:r>
         <w:rPr>
           <w:lang w:val="sw_KE" w:bidi="sw_KE"/>
         </w:rPr>
         <w:t xml:space="preserve">, </w:t>
       </w:r>
-      <w:hyperlink r:id="rId62">
-        <w:r>
-          <w:rPr>
-            <w:lang w:val="sw_KE" w:bidi="sw_KE"/>
-          </w:rPr>
-          <w:rPr>
-            <w:color w:val="0000EE"/>
-            <w:u w:val="single"/>
-          </w:rPr>
-          <w:t>42</w:t>
-        </w:r>
-      </w:hyperlink>
-      <w:r>
-        <w:rPr>
-          <w:lang w:val="sw_KE" w:bidi="sw_KE"/>
-        </w:rPr>
-        <w:t xml:space="preserve">; </w:t>
-      </w:r>
-      <w:hyperlink r:id="rId63">
-        <w:r>
-          <w:rPr>
-            <w:lang w:val="sw_KE" w:bidi="sw_KE"/>
-          </w:rPr>
-          <w:rPr>
-            <w:color w:val="0000EE"/>
-            <w:u w:val="single"/>
-          </w:rPr>
-          <w:t>18:3</w:t>
-        </w:r>
-      </w:hyperlink>
-      <w:r>
-        <w:rPr>
-          <w:lang w:val="sw_KE" w:bidi="sw_KE"/>
-        </w:rPr>
-        <w:t xml:space="preserve">; </w:t>
-      </w:r>
-      <w:hyperlink r:id="rId64">
-        <w:r>
-          <w:rPr>
-            <w:lang w:val="sw_KE" w:bidi="sw_KE"/>
-          </w:rPr>
-          <w:rPr>
-            <w:color w:val="0000EE"/>
-            <w:u w:val="single"/>
-          </w:rPr>
-          <w:t>Matendo 5:27–40</w:t>
-        </w:r>
-      </w:hyperlink>
-      <w:r>
-        <w:rPr>
-          <w:lang w:val="sw_KE" w:bidi="sw_KE"/>
-        </w:rPr>
-        <w:t xml:space="preserve">; </w:t>
-      </w:r>
-      <w:hyperlink r:id="rId65">
-        <w:r>
-          <w:rPr>
-            <w:lang w:val="sw_KE" w:bidi="sw_KE"/>
-          </w:rPr>
-          <w:rPr>
-            <w:color w:val="0000EE"/>
-            <w:u w:val="single"/>
-          </w:rPr>
-          <w:t>15:5</w:t>
-        </w:r>
-      </w:hyperlink>
-      <w:r>
-        <w:rPr>
-          <w:lang w:val="sw_KE" w:bidi="sw_KE"/>
-        </w:rPr>
-        <w:t xml:space="preserve">; </w:t>
-      </w:r>
-      <w:hyperlink r:id="rId66">
-        <w:r>
-          <w:rPr>
-            <w:lang w:val="sw_KE" w:bidi="sw_KE"/>
-          </w:rPr>
-          <w:rPr>
-            <w:color w:val="0000EE"/>
-            <w:u w:val="single"/>
-          </w:rPr>
-          <w:t>23:6–10</w:t>
-        </w:r>
-      </w:hyperlink>
-      <w:r>
-        <w:rPr>
-          <w:lang w:val="sw_KE" w:bidi="sw_KE"/>
-        </w:rPr>
-        <w:t xml:space="preserve">; </w:t>
-      </w:r>
-      <w:hyperlink r:id="rId67">
-        <w:r>
-          <w:rPr>
-            <w:lang w:val="sw_KE" w:bidi="sw_KE"/>
-          </w:rPr>
-          <w:rPr>
-            <w:color w:val="0000EE"/>
-            <w:u w:val="single"/>
-          </w:rPr>
-          <w:t>26:4–5</w:t>
-        </w:r>
-      </w:hyperlink>
-      <w:r>
-        <w:rPr>
-          <w:lang w:val="sw_KE" w:bidi="sw_KE"/>
-        </w:rPr>
-        <w:t xml:space="preserve">; </w:t>
-      </w:r>
-      <w:hyperlink r:id="rId68">
-        <w:r>
-          <w:rPr>
-            <w:lang w:val="sw_KE" w:bidi="sw_KE"/>
-          </w:rPr>
-          <w:rPr>
-            <w:color w:val="0000EE"/>
-            <w:u w:val="single"/>
-          </w:rPr>
-          <w:t>Wafilipi 3:5–7</w:t>
-        </w:r>
-      </w:hyperlink>
+      <w:r>
+        <w:rPr>
+          <w:lang w:val="sw_KE" w:bidi="sw_KE"/>
+        </w:rPr>
+        <w:t>42</w:t>
+      </w:r>
+      <w:r>
+        <w:rPr>
+          <w:lang w:val="sw_KE" w:bidi="sw_KE"/>
+        </w:rPr>
+        <w:t xml:space="preserve">; </w:t>
+      </w:r>
+      <w:r>
+        <w:rPr>
+          <w:lang w:val="sw_KE" w:bidi="sw_KE"/>
+        </w:rPr>
+        <w:t>18:3</w:t>
+      </w:r>
+      <w:r>
+        <w:rPr>
+          <w:lang w:val="sw_KE" w:bidi="sw_KE"/>
+        </w:rPr>
+        <w:t xml:space="preserve">; </w:t>
+      </w:r>
+      <w:r>
+        <w:rPr>
+          <w:lang w:val="sw_KE" w:bidi="sw_KE"/>
+        </w:rPr>
+        <w:t>Matendo 5:27–40</w:t>
+      </w:r>
+      <w:r>
+        <w:rPr>
+          <w:lang w:val="sw_KE" w:bidi="sw_KE"/>
+        </w:rPr>
+        <w:t xml:space="preserve">; </w:t>
+      </w:r>
+      <w:r>
+        <w:rPr>
+          <w:lang w:val="sw_KE" w:bidi="sw_KE"/>
+        </w:rPr>
+        <w:t>15:5</w:t>
+      </w:r>
+      <w:r>
+        <w:rPr>
+          <w:lang w:val="sw_KE" w:bidi="sw_KE"/>
+        </w:rPr>
+        <w:t xml:space="preserve">; </w:t>
+      </w:r>
+      <w:r>
+        <w:rPr>
+          <w:lang w:val="sw_KE" w:bidi="sw_KE"/>
+        </w:rPr>
+        <w:t>23:6–10</w:t>
+      </w:r>
+      <w:r>
+        <w:rPr>
+          <w:lang w:val="sw_KE" w:bidi="sw_KE"/>
+        </w:rPr>
+        <w:t xml:space="preserve">; </w:t>
+      </w:r>
+      <w:r>
+        <w:rPr>
+          <w:lang w:val="sw_KE" w:bidi="sw_KE"/>
+        </w:rPr>
+        <w:t>26:4–5</w:t>
+      </w:r>
+      <w:r>
+        <w:rPr>
+          <w:lang w:val="sw_KE" w:bidi="sw_KE"/>
+        </w:rPr>
+        <w:t xml:space="preserve">; </w:t>
+      </w:r>
+      <w:r>
+        <w:rPr>
+          <w:lang w:val="sw_KE" w:bidi="sw_KE"/>
+        </w:rPr>
+        <w:t>Wafilipi 3:5–7</w:t>
+      </w:r>
       <w:r>
         <w:rPr>
           <w:lang w:val="sw_KE" w:bidi="sw_KE"/>
@@ -1646,54 +1310,36 @@
         </w:rPr>
         <w:t>Manase alikuwa mfalme wa kumi na tatu wa Yuda, akitawala kuanzia 697 hadi 642 KK. Alitawala kwa muda mrefu na alijulikana kwa kufanya mambo maovu (</w:t>
       </w:r>
-      <w:hyperlink r:id="rId69">
-        <w:r>
-          <w:rPr>
-            <w:lang w:val="sw_KE" w:bidi="sw_KE"/>
-          </w:rPr>
-          <w:rPr>
-            <w:color w:val="0000EE"/>
-            <w:u w:val="single"/>
-          </w:rPr>
-          <w:t>2 Wafalme 21:1–18</w:t>
-        </w:r>
-      </w:hyperlink>
-      <w:r>
-        <w:rPr>
-          <w:lang w:val="sw_KE" w:bidi="sw_KE"/>
-        </w:rPr>
-        <w:t xml:space="preserve">; </w:t>
-      </w:r>
-      <w:hyperlink r:id="rId70">
-        <w:r>
-          <w:rPr>
-            <w:lang w:val="sw_KE" w:bidi="sw_KE"/>
-          </w:rPr>
-          <w:rPr>
-            <w:color w:val="0000EE"/>
-            <w:u w:val="single"/>
-          </w:rPr>
-          <w:t>2 Mambo ya Nyakati 33:1–9</w:t>
-        </w:r>
-      </w:hyperlink>
+      <w:r>
+        <w:rPr>
+          <w:lang w:val="sw_KE" w:bidi="sw_KE"/>
+        </w:rPr>
+        <w:t>2 Wafalme 21:1–18</w:t>
+      </w:r>
+      <w:r>
+        <w:rPr>
+          <w:lang w:val="sw_KE" w:bidi="sw_KE"/>
+        </w:rPr>
+        <w:t xml:space="preserve">; </w:t>
+      </w:r>
+      <w:r>
+        <w:rPr>
+          <w:lang w:val="sw_KE" w:bidi="sw_KE"/>
+        </w:rPr>
+        <w:t>2 Mambo ya Nyakati 33:1–9</w:t>
+      </w:r>
       <w:r>
         <w:rPr>
           <w:lang w:val="sw_KE" w:bidi="sw_KE"/>
         </w:rPr>
         <w:t>). Hili lilikuwa la kushangaza kwa sababu baba yake, Mfalme Hezekia, alikuwa mfalme mwema na mwaminifu (</w:t>
       </w:r>
-      <w:hyperlink r:id="rId71">
-        <w:r>
-          <w:rPr>
-            <w:lang w:val="sw_KE" w:bidi="sw_KE"/>
-          </w:rPr>
-          <w:rPr>
-            <w:color w:val="0000EE"/>
-            <w:u w:val="single"/>
-          </w:rPr>
-          <w:t>2 Wafalme 20:21</w:t>
-        </w:r>
-      </w:hyperlink>
+      <w:r>
+        <w:rPr>
+          <w:lang w:val="sw_KE" w:bidi="sw_KE"/>
+        </w:rPr>
+        <w:t>2 Wafalme 20:21</w:t>
+      </w:r>
       <w:r>
         <w:rPr>
           <w:lang w:val="sw_KE" w:bidi="sw_KE"/>
@@ -1714,126 +1360,84 @@
         </w:rPr>
         <w:t>Mwaka wa 697 KK, Manase alikua mfalme mwenza na baba yake, Hezekia, akiwa na umri wa miaka kumi na miwili (</w:t>
       </w:r>
-      <w:hyperlink r:id="rId72">
-        <w:r>
-          <w:rPr>
-            <w:lang w:val="sw_KE" w:bidi="sw_KE"/>
-          </w:rPr>
-          <w:rPr>
-            <w:color w:val="0000EE"/>
-            <w:u w:val="single"/>
-          </w:rPr>
-          <w:t>2 Mambo ya Nyakati 33:1</w:t>
-        </w:r>
-      </w:hyperlink>
+      <w:r>
+        <w:rPr>
+          <w:lang w:val="sw_KE" w:bidi="sw_KE"/>
+        </w:rPr>
+        <w:t>2 Mambo ya Nyakati 33:1</w:t>
+      </w:r>
       <w:r>
         <w:rPr>
           <w:lang w:val="sw_KE" w:bidi="sw_KE"/>
         </w:rPr>
         <w:t>). Mwaka wa 686 KK, Hezekia alikufa, na Manase akawa mfalme pekee. Alitawala kwa miaka hamsini na tano (</w:t>
       </w:r>
-      <w:hyperlink r:id="rId73">
-        <w:r>
-          <w:rPr>
-            <w:lang w:val="sw_KE" w:bidi="sw_KE"/>
-          </w:rPr>
-          <w:rPr>
-            <w:color w:val="0000EE"/>
-            <w:u w:val="single"/>
-          </w:rPr>
-          <w:t>2 Wafalme 21:1</w:t>
-        </w:r>
-      </w:hyperlink>
+      <w:r>
+        <w:rPr>
+          <w:lang w:val="sw_KE" w:bidi="sw_KE"/>
+        </w:rPr>
+        <w:t>2 Wafalme 21:1</w:t>
+      </w:r>
       <w:r>
         <w:rPr>
           <w:lang w:val="sw_KE" w:bidi="sw_KE"/>
         </w:rPr>
         <w:t>), akiwa mfalme kwa muda mrefu zaidi kuliko mfalme mwingine yeyote katika Yuda au Israeli. Kwa bahati mbaya, alikuwa mfalme mwovu zaidi wa Yuda. Alijenga tena mahali pa juu kwa ajili ya ibada ya kipagani, alihimiza ibada ya Baali, jua, mwezi, na nyota, na hata alitoa kafara mwanawe (</w:t>
       </w:r>
-      <w:hyperlink r:id="rId74">
-        <w:r>
-          <w:rPr>
-            <w:lang w:val="sw_KE" w:bidi="sw_KE"/>
-          </w:rPr>
-          <w:rPr>
-            <w:color w:val="0000EE"/>
-            <w:u w:val="single"/>
-          </w:rPr>
-          <w:t>2 Wafalme 21:2–9</w:t>
-        </w:r>
-      </w:hyperlink>
+      <w:r>
+        <w:rPr>
+          <w:lang w:val="sw_KE" w:bidi="sw_KE"/>
+        </w:rPr>
+        <w:t>2 Wafalme 21:2–9</w:t>
+      </w:r>
       <w:r>
         <w:rPr>
           <w:lang w:val="sw_KE" w:bidi="sw_KE"/>
         </w:rPr>
         <w:t xml:space="preserve">; tazama </w:t>
       </w:r>
-      <w:hyperlink r:id="rId75">
-        <w:r>
-          <w:rPr>
-            <w:lang w:val="sw_KE" w:bidi="sw_KE"/>
-          </w:rPr>
-          <w:rPr>
-            <w:color w:val="0000EE"/>
-            <w:u w:val="single"/>
-          </w:rPr>
-          <w:t>2 Wafalme 23:10</w:t>
-        </w:r>
-      </w:hyperlink>
-      <w:r>
-        <w:rPr>
-          <w:lang w:val="sw_KE" w:bidi="sw_KE"/>
-        </w:rPr>
-        <w:t xml:space="preserve">; </w:t>
-      </w:r>
-      <w:hyperlink r:id="rId76">
-        <w:r>
-          <w:rPr>
-            <w:lang w:val="sw_KE" w:bidi="sw_KE"/>
-          </w:rPr>
-          <w:rPr>
-            <w:color w:val="0000EE"/>
-            <w:u w:val="single"/>
-          </w:rPr>
-          <w:t>Yeremia 7:31</w:t>
-        </w:r>
-      </w:hyperlink>
+      <w:r>
+        <w:rPr>
+          <w:lang w:val="sw_KE" w:bidi="sw_KE"/>
+        </w:rPr>
+        <w:t>2 Wafalme 23:10</w:t>
+      </w:r>
+      <w:r>
+        <w:rPr>
+          <w:lang w:val="sw_KE" w:bidi="sw_KE"/>
+        </w:rPr>
+        <w:t xml:space="preserve">; </w:t>
+      </w:r>
+      <w:r>
+        <w:rPr>
+          <w:lang w:val="sw_KE" w:bidi="sw_KE"/>
+        </w:rPr>
+        <w:t>Yeremia 7:31</w:t>
+      </w:r>
       <w:r>
         <w:rPr>
           <w:lang w:val="sw_KE" w:bidi="sw_KE"/>
         </w:rPr>
         <w:t>). Aliruhusu uaguzi (kutafuta maarifa ya siku zijazo kupitia mbinu za kimuujiza) na uchawi (kutumia uchawi kwa msaada wa roho waovu) katika Yuda. Alimwaga “damu nyingi isiyo na hatia kiasi kwamba alijaza Yerusalemu… na damu isiyo na hatia” (</w:t>
       </w:r>
-      <w:hyperlink r:id="rId77">
-        <w:r>
-          <w:rPr>
-            <w:lang w:val="sw_KE" w:bidi="sw_KE"/>
-          </w:rPr>
-          <w:rPr>
-            <w:color w:val="0000EE"/>
-            <w:u w:val="single"/>
-          </w:rPr>
-          <w:t>2 Wafalme 21:16</w:t>
-        </w:r>
-      </w:hyperlink>
-      <w:r>
-        <w:rPr>
-          <w:lang w:val="sw_KE" w:bidi="sw_KE"/>
-        </w:rPr>
-        <w:t xml:space="preserve">; </w:t>
-      </w:r>
-      <w:hyperlink r:id="rId78">
-        <w:r>
-          <w:rPr>
-            <w:lang w:val="sw_KE" w:bidi="sw_KE"/>
-          </w:rPr>
-          <w:rPr>
-            <w:color w:val="0000EE"/>
-            <w:u w:val="single"/>
-          </w:rPr>
-          <w:t>24:3–4</w:t>
-        </w:r>
-      </w:hyperlink>
+      <w:r>
+        <w:rPr>
+          <w:lang w:val="sw_KE" w:bidi="sw_KE"/>
+        </w:rPr>
+        <w:t>2 Wafalme 21:16</w:t>
+      </w:r>
+      <w:r>
+        <w:rPr>
+          <w:lang w:val="sw_KE" w:bidi="sw_KE"/>
+        </w:rPr>
+        <w:t xml:space="preserve">; </w:t>
+      </w:r>
+      <w:r>
+        <w:rPr>
+          <w:lang w:val="sw_KE" w:bidi="sw_KE"/>
+        </w:rPr>
+        <w:t>24:3–4</w:t>
+      </w:r>
       <w:r>
         <w:rPr>
           <w:lang w:val="sw_KE" w:bidi="sw_KE"/>
@@ -1868,54 +1472,36 @@
         </w:rPr>
         <w:t>Kutokana na dhambi kubwa ya Manase, Mungu aliamua "kufuta Yerusalemu kama mtu anavyofuta bakuli—kufuta na kugeuza juu chini" (</w:t>
       </w:r>
-      <w:hyperlink r:id="rId79">
-        <w:r>
-          <w:rPr>
-            <w:lang w:val="sw_KE" w:bidi="sw_KE"/>
-          </w:rPr>
-          <w:rPr>
-            <w:color w:val="0000EE"/>
-            <w:u w:val="single"/>
-          </w:rPr>
-          <w:t>2 Wafalme 21:13</w:t>
-        </w:r>
-      </w:hyperlink>
+      <w:r>
+        <w:rPr>
+          <w:lang w:val="sw_KE" w:bidi="sw_KE"/>
+        </w:rPr>
+        <w:t>2 Wafalme 21:13</w:t>
+      </w:r>
       <w:r>
         <w:rPr>
           <w:lang w:val="sw_KE" w:bidi="sw_KE"/>
         </w:rPr>
         <w:t>). Hata hivyo, Manase alitubu mwishoni mwa maisha yake. Jeshi la Waashuru lilimkamata, likamwekea ndoano puani, na kumhamishia Babuloni (</w:t>
       </w:r>
-      <w:hyperlink r:id="rId80">
-        <w:r>
-          <w:rPr>
-            <w:lang w:val="sw_KE" w:bidi="sw_KE"/>
-          </w:rPr>
-          <w:rPr>
-            <w:color w:val="0000EE"/>
-            <w:u w:val="single"/>
-          </w:rPr>
-          <w:t>2 Mambo ya Nyakati 33:10–13</w:t>
-        </w:r>
-      </w:hyperlink>
+      <w:r>
+        <w:rPr>
+          <w:lang w:val="sw_KE" w:bidi="sw_KE"/>
+        </w:rPr>
+        <w:t>2 Mambo ya Nyakati 33:10–13</w:t>
+      </w:r>
       <w:r>
         <w:rPr>
           <w:lang w:val="sw_KE" w:bidi="sw_KE"/>
         </w:rPr>
         <w:t>). Huko, Manase alimgeukia Bwana. Mungu alisikia maombi yake, akamrejesha kama mfalme, na akabariki kipindi kilichobaki cha utawala wake huku Manase akifanya kazi ya kurejesha ibada sahihi ya Mungu pekee (</w:t>
       </w:r>
-      <w:hyperlink r:id="rId81">
-        <w:r>
-          <w:rPr>
-            <w:lang w:val="sw_KE" w:bidi="sw_KE"/>
-          </w:rPr>
-          <w:rPr>
-            <w:color w:val="0000EE"/>
-            <w:u w:val="single"/>
-          </w:rPr>
-          <w:t>2 Mambo ya Nyakati 33:14–17</w:t>
-        </w:r>
-      </w:hyperlink>
+      <w:r>
+        <w:rPr>
+          <w:lang w:val="sw_KE" w:bidi="sw_KE"/>
+        </w:rPr>
+        <w:t>2 Mambo ya Nyakati 33:14–17</w:t>
+      </w:r>
       <w:r>
         <w:rPr>
           <w:lang w:val="sw_KE" w:bidi="sw_KE"/>
@@ -1936,72 +1522,48 @@
         </w:rPr>
         <w:t>Kwa huzuni, dhambi za Manase zilisambaa miongoni mwa watu wa Yuda (</w:t>
       </w:r>
-      <w:hyperlink r:id="rId82">
-        <w:r>
-          <w:rPr>
-            <w:lang w:val="sw_KE" w:bidi="sw_KE"/>
-          </w:rPr>
-          <w:rPr>
-            <w:color w:val="0000EE"/>
-            <w:u w:val="single"/>
-          </w:rPr>
-          <w:t>2 Mambo ya Nyakati 33:17</w:t>
-        </w:r>
-      </w:hyperlink>
+      <w:r>
+        <w:rPr>
+          <w:lang w:val="sw_KE" w:bidi="sw_KE"/>
+        </w:rPr>
+        <w:t>2 Mambo ya Nyakati 33:17</w:t>
+      </w:r>
       <w:r>
         <w:rPr>
           <w:lang w:val="sw_KE" w:bidi="sw_KE"/>
         </w:rPr>
         <w:t>). Mungu hakubadilisha uamuzi wake wa kuhukumu ufalme (</w:t>
       </w:r>
-      <w:hyperlink r:id="rId83">
-        <w:r>
-          <w:rPr>
-            <w:lang w:val="sw_KE" w:bidi="sw_KE"/>
-          </w:rPr>
-          <w:rPr>
-            <w:color w:val="0000EE"/>
-            <w:u w:val="single"/>
-          </w:rPr>
-          <w:t>2 Wafalme 23:26</w:t>
-        </w:r>
-      </w:hyperlink>
-      <w:r>
-        <w:rPr>
-          <w:lang w:val="sw_KE" w:bidi="sw_KE"/>
-        </w:rPr>
-        <w:t xml:space="preserve">; </w:t>
-      </w:r>
-      <w:hyperlink r:id="rId78">
-        <w:r>
-          <w:rPr>
-            <w:lang w:val="sw_KE" w:bidi="sw_KE"/>
-          </w:rPr>
-          <w:rPr>
-            <w:color w:val="0000EE"/>
-            <w:u w:val="single"/>
-          </w:rPr>
-          <w:t>24:3–4</w:t>
-        </w:r>
-      </w:hyperlink>
+      <w:r>
+        <w:rPr>
+          <w:lang w:val="sw_KE" w:bidi="sw_KE"/>
+        </w:rPr>
+        <w:t>2 Wafalme 23:26</w:t>
+      </w:r>
+      <w:r>
+        <w:rPr>
+          <w:lang w:val="sw_KE" w:bidi="sw_KE"/>
+        </w:rPr>
+        <w:t xml:space="preserve">; </w:t>
+      </w:r>
+      <w:r>
+        <w:rPr>
+          <w:lang w:val="sw_KE" w:bidi="sw_KE"/>
+        </w:rPr>
+        <w:t>24:3–4</w:t>
+      </w:r>
       <w:r>
         <w:rPr>
           <w:lang w:val="sw_KE" w:bidi="sw_KE"/>
         </w:rPr>
         <w:t>). Hii inaonyesha uzito wa dhambi za Manase. Hata Yeremia, miaka mia moja baadaye, alitangaza, "Nitawafanya kuwa tishio kwa falme zote za dunia kwa sababu ya kile Manase mwana wa Hezekia mfalme wa Yuda alichofanya Yerusalemu" (</w:t>
       </w:r>
-      <w:hyperlink r:id="rId84">
-        <w:r>
-          <w:rPr>
-            <w:lang w:val="sw_KE" w:bidi="sw_KE"/>
-          </w:rPr>
-          <w:rPr>
-            <w:color w:val="0000EE"/>
-            <w:u w:val="single"/>
-          </w:rPr>
-          <w:t>Yeremia 15:4</w:t>
-        </w:r>
-      </w:hyperlink>
+      <w:r>
+        <w:rPr>
+          <w:lang w:val="sw_KE" w:bidi="sw_KE"/>
+        </w:rPr>
+        <w:t>Yeremia 15:4</w:t>
+      </w:r>
       <w:r>
         <w:rPr>
           <w:lang w:val="sw_KE" w:bidi="sw_KE"/>
@@ -2022,54 +1584,36 @@
         </w:rPr>
         <w:t>Manase alipofariki mwaka wa 642 KK akiwa na umri wa miaka 67, alizikwa katika bustani yake mwenyewe (</w:t>
       </w:r>
-      <w:hyperlink r:id="rId85">
-        <w:r>
-          <w:rPr>
-            <w:lang w:val="sw_KE" w:bidi="sw_KE"/>
-          </w:rPr>
-          <w:rPr>
-            <w:color w:val="0000EE"/>
-            <w:u w:val="single"/>
-          </w:rPr>
-          <w:t>2 Wafalme 21:18</w:t>
-        </w:r>
-      </w:hyperlink>
+      <w:r>
+        <w:rPr>
+          <w:lang w:val="sw_KE" w:bidi="sw_KE"/>
+        </w:rPr>
+        <w:t>2 Wafalme 21:18</w:t>
+      </w:r>
       <w:r>
         <w:rPr>
           <w:lang w:val="sw_KE" w:bidi="sw_KE"/>
         </w:rPr>
         <w:t>). Hakuzikwa pamoja na viongozi wanaoheshimiwa kama Yehoyada na Hezekia (</w:t>
       </w:r>
-      <w:hyperlink r:id="rId86">
-        <w:r>
-          <w:rPr>
-            <w:lang w:val="sw_KE" w:bidi="sw_KE"/>
-          </w:rPr>
-          <w:rPr>
-            <w:color w:val="0000EE"/>
-            <w:u w:val="single"/>
-          </w:rPr>
-          <w:t>2 Mambo ya Nyakati 24:15–16</w:t>
-        </w:r>
-      </w:hyperlink>
-      <w:r>
-        <w:rPr>
-          <w:lang w:val="sw_KE" w:bidi="sw_KE"/>
-        </w:rPr>
-        <w:t xml:space="preserve">; </w:t>
-      </w:r>
-      <w:hyperlink r:id="rId87">
-        <w:r>
-          <w:rPr>
-            <w:lang w:val="sw_KE" w:bidi="sw_KE"/>
-          </w:rPr>
-          <w:rPr>
-            <w:color w:val="0000EE"/>
-            <w:u w:val="single"/>
-          </w:rPr>
-          <w:t>32:33</w:t>
-        </w:r>
-      </w:hyperlink>
+      <w:r>
+        <w:rPr>
+          <w:lang w:val="sw_KE" w:bidi="sw_KE"/>
+        </w:rPr>
+        <w:t>2 Mambo ya Nyakati 24:15–16</w:t>
+      </w:r>
+      <w:r>
+        <w:rPr>
+          <w:lang w:val="sw_KE" w:bidi="sw_KE"/>
+        </w:rPr>
+        <w:t xml:space="preserve">; </w:t>
+      </w:r>
+      <w:r>
+        <w:rPr>
+          <w:lang w:val="sw_KE" w:bidi="sw_KE"/>
+        </w:rPr>
+        <w:t>32:33</w:t>
+      </w:r>
       <w:r>
         <w:rPr>
           <w:lang w:val="sw_KE" w:bidi="sw_KE"/>
@@ -2099,90 +1643,60 @@
           <w:lang w:val="sw_KE" w:bidi="sw_KE"/>
         </w:rPr>
       </w:r>
-      <w:hyperlink r:id="rId88">
-        <w:r>
-          <w:rPr>
-            <w:lang w:val="sw_KE" w:bidi="sw_KE"/>
-          </w:rPr>
-          <w:rPr>
-            <w:color w:val="0000EE"/>
-            <w:u w:val="single"/>
-          </w:rPr>
-          <w:t>2 Wafalme 20:21–21:18</w:t>
-        </w:r>
-      </w:hyperlink>
-      <w:r>
-        <w:rPr>
-          <w:lang w:val="sw_KE" w:bidi="sw_KE"/>
-        </w:rPr>
-        <w:t xml:space="preserve">; </w:t>
-      </w:r>
-      <w:hyperlink r:id="rId83">
-        <w:r>
-          <w:rPr>
-            <w:lang w:val="sw_KE" w:bidi="sw_KE"/>
-          </w:rPr>
-          <w:rPr>
-            <w:color w:val="0000EE"/>
-            <w:u w:val="single"/>
-          </w:rPr>
-          <w:t>23:26</w:t>
-        </w:r>
-      </w:hyperlink>
-      <w:r>
-        <w:rPr>
-          <w:lang w:val="sw_KE" w:bidi="sw_KE"/>
-        </w:rPr>
-        <w:t xml:space="preserve">; </w:t>
-      </w:r>
-      <w:hyperlink r:id="rId89">
-        <w:r>
-          <w:rPr>
-            <w:lang w:val="sw_KE" w:bidi="sw_KE"/>
-          </w:rPr>
-          <w:rPr>
-            <w:color w:val="0000EE"/>
-            <w:u w:val="single"/>
-          </w:rPr>
-          <w:t>24:3</w:t>
-        </w:r>
-      </w:hyperlink>
-      <w:r>
-        <w:rPr>
-          <w:lang w:val="sw_KE" w:bidi="sw_KE"/>
-        </w:rPr>
-        <w:t xml:space="preserve">; </w:t>
-      </w:r>
-      <w:hyperlink r:id="rId90">
-        <w:r>
-          <w:rPr>
-            <w:lang w:val="sw_KE" w:bidi="sw_KE"/>
-          </w:rPr>
-          <w:rPr>
-            <w:color w:val="0000EE"/>
-            <w:u w:val="single"/>
-          </w:rPr>
-          <w:t>2 Mambo ya Nyakati 32:33–33:20</w:t>
-        </w:r>
-      </w:hyperlink>
-      <w:r>
-        <w:rPr>
-          <w:lang w:val="sw_KE" w:bidi="sw_KE"/>
-        </w:rPr>
-        <w:t xml:space="preserve">; </w:t>
-      </w:r>
-      <w:hyperlink r:id="rId84">
-        <w:r>
-          <w:rPr>
-            <w:lang w:val="sw_KE" w:bidi="sw_KE"/>
-          </w:rPr>
-          <w:rPr>
-            <w:color w:val="0000EE"/>
-            <w:u w:val="single"/>
-          </w:rPr>
-          <w:t>Yeremia 15:4</w:t>
-        </w:r>
-      </w:hyperlink>
+      <w:r>
+        <w:rPr>
+          <w:lang w:val="sw_KE" w:bidi="sw_KE"/>
+        </w:rPr>
+        <w:t>2 Wafalme 20:21–21:18</w:t>
+      </w:r>
+      <w:r>
+        <w:rPr>
+          <w:lang w:val="sw_KE" w:bidi="sw_KE"/>
+        </w:rPr>
+        <w:t xml:space="preserve">; </w:t>
+      </w:r>
+      <w:r>
+        <w:rPr>
+          <w:lang w:val="sw_KE" w:bidi="sw_KE"/>
+        </w:rPr>
+        <w:t>23:26</w:t>
+      </w:r>
+      <w:r>
+        <w:rPr>
+          <w:lang w:val="sw_KE" w:bidi="sw_KE"/>
+        </w:rPr>
+        <w:t xml:space="preserve">; </w:t>
+      </w:r>
+      <w:r>
+        <w:rPr>
+          <w:lang w:val="sw_KE" w:bidi="sw_KE"/>
+        </w:rPr>
+        <w:t>24:3</w:t>
+      </w:r>
+      <w:r>
+        <w:rPr>
+          <w:lang w:val="sw_KE" w:bidi="sw_KE"/>
+        </w:rPr>
+        <w:t xml:space="preserve">; </w:t>
+      </w:r>
+      <w:r>
+        <w:rPr>
+          <w:lang w:val="sw_KE" w:bidi="sw_KE"/>
+        </w:rPr>
+        <w:t>2 Mambo ya Nyakati 32:33–33:20</w:t>
+      </w:r>
+      <w:r>
+        <w:rPr>
+          <w:lang w:val="sw_KE" w:bidi="sw_KE"/>
+        </w:rPr>
+        <w:t xml:space="preserve">; </w:t>
+      </w:r>
+      <w:r>
+        <w:rPr>
+          <w:lang w:val="sw_KE" w:bidi="sw_KE"/>
+        </w:rPr>
+        <w:t>Yeremia 15:4</w:t>
+      </w:r>
       <w:r>
         <w:rPr>
           <w:lang w:val="sw_KE" w:bidi="sw_KE"/>
@@ -2231,90 +1745,60 @@
         </w:rPr>
         <w:t>Maria, mke wa Yosefu, alikuwa mama bikira wa Yesu. Luka anatuambia kwamba kama msichana mdogo huko Nazareti, Maria alikuwa amechumbiwa na Yosefu, seremala wa eneo hilo. Kabla ya wao kuoana, malaika alimwambia kwamba angepata mimba kwa Roho wa Mungu na kumzaa Mwana wa Mungu (</w:t>
       </w:r>
-      <w:hyperlink r:id="rId91">
-        <w:r>
-          <w:rPr>
-            <w:lang w:val="sw_KE" w:bidi="sw_KE"/>
-          </w:rPr>
-          <w:rPr>
-            <w:color w:val="0000EE"/>
-            <w:u w:val="single"/>
-          </w:rPr>
-          <w:t>Luka 1:26–35</w:t>
-        </w:r>
-      </w:hyperlink>
+      <w:r>
+        <w:rPr>
+          <w:lang w:val="sw_KE" w:bidi="sw_KE"/>
+        </w:rPr>
+        <w:t>Luka 1:26–35</w:t>
+      </w:r>
       <w:r>
         <w:rPr>
           <w:lang w:val="sw_KE" w:bidi="sw_KE"/>
         </w:rPr>
         <w:t>). Maria alikubali ujumbe huu wa ajabu kwa imani rahisi, akikubali kwa unyenyekevu mapenzi ya Mungu (</w:t>
       </w:r>
-      <w:hyperlink r:id="rId92">
-        <w:r>
-          <w:rPr>
-            <w:lang w:val="sw_KE" w:bidi="sw_KE"/>
-          </w:rPr>
-          <w:rPr>
-            <w:color w:val="0000EE"/>
-            <w:u w:val="single"/>
-          </w:rPr>
-          <w:t>Luka 1:38</w:t>
-        </w:r>
-      </w:hyperlink>
+      <w:r>
+        <w:rPr>
+          <w:lang w:val="sw_KE" w:bidi="sw_KE"/>
+        </w:rPr>
+        <w:t>Luka 1:38</w:t>
+      </w:r>
       <w:r>
         <w:rPr>
           <w:lang w:val="sw_KE" w:bidi="sw_KE"/>
         </w:rPr>
         <w:t xml:space="preserve">; angalia pia </w:t>
       </w:r>
-      <w:hyperlink r:id="rId93">
-        <w:r>
-          <w:rPr>
-            <w:lang w:val="sw_KE" w:bidi="sw_KE"/>
-          </w:rPr>
-          <w:rPr>
-            <w:color w:val="0000EE"/>
-            <w:u w:val="single"/>
-          </w:rPr>
-          <w:t>Luka 1:46–55</w:t>
-        </w:r>
-      </w:hyperlink>
+      <w:r>
+        <w:rPr>
+          <w:lang w:val="sw_KE" w:bidi="sw_KE"/>
+        </w:rPr>
+        <w:t>Luka 1:46–55</w:t>
+      </w:r>
       <w:r>
         <w:rPr>
           <w:lang w:val="sw_KE" w:bidi="sw_KE"/>
         </w:rPr>
         <w:t>). Hivi karibuni, jamaa yake Elisabeti alithibitisha ujumbe huo, akimwita Maria mwenye baraka zaidi kati ya wanawake wote (</w:t>
       </w:r>
-      <w:hyperlink r:id="rId94">
-        <w:r>
-          <w:rPr>
-            <w:lang w:val="sw_KE" w:bidi="sw_KE"/>
-          </w:rPr>
-          <w:rPr>
-            <w:color w:val="0000EE"/>
-            <w:u w:val="single"/>
-          </w:rPr>
-          <w:t>Luka 1:39–45</w:t>
-        </w:r>
-      </w:hyperlink>
+      <w:r>
+        <w:rPr>
+          <w:lang w:val="sw_KE" w:bidi="sw_KE"/>
+        </w:rPr>
+        <w:t>Luka 1:39–45</w:t>
+      </w:r>
       <w:r>
         <w:rPr>
           <w:lang w:val="sw_KE" w:bidi="sw_KE"/>
         </w:rPr>
         <w:t>). Watu waliona kubeba kwa miujiza kwa Maria wa Mwana wa Mungu kama utimilifu wa unabii (</w:t>
       </w:r>
-      <w:hyperlink r:id="rId95">
-        <w:r>
-          <w:rPr>
-            <w:lang w:val="sw_KE" w:bidi="sw_KE"/>
-          </w:rPr>
-          <w:rPr>
-            <w:color w:val="0000EE"/>
-            <w:u w:val="single"/>
-          </w:rPr>
-          <w:t>Isaya 7:14</w:t>
-        </w:r>
-      </w:hyperlink>
+      <w:r>
+        <w:rPr>
+          <w:lang w:val="sw_KE" w:bidi="sw_KE"/>
+        </w:rPr>
+        <w:t>Isaya 7:14</w:t>
+      </w:r>
       <w:r>
         <w:rPr>
           <w:lang w:val="sw_KE" w:bidi="sw_KE"/>
@@ -2335,108 +1819,72 @@
         </w:rPr>
         <w:t>Yesu alizaliwa katika mazingira yasiyo ya kawaida. Yosefu alimpeleka Maria Bethlehemu kwa ajili ya sensa ya Kirumi. Mtoto alizaliwa katika hori kwa sababu hapakuwa na malazi mengine (</w:t>
       </w:r>
-      <w:hyperlink r:id="rId96">
-        <w:r>
-          <w:rPr>
-            <w:lang w:val="sw_KE" w:bidi="sw_KE"/>
-          </w:rPr>
-          <w:rPr>
-            <w:color w:val="0000EE"/>
-            <w:u w:val="single"/>
-          </w:rPr>
-          <w:t>Luka 2:1–7</w:t>
-        </w:r>
-      </w:hyperlink>
+      <w:r>
+        <w:rPr>
+          <w:lang w:val="sw_KE" w:bidi="sw_KE"/>
+        </w:rPr>
+        <w:t>Luka 2:1–7</w:t>
+      </w:r>
       <w:r>
         <w:rPr>
           <w:lang w:val="sw_KE" w:bidi="sw_KE"/>
         </w:rPr>
         <w:t>). Baadaye, Maria na Yosefu walikimbilia Misri kumlinda mtoto kutokana na mauaji ya Herode ya wavulana wadogo huko Bethlehemu (</w:t>
       </w:r>
-      <w:hyperlink r:id="rId97">
-        <w:r>
-          <w:rPr>
-            <w:lang w:val="sw_KE" w:bidi="sw_KE"/>
-          </w:rPr>
-          <w:rPr>
-            <w:color w:val="0000EE"/>
-            <w:u w:val="single"/>
-          </w:rPr>
-          <w:t>Mathayo 2:13–18</w:t>
-        </w:r>
-      </w:hyperlink>
+      <w:r>
+        <w:rPr>
+          <w:lang w:val="sw_KE" w:bidi="sw_KE"/>
+        </w:rPr>
+        <w:t>Mathayo 2:13–18</w:t>
+      </w:r>
       <w:r>
         <w:rPr>
           <w:lang w:val="sw_KE" w:bidi="sw_KE"/>
         </w:rPr>
         <w:t>). Waliporudi, walikaa Nazareti kulea familia yao (</w:t>
       </w:r>
-      <w:hyperlink r:id="rId98">
-        <w:r>
-          <w:rPr>
-            <w:lang w:val="sw_KE" w:bidi="sw_KE"/>
-          </w:rPr>
-          <w:rPr>
-            <w:color w:val="0000EE"/>
-            <w:u w:val="single"/>
-          </w:rPr>
-          <w:t>Mathayo 2:19–23</w:t>
-        </w:r>
-      </w:hyperlink>
+      <w:r>
+        <w:rPr>
+          <w:lang w:val="sw_KE" w:bidi="sw_KE"/>
+        </w:rPr>
+        <w:t>Mathayo 2:19–23</w:t>
+      </w:r>
       <w:r>
         <w:rPr>
           <w:lang w:val="sw_KE" w:bidi="sw_KE"/>
         </w:rPr>
         <w:t>). Baada ya kuzaliwa kwa Yesu, Maria huenda alizaa wana na binti wengine kadhaa (</w:t>
       </w:r>
-      <w:hyperlink r:id="rId99">
-        <w:r>
-          <w:rPr>
-            <w:lang w:val="sw_KE" w:bidi="sw_KE"/>
-          </w:rPr>
-          <w:rPr>
-            <w:color w:val="0000EE"/>
-            <w:u w:val="single"/>
-          </w:rPr>
-          <w:t>Mathayo 13:55–56</w:t>
-        </w:r>
-      </w:hyperlink>
-      <w:r>
-        <w:rPr>
-          <w:lang w:val="sw_KE" w:bidi="sw_KE"/>
-        </w:rPr>
-        <w:t xml:space="preserve">; </w:t>
-      </w:r>
-      <w:hyperlink r:id="rId100">
-        <w:r>
-          <w:rPr>
-            <w:lang w:val="sw_KE" w:bidi="sw_KE"/>
-          </w:rPr>
-          <w:rPr>
-            <w:color w:val="0000EE"/>
-            <w:u w:val="single"/>
-          </w:rPr>
-          <w:t>Marko 6:3</w:t>
-        </w:r>
-      </w:hyperlink>
+      <w:r>
+        <w:rPr>
+          <w:lang w:val="sw_KE" w:bidi="sw_KE"/>
+        </w:rPr>
+        <w:t>Mathayo 13:55–56</w:t>
+      </w:r>
+      <w:r>
+        <w:rPr>
+          <w:lang w:val="sw_KE" w:bidi="sw_KE"/>
+        </w:rPr>
+        <w:t xml:space="preserve">; </w:t>
+      </w:r>
+      <w:r>
+        <w:rPr>
+          <w:lang w:val="sw_KE" w:bidi="sw_KE"/>
+        </w:rPr>
+        <w:t>Marko 6:3</w:t>
+      </w:r>
       <w:r>
         <w:rPr>
           <w:lang w:val="sw_KE" w:bidi="sw_KE"/>
         </w:rPr>
         <w:t xml:space="preserve">). Maria pengine alimwambia Luka maelezo ya kuzaliwa kwa Yesu na matukio ya ajabu yaliyohusiana nayo (tazama </w:t>
       </w:r>
-      <w:hyperlink r:id="rId101">
-        <w:r>
-          <w:rPr>
-            <w:lang w:val="sw_KE" w:bidi="sw_KE"/>
-          </w:rPr>
-          <w:rPr>
-            <w:color w:val="0000EE"/>
-            <w:u w:val="single"/>
-          </w:rPr>
-          <w:t>Luka 2:51</w:t>
-        </w:r>
-      </w:hyperlink>
+      <w:r>
+        <w:rPr>
+          <w:lang w:val="sw_KE" w:bidi="sw_KE"/>
+        </w:rPr>
+        <w:t>Luka 2:51</w:t>
+      </w:r>
       <w:r>
         <w:rPr>
           <w:lang w:val="sw_KE" w:bidi="sw_KE"/>
@@ -2457,90 +1905,60 @@
         </w:rPr>
         <w:t>Yesu alipokuwa na umri wa miaka kumi na miwili, alikaa katika hekalu wakati wa safari ya kifamilia kwenda Yerusalemu. Maria na Yosefu walimkemea kwa kubaki nyuma walipoondoka, lakini hawakuelewa jibu lake (</w:t>
       </w:r>
-      <w:hyperlink r:id="rId102">
-        <w:r>
-          <w:rPr>
-            <w:lang w:val="sw_KE" w:bidi="sw_KE"/>
-          </w:rPr>
-          <w:rPr>
-            <w:color w:val="0000EE"/>
-            <w:u w:val="single"/>
-          </w:rPr>
-          <w:t>Luka 2:41–51</w:t>
-        </w:r>
-      </w:hyperlink>
+      <w:r>
+        <w:rPr>
+          <w:lang w:val="sw_KE" w:bidi="sw_KE"/>
+        </w:rPr>
+        <w:t>Luka 2:41–51</w:t>
+      </w:r>
       <w:r>
         <w:rPr>
           <w:lang w:val="sw_KE" w:bidi="sw_KE"/>
         </w:rPr>
         <w:t>). Mapema katika huduma ya Yesu kwa umma, Maria alimhimiza kufanya muujiza kwenye harusi huko Kana (</w:t>
       </w:r>
-      <w:hyperlink r:id="rId103">
-        <w:r>
-          <w:rPr>
-            <w:lang w:val="sw_KE" w:bidi="sw_KE"/>
-          </w:rPr>
-          <w:rPr>
-            <w:color w:val="0000EE"/>
-            <w:u w:val="single"/>
-          </w:rPr>
-          <w:t>Yohana 2:1–11</w:t>
-        </w:r>
-      </w:hyperlink>
+      <w:r>
+        <w:rPr>
+          <w:lang w:val="sw_KE" w:bidi="sw_KE"/>
+        </w:rPr>
+        <w:t>Yohana 2:1–11</w:t>
+      </w:r>
       <w:r>
         <w:rPr>
           <w:lang w:val="sw_KE" w:bidi="sw_KE"/>
         </w:rPr>
         <w:t>). Baadaye, alipokwenda kumwona pamoja na ndugu za Yesu, alisema kwamba wanafunzi wake ndio "familia yake ya kweli" (</w:t>
       </w:r>
-      <w:hyperlink r:id="rId104">
-        <w:r>
-          <w:rPr>
-            <w:lang w:val="sw_KE" w:bidi="sw_KE"/>
-          </w:rPr>
-          <w:rPr>
-            <w:color w:val="0000EE"/>
-            <w:u w:val="single"/>
-          </w:rPr>
-          <w:t>Mathayo 12:46–50</w:t>
-        </w:r>
-      </w:hyperlink>
-      <w:r>
-        <w:rPr>
-          <w:lang w:val="sw_KE" w:bidi="sw_KE"/>
-        </w:rPr>
-        <w:t xml:space="preserve">; </w:t>
-      </w:r>
-      <w:hyperlink r:id="rId105">
-        <w:r>
-          <w:rPr>
-            <w:lang w:val="sw_KE" w:bidi="sw_KE"/>
-          </w:rPr>
-          <w:rPr>
-            <w:color w:val="0000EE"/>
-            <w:u w:val="single"/>
-          </w:rPr>
-          <w:t>Marko 3:31–35</w:t>
-        </w:r>
-      </w:hyperlink>
-      <w:r>
-        <w:rPr>
-          <w:lang w:val="sw_KE" w:bidi="sw_KE"/>
-        </w:rPr>
-        <w:t xml:space="preserve">; </w:t>
-      </w:r>
-      <w:hyperlink r:id="rId106">
-        <w:r>
-          <w:rPr>
-            <w:lang w:val="sw_KE" w:bidi="sw_KE"/>
-          </w:rPr>
-          <w:rPr>
-            <w:color w:val="0000EE"/>
-            <w:u w:val="single"/>
-          </w:rPr>
-          <w:t>Luka 8:19–21</w:t>
-        </w:r>
-      </w:hyperlink>
+      <w:r>
+        <w:rPr>
+          <w:lang w:val="sw_KE" w:bidi="sw_KE"/>
+        </w:rPr>
+        <w:t>Mathayo 12:46–50</w:t>
+      </w:r>
+      <w:r>
+        <w:rPr>
+          <w:lang w:val="sw_KE" w:bidi="sw_KE"/>
+        </w:rPr>
+        <w:t xml:space="preserve">; </w:t>
+      </w:r>
+      <w:r>
+        <w:rPr>
+          <w:lang w:val="sw_KE" w:bidi="sw_KE"/>
+        </w:rPr>
+        <w:t>Marko 3:31–35</w:t>
+      </w:r>
+      <w:r>
+        <w:rPr>
+          <w:lang w:val="sw_KE" w:bidi="sw_KE"/>
+        </w:rPr>
+        <w:t xml:space="preserve">; </w:t>
+      </w:r>
+      <w:r>
+        <w:rPr>
+          <w:lang w:val="sw_KE" w:bidi="sw_KE"/>
+        </w:rPr>
+        <w:t>Luka 8:19–21</w:t>
+      </w:r>
       <w:r>
         <w:rPr>
           <w:lang w:val="sw_KE" w:bidi="sw_KE"/>
@@ -2561,90 +1979,60 @@
         </w:rPr>
         <w:t xml:space="preserve">Wakati Yesu alipokuwa amesulubiwa msalabani, Maria alikuwa miongoni mwa wanawake waliokuwa wakitazama (tazama </w:t>
       </w:r>
-      <w:hyperlink r:id="rId107">
-        <w:r>
-          <w:rPr>
-            <w:lang w:val="sw_KE" w:bidi="sw_KE"/>
-          </w:rPr>
-          <w:rPr>
-            <w:color w:val="0000EE"/>
-            <w:u w:val="single"/>
-          </w:rPr>
-          <w:t>Marko 15:40</w:t>
-        </w:r>
-      </w:hyperlink>
+      <w:r>
+        <w:rPr>
+          <w:lang w:val="sw_KE" w:bidi="sw_KE"/>
+        </w:rPr>
+        <w:t>Marko 15:40</w:t>
+      </w:r>
       <w:r>
         <w:rPr>
           <w:lang w:val="sw_KE" w:bidi="sw_KE"/>
         </w:rPr>
         <w:t xml:space="preserve">, </w:t>
       </w:r>
-      <w:hyperlink r:id="rId108">
-        <w:r>
-          <w:rPr>
-            <w:lang w:val="sw_KE" w:bidi="sw_KE"/>
-          </w:rPr>
-          <w:rPr>
-            <w:color w:val="0000EE"/>
-            <w:u w:val="single"/>
-          </w:rPr>
-          <w:t>47</w:t>
-        </w:r>
-      </w:hyperlink>
-      <w:r>
-        <w:rPr>
-          <w:lang w:val="sw_KE" w:bidi="sw_KE"/>
-        </w:rPr>
-        <w:t xml:space="preserve">; </w:t>
-      </w:r>
-      <w:hyperlink r:id="rId109">
-        <w:r>
-          <w:rPr>
-            <w:lang w:val="sw_KE" w:bidi="sw_KE"/>
-          </w:rPr>
-          <w:rPr>
-            <w:color w:val="0000EE"/>
-            <w:u w:val="single"/>
-          </w:rPr>
-          <w:t>Yohana 19:25</w:t>
-        </w:r>
-      </w:hyperlink>
+      <w:r>
+        <w:rPr>
+          <w:lang w:val="sw_KE" w:bidi="sw_KE"/>
+        </w:rPr>
+        <w:t>47</w:t>
+      </w:r>
+      <w:r>
+        <w:rPr>
+          <w:lang w:val="sw_KE" w:bidi="sw_KE"/>
+        </w:rPr>
+        <w:t xml:space="preserve">; </w:t>
+      </w:r>
+      <w:r>
+        <w:rPr>
+          <w:lang w:val="sw_KE" w:bidi="sw_KE"/>
+        </w:rPr>
+        <w:t>Yohana 19:25</w:t>
+      </w:r>
       <w:r>
         <w:rPr>
           <w:lang w:val="sw_KE" w:bidi="sw_KE"/>
         </w:rPr>
         <w:t>). Yesu alipokuwa akifa, alimwomba Yohana, “mwanafunzi ambaye alimpenda,” kumtunza Maria kama mama yake mwenyewe (</w:t>
       </w:r>
-      <w:hyperlink r:id="rId110">
-        <w:r>
-          <w:rPr>
-            <w:lang w:val="sw_KE" w:bidi="sw_KE"/>
-          </w:rPr>
-          <w:rPr>
-            <w:color w:val="0000EE"/>
-            <w:u w:val="single"/>
-          </w:rPr>
-          <w:t>Yohana 19:26–27</w:t>
-        </w:r>
-      </w:hyperlink>
+      <w:r>
+        <w:rPr>
+          <w:lang w:val="sw_KE" w:bidi="sw_KE"/>
+        </w:rPr>
+        <w:t>Yohana 19:26–27</w:t>
+      </w:r>
       <w:r>
         <w:rPr>
           <w:lang w:val="sw_KE" w:bidi="sw_KE"/>
         </w:rPr>
         <w:t>). Baada ya Yesu kufa na kufufuka, Maria alikuwa sehemu ya jamii ya waumini. Anatajwa miongoni mwa wale waliokuwa wakisali pamoja wakati Roho Mtakatifu alipokuja katika Siku ya Pentekoste (</w:t>
       </w:r>
-      <w:hyperlink r:id="rId111">
-        <w:r>
-          <w:rPr>
-            <w:lang w:val="sw_KE" w:bidi="sw_KE"/>
-          </w:rPr>
-          <w:rPr>
-            <w:color w:val="0000EE"/>
-            <w:u w:val="single"/>
-          </w:rPr>
-          <w:t>Matendo 1:14</w:t>
-        </w:r>
-      </w:hyperlink>
+      <w:r>
+        <w:rPr>
+          <w:lang w:val="sw_KE" w:bidi="sw_KE"/>
+        </w:rPr>
+        <w:t>Matendo 1:14</w:t>
+      </w:r>
       <w:r>
         <w:rPr>
           <w:lang w:val="sw_KE" w:bidi="sw_KE"/>
@@ -2688,126 +2076,84 @@
           <w:lang w:val="sw_KE" w:bidi="sw_KE"/>
         </w:rPr>
       </w:r>
-      <w:hyperlink r:id="rId112">
-        <w:r>
-          <w:rPr>
-            <w:lang w:val="sw_KE" w:bidi="sw_KE"/>
-          </w:rPr>
-          <w:rPr>
-            <w:color w:val="0000EE"/>
-            <w:u w:val="single"/>
-          </w:rPr>
-          <w:t>Mathayo 1:16</w:t>
-        </w:r>
-      </w:hyperlink>
+      <w:r>
+        <w:rPr>
+          <w:lang w:val="sw_KE" w:bidi="sw_KE"/>
+        </w:rPr>
+        <w:t>Mathayo 1:16</w:t>
+      </w:r>
       <w:r>
         <w:rPr>
           <w:lang w:val="sw_KE" w:bidi="sw_KE"/>
         </w:rPr>
         <w:t xml:space="preserve">, </w:t>
       </w:r>
-      <w:hyperlink r:id="rId113">
-        <w:r>
-          <w:rPr>
-            <w:lang w:val="sw_KE" w:bidi="sw_KE"/>
-          </w:rPr>
-          <w:rPr>
-            <w:color w:val="0000EE"/>
-            <w:u w:val="single"/>
-          </w:rPr>
-          <w:t>18–25</w:t>
-        </w:r>
-      </w:hyperlink>
-      <w:r>
-        <w:rPr>
-          <w:lang w:val="sw_KE" w:bidi="sw_KE"/>
-        </w:rPr>
-        <w:t xml:space="preserve">; </w:t>
-      </w:r>
-      <w:hyperlink r:id="rId114">
-        <w:r>
-          <w:rPr>
-            <w:lang w:val="sw_KE" w:bidi="sw_KE"/>
-          </w:rPr>
-          <w:rPr>
-            <w:color w:val="0000EE"/>
-            <w:u w:val="single"/>
-          </w:rPr>
-          <w:t>2:11</w:t>
-        </w:r>
-      </w:hyperlink>
+      <w:r>
+        <w:rPr>
+          <w:lang w:val="sw_KE" w:bidi="sw_KE"/>
+        </w:rPr>
+        <w:t>18–25</w:t>
+      </w:r>
+      <w:r>
+        <w:rPr>
+          <w:lang w:val="sw_KE" w:bidi="sw_KE"/>
+        </w:rPr>
+        <w:t xml:space="preserve">; </w:t>
+      </w:r>
+      <w:r>
+        <w:rPr>
+          <w:lang w:val="sw_KE" w:bidi="sw_KE"/>
+        </w:rPr>
+        <w:t>2:11</w:t>
+      </w:r>
       <w:r>
         <w:rPr>
           <w:lang w:val="sw_KE" w:bidi="sw_KE"/>
         </w:rPr>
         <w:t xml:space="preserve">, </w:t>
       </w:r>
-      <w:hyperlink r:id="rId115">
-        <w:r>
-          <w:rPr>
-            <w:lang w:val="sw_KE" w:bidi="sw_KE"/>
-          </w:rPr>
-          <w:rPr>
-            <w:color w:val="0000EE"/>
-            <w:u w:val="single"/>
-          </w:rPr>
-          <w:t>13–23</w:t>
-        </w:r>
-      </w:hyperlink>
-      <w:r>
-        <w:rPr>
-          <w:lang w:val="sw_KE" w:bidi="sw_KE"/>
-        </w:rPr>
-        <w:t xml:space="preserve">; </w:t>
-      </w:r>
-      <w:hyperlink r:id="rId116">
-        <w:r>
-          <w:rPr>
-            <w:lang w:val="sw_KE" w:bidi="sw_KE"/>
-          </w:rPr>
-          <w:rPr>
-            <w:color w:val="0000EE"/>
-            <w:u w:val="single"/>
-          </w:rPr>
-          <w:t>Luka 1:26–2:51</w:t>
-        </w:r>
-      </w:hyperlink>
-      <w:r>
-        <w:rPr>
-          <w:lang w:val="sw_KE" w:bidi="sw_KE"/>
-        </w:rPr>
-        <w:t xml:space="preserve">; </w:t>
-      </w:r>
-      <w:hyperlink r:id="rId117">
-        <w:r>
-          <w:rPr>
-            <w:lang w:val="sw_KE" w:bidi="sw_KE"/>
-          </w:rPr>
-          <w:rPr>
-            <w:color w:val="0000EE"/>
-            <w:u w:val="single"/>
-          </w:rPr>
-          <w:t>Yohana 19:25–27</w:t>
-        </w:r>
-      </w:hyperlink>
-      <w:r>
-        <w:rPr>
-          <w:lang w:val="sw_KE" w:bidi="sw_KE"/>
-        </w:rPr>
-        <w:t xml:space="preserve">; </w:t>
-      </w:r>
-      <w:hyperlink r:id="rId111">
-        <w:r>
-          <w:rPr>
-            <w:lang w:val="sw_KE" w:bidi="sw_KE"/>
-          </w:rPr>
-          <w:rPr>
-            <w:color w:val="0000EE"/>
-            <w:u w:val="single"/>
-          </w:rPr>
-          <w:t>Matendo 1:14</w:t>
-        </w:r>
-      </w:hyperlink>
+      <w:r>
+        <w:rPr>
+          <w:lang w:val="sw_KE" w:bidi="sw_KE"/>
+        </w:rPr>
+        <w:t>13–23</w:t>
+      </w:r>
+      <w:r>
+        <w:rPr>
+          <w:lang w:val="sw_KE" w:bidi="sw_KE"/>
+        </w:rPr>
+        <w:t xml:space="preserve">; </w:t>
+      </w:r>
+      <w:r>
+        <w:rPr>
+          <w:lang w:val="sw_KE" w:bidi="sw_KE"/>
+        </w:rPr>
+        <w:t>Luka 1:26–2:51</w:t>
+      </w:r>
+      <w:r>
+        <w:rPr>
+          <w:lang w:val="sw_KE" w:bidi="sw_KE"/>
+        </w:rPr>
+        <w:t xml:space="preserve">; </w:t>
+      </w:r>
+      <w:r>
+        <w:rPr>
+          <w:lang w:val="sw_KE" w:bidi="sw_KE"/>
+        </w:rPr>
+        <w:t>Yohana 19:25–27</w:t>
+      </w:r>
+      <w:r>
+        <w:rPr>
+          <w:lang w:val="sw_KE" w:bidi="sw_KE"/>
+        </w:rPr>
+        <w:t xml:space="preserve">; </w:t>
+      </w:r>
+      <w:r>
+        <w:rPr>
+          <w:lang w:val="sw_KE" w:bidi="sw_KE"/>
+        </w:rPr>
+        <w:t>Matendo 1:14</w:t>
+      </w:r>
       <w:r>
         <w:rPr>
           <w:lang w:val="sw_KE" w:bidi="sw_KE"/>
@@ -2856,18 +2202,12 @@
         </w:rPr>
         <w:t xml:space="preserve">Dada Martha na Maria waliishi na kaka yao Lazaro huko Bethania, karibu na Yerusalemu. Yesu aliipenda familia hii na alitumia muda nao. Injili za Luka na Yohana zinamtaja Martha na Maria, wakati Lazaro anatajwa tu katika Yohana. Lazaro huyu si yule ombaomba kutoka </w:t>
       </w:r>
-      <w:hyperlink r:id="rId118">
-        <w:r>
-          <w:rPr>
-            <w:lang w:val="sw_KE" w:bidi="sw_KE"/>
-          </w:rPr>
-          <w:rPr>
-            <w:color w:val="0000EE"/>
-            <w:u w:val="single"/>
-          </w:rPr>
-          <w:t>Luka 16:19–31</w:t>
-        </w:r>
-      </w:hyperlink>
+      <w:r>
+        <w:rPr>
+          <w:lang w:val="sw_KE" w:bidi="sw_KE"/>
+        </w:rPr>
+        <w:t>Luka 16:19–31</w:t>
+      </w:r>
       <w:r>
         <w:rPr>
           <w:lang w:val="sw_KE" w:bidi="sw_KE"/>
@@ -2888,18 +2228,12 @@
         </w:rPr>
         <w:t>Akaunti ya Luka kuhusu dada hawa wawili (</w:t>
       </w:r>
-      <w:hyperlink r:id="rId119">
-        <w:r>
-          <w:rPr>
-            <w:lang w:val="sw_KE" w:bidi="sw_KE"/>
-          </w:rPr>
-          <w:rPr>
-            <w:color w:val="0000EE"/>
-            <w:u w:val="single"/>
-          </w:rPr>
-          <w:t>Luka 10:38–42</w:t>
-        </w:r>
-      </w:hyperlink>
+      <w:r>
+        <w:rPr>
+          <w:lang w:val="sw_KE" w:bidi="sw_KE"/>
+        </w:rPr>
+        <w:t>Luka 10:38–42</w:t>
+      </w:r>
       <w:r>
         <w:rPr>
           <w:lang w:val="sw_KE" w:bidi="sw_KE"/>
@@ -2920,72 +2254,48 @@
         </w:rPr>
         <w:t>Injili ya Yohana inasimulia hadithi ya maisha ya Yesu kumfufua Lazaro kutoka kwa wafu (</w:t>
       </w:r>
-      <w:hyperlink r:id="rId120">
-        <w:r>
-          <w:rPr>
-            <w:lang w:val="sw_KE" w:bidi="sw_KE"/>
-          </w:rPr>
-          <w:rPr>
-            <w:color w:val="0000EE"/>
-            <w:u w:val="single"/>
-          </w:rPr>
-          <w:t>Yohana 11:1–44</w:t>
-        </w:r>
-      </w:hyperlink>
+      <w:r>
+        <w:rPr>
+          <w:lang w:val="sw_KE" w:bidi="sw_KE"/>
+        </w:rPr>
+        <w:t>Yohana 11:1–44</w:t>
+      </w:r>
       <w:r>
         <w:rPr>
           <w:lang w:val="sw_KE" w:bidi="sw_KE"/>
         </w:rPr>
         <w:t>). Yesu alifika Bethania siku nne baada ya Lazaro kufa. Dada zake walikasirika kwa sababu Yesu hakuwa amekuja mapema kumponya kaka yao. Yesu aliguswa sana na machozi ya familia na marafiki. Alienda kwenye kaburi na kumwambia Lazaro atoke. Kwa mshangao wa kila mtu, Lazaro alitoka, akiwa bado amefungwa katika nguo za mazishi. Muujiza huu unaonyesha Yesu kama mtoaji wa uzima wa milele (</w:t>
       </w:r>
-      <w:hyperlink r:id="rId121">
-        <w:r>
-          <w:rPr>
-            <w:lang w:val="sw_KE" w:bidi="sw_KE"/>
-          </w:rPr>
-          <w:rPr>
-            <w:color w:val="0000EE"/>
-            <w:u w:val="single"/>
-          </w:rPr>
-          <w:t>Yohana 11:25–26</w:t>
-        </w:r>
-      </w:hyperlink>
+      <w:r>
+        <w:rPr>
+          <w:lang w:val="sw_KE" w:bidi="sw_KE"/>
+        </w:rPr>
+        <w:t>Yohana 11:25–26</w:t>
+      </w:r>
       <w:r>
         <w:rPr>
           <w:lang w:val="sw_KE" w:bidi="sw_KE"/>
         </w:rPr>
         <w:t>). Kinyume na matarajio, kitendo hiki pia kiliwasukuma viongozi wa Kiyahudi kupanga kifo cha Yesu kwa sababu watu wengi waliamini miujiza ya Yesu (</w:t>
       </w:r>
-      <w:hyperlink r:id="rId122">
-        <w:r>
-          <w:rPr>
-            <w:lang w:val="sw_KE" w:bidi="sw_KE"/>
-          </w:rPr>
-          <w:rPr>
-            <w:color w:val="0000EE"/>
-            <w:u w:val="single"/>
-          </w:rPr>
-          <w:t>Yohana 11:47–53</w:t>
-        </w:r>
-      </w:hyperlink>
-      <w:r>
-        <w:rPr>
-          <w:lang w:val="sw_KE" w:bidi="sw_KE"/>
-        </w:rPr>
-        <w:t xml:space="preserve">; </w:t>
-      </w:r>
-      <w:hyperlink r:id="rId123">
-        <w:r>
-          <w:rPr>
-            <w:lang w:val="sw_KE" w:bidi="sw_KE"/>
-          </w:rPr>
-          <w:rPr>
-            <w:color w:val="0000EE"/>
-            <w:u w:val="single"/>
-          </w:rPr>
-          <w:t>12:10–11</w:t>
-        </w:r>
-      </w:hyperlink>
+      <w:r>
+        <w:rPr>
+          <w:lang w:val="sw_KE" w:bidi="sw_KE"/>
+        </w:rPr>
+        <w:t>Yohana 11:47–53</w:t>
+      </w:r>
+      <w:r>
+        <w:rPr>
+          <w:lang w:val="sw_KE" w:bidi="sw_KE"/>
+        </w:rPr>
+        <w:t xml:space="preserve">; </w:t>
+      </w:r>
+      <w:r>
+        <w:rPr>
+          <w:lang w:val="sw_KE" w:bidi="sw_KE"/>
+        </w:rPr>
+        <w:t>12:10–11</w:t>
+      </w:r>
       <w:r>
         <w:rPr>
           <w:lang w:val="sw_KE" w:bidi="sw_KE"/>
@@ -3006,54 +2316,36 @@
         </w:rPr>
         <w:t>Muda mfupi baadaye, familia ilimwalika Yesu nyumbani kwao kwa chakula cha sherehe. Maria alimimina chupa ya manukato ya gharama kubwa sana juu ya Yesu. Watu walipomkosoa kwa kuipoteza, Yesu alimtetetea. Alisema kitendo chake kilitabiri kifo chake kijacho (</w:t>
       </w:r>
-      <w:hyperlink r:id="rId124">
-        <w:r>
-          <w:rPr>
-            <w:lang w:val="sw_KE" w:bidi="sw_KE"/>
-          </w:rPr>
-          <w:rPr>
-            <w:color w:val="0000EE"/>
-            <w:u w:val="single"/>
-          </w:rPr>
-          <w:t>Yohana 12:1–8</w:t>
-        </w:r>
-      </w:hyperlink>
+      <w:r>
+        <w:rPr>
+          <w:lang w:val="sw_KE" w:bidi="sw_KE"/>
+        </w:rPr>
+        <w:t>Yohana 12:1–8</w:t>
+      </w:r>
       <w:r>
         <w:rPr>
           <w:lang w:val="sw_KE" w:bidi="sw_KE"/>
         </w:rPr>
         <w:t xml:space="preserve">; tazama pia </w:t>
       </w:r>
-      <w:hyperlink r:id="rId125">
-        <w:r>
-          <w:rPr>
-            <w:lang w:val="sw_KE" w:bidi="sw_KE"/>
-          </w:rPr>
-          <w:rPr>
-            <w:color w:val="0000EE"/>
-            <w:u w:val="single"/>
-          </w:rPr>
-          <w:t>Mathayo 26:6–13</w:t>
-        </w:r>
-      </w:hyperlink>
-      <w:r>
-        <w:rPr>
-          <w:lang w:val="sw_KE" w:bidi="sw_KE"/>
-        </w:rPr>
-        <w:t xml:space="preserve">; </w:t>
-      </w:r>
-      <w:hyperlink r:id="rId126">
-        <w:r>
-          <w:rPr>
-            <w:lang w:val="sw_KE" w:bidi="sw_KE"/>
-          </w:rPr>
-          <w:rPr>
-            <w:color w:val="0000EE"/>
-            <w:u w:val="single"/>
-          </w:rPr>
-          <w:t>Marko 14:3–9</w:t>
-        </w:r>
-      </w:hyperlink>
+      <w:r>
+        <w:rPr>
+          <w:lang w:val="sw_KE" w:bidi="sw_KE"/>
+        </w:rPr>
+        <w:t>Mathayo 26:6–13</w:t>
+      </w:r>
+      <w:r>
+        <w:rPr>
+          <w:lang w:val="sw_KE" w:bidi="sw_KE"/>
+        </w:rPr>
+        <w:t xml:space="preserve">; </w:t>
+      </w:r>
+      <w:r>
+        <w:rPr>
+          <w:lang w:val="sw_KE" w:bidi="sw_KE"/>
+        </w:rPr>
+        <w:t>Marko 14:3–9</w:t>
+      </w:r>
       <w:r>
         <w:rPr>
           <w:lang w:val="sw_KE" w:bidi="sw_KE"/>
@@ -3083,108 +2375,72 @@
           <w:lang w:val="sw_KE" w:bidi="sw_KE"/>
         </w:rPr>
       </w:r>
-      <w:hyperlink r:id="rId125">
-        <w:r>
-          <w:rPr>
-            <w:lang w:val="sw_KE" w:bidi="sw_KE"/>
-          </w:rPr>
-          <w:rPr>
-            <w:color w:val="0000EE"/>
-            <w:u w:val="single"/>
-          </w:rPr>
-          <w:t>Mathayo 26:6–13</w:t>
-        </w:r>
-      </w:hyperlink>
-      <w:r>
-        <w:rPr>
-          <w:lang w:val="sw_KE" w:bidi="sw_KE"/>
-        </w:rPr>
-        <w:t xml:space="preserve">; </w:t>
-      </w:r>
-      <w:hyperlink r:id="rId126">
-        <w:r>
-          <w:rPr>
-            <w:lang w:val="sw_KE" w:bidi="sw_KE"/>
-          </w:rPr>
-          <w:rPr>
-            <w:color w:val="0000EE"/>
-            <w:u w:val="single"/>
-          </w:rPr>
-          <w:t>Marko 14:3–9</w:t>
-        </w:r>
-      </w:hyperlink>
-      <w:r>
-        <w:rPr>
-          <w:lang w:val="sw_KE" w:bidi="sw_KE"/>
-        </w:rPr>
-        <w:t xml:space="preserve">; </w:t>
-      </w:r>
-      <w:hyperlink r:id="rId119">
-        <w:r>
-          <w:rPr>
-            <w:lang w:val="sw_KE" w:bidi="sw_KE"/>
-          </w:rPr>
-          <w:rPr>
-            <w:color w:val="0000EE"/>
-            <w:u w:val="single"/>
-          </w:rPr>
-          <w:t>Luka 10:38–42</w:t>
-        </w:r>
-      </w:hyperlink>
-      <w:r>
-        <w:rPr>
-          <w:lang w:val="sw_KE" w:bidi="sw_KE"/>
-        </w:rPr>
-        <w:t xml:space="preserve">; </w:t>
-      </w:r>
-      <w:hyperlink r:id="rId120">
-        <w:r>
-          <w:rPr>
-            <w:lang w:val="sw_KE" w:bidi="sw_KE"/>
-          </w:rPr>
-          <w:rPr>
-            <w:color w:val="0000EE"/>
-            <w:u w:val="single"/>
-          </w:rPr>
-          <w:t>Yohana 11:1–44</w:t>
-        </w:r>
-      </w:hyperlink>
-      <w:r>
-        <w:rPr>
-          <w:lang w:val="sw_KE" w:bidi="sw_KE"/>
-        </w:rPr>
-        <w:t xml:space="preserve">; </w:t>
-      </w:r>
-      <w:hyperlink r:id="rId127">
-        <w:r>
-          <w:rPr>
-            <w:lang w:val="sw_KE" w:bidi="sw_KE"/>
-          </w:rPr>
-          <w:rPr>
-            <w:color w:val="0000EE"/>
-            <w:u w:val="single"/>
-          </w:rPr>
-          <w:t>12:1–11</w:t>
-        </w:r>
-      </w:hyperlink>
+      <w:r>
+        <w:rPr>
+          <w:lang w:val="sw_KE" w:bidi="sw_KE"/>
+        </w:rPr>
+        <w:t>Mathayo 26:6–13</w:t>
+      </w:r>
+      <w:r>
+        <w:rPr>
+          <w:lang w:val="sw_KE" w:bidi="sw_KE"/>
+        </w:rPr>
+        <w:t xml:space="preserve">; </w:t>
+      </w:r>
+      <w:r>
+        <w:rPr>
+          <w:lang w:val="sw_KE" w:bidi="sw_KE"/>
+        </w:rPr>
+        <w:t>Marko 14:3–9</w:t>
+      </w:r>
+      <w:r>
+        <w:rPr>
+          <w:lang w:val="sw_KE" w:bidi="sw_KE"/>
+        </w:rPr>
+        <w:t xml:space="preserve">; </w:t>
+      </w:r>
+      <w:r>
+        <w:rPr>
+          <w:lang w:val="sw_KE" w:bidi="sw_KE"/>
+        </w:rPr>
+        <w:t>Luka 10:38–42</w:t>
+      </w:r>
+      <w:r>
+        <w:rPr>
+          <w:lang w:val="sw_KE" w:bidi="sw_KE"/>
+        </w:rPr>
+        <w:t xml:space="preserve">; </w:t>
+      </w:r>
+      <w:r>
+        <w:rPr>
+          <w:lang w:val="sw_KE" w:bidi="sw_KE"/>
+        </w:rPr>
+        <w:t>Yohana 11:1–44</w:t>
+      </w:r>
+      <w:r>
+        <w:rPr>
+          <w:lang w:val="sw_KE" w:bidi="sw_KE"/>
+        </w:rPr>
+        <w:t xml:space="preserve">; </w:t>
+      </w:r>
+      <w:r>
+        <w:rPr>
+          <w:lang w:val="sw_KE" w:bidi="sw_KE"/>
+        </w:rPr>
+        <w:t>12:1–11</w:t>
+      </w:r>
       <w:r>
         <w:rPr>
           <w:lang w:val="sw_KE" w:bidi="sw_KE"/>
         </w:rPr>
         <w:t xml:space="preserve">, </w:t>
       </w:r>
-      <w:hyperlink r:id="rId128">
-        <w:r>
-          <w:rPr>
-            <w:lang w:val="sw_KE" w:bidi="sw_KE"/>
-          </w:rPr>
-          <w:rPr>
-            <w:color w:val="0000EE"/>
-            <w:u w:val="single"/>
-          </w:rPr>
-          <w:t>17</w:t>
-        </w:r>
-      </w:hyperlink>
+      <w:r>
+        <w:rPr>
+          <w:lang w:val="sw_KE" w:bidi="sw_KE"/>
+        </w:rPr>
+        <w:t>17</w:t>
+      </w:r>
       <w:r>
         <w:rPr>
           <w:lang w:val="sw_KE" w:bidi="sw_KE"/>
@@ -3233,36 +2489,24 @@
         </w:rPr>
         <w:t>Masadukayo walikuwa kundi muhimu la Kiyahudi lililojumuisha makuhani na familia zao. Walitofautiana na Mafarisayo, kundi jingine la Kiyahudi, kwa sababu Mafarisayo walikuwa watu wa kawaida ambao hawakuwa makuhani. Inawezekana waliishi karibu na Yerusalemu na walidhibiti mfumo wa hekalu (</w:t>
       </w:r>
-      <w:hyperlink r:id="rId129">
-        <w:r>
-          <w:rPr>
-            <w:lang w:val="sw_KE" w:bidi="sw_KE"/>
-          </w:rPr>
-          <w:rPr>
-            <w:color w:val="0000EE"/>
-            <w:u w:val="single"/>
-          </w:rPr>
-          <w:t>Matendo 4:1–2</w:t>
-        </w:r>
-      </w:hyperlink>
-      <w:r>
-        <w:rPr>
-          <w:lang w:val="sw_KE" w:bidi="sw_KE"/>
-        </w:rPr>
-        <w:t xml:space="preserve">; </w:t>
-      </w:r>
-      <w:hyperlink r:id="rId130">
-        <w:r>
-          <w:rPr>
-            <w:lang w:val="sw_KE" w:bidi="sw_KE"/>
-          </w:rPr>
-          <w:rPr>
-            <w:color w:val="0000EE"/>
-            <w:u w:val="single"/>
-          </w:rPr>
-          <w:t>5:17</w:t>
-        </w:r>
-      </w:hyperlink>
+      <w:r>
+        <w:rPr>
+          <w:lang w:val="sw_KE" w:bidi="sw_KE"/>
+        </w:rPr>
+        <w:t>Matendo 4:1–2</w:t>
+      </w:r>
+      <w:r>
+        <w:rPr>
+          <w:lang w:val="sw_KE" w:bidi="sw_KE"/>
+        </w:rPr>
+        <w:t xml:space="preserve">; </w:t>
+      </w:r>
+      <w:r>
+        <w:rPr>
+          <w:lang w:val="sw_KE" w:bidi="sw_KE"/>
+        </w:rPr>
+        <w:t>5:17</w:t>
+      </w:r>
       <w:r>
         <w:rPr>
           <w:lang w:val="sw_KE" w:bidi="sw_KE"/>
@@ -3348,72 +2592,48 @@
         </w:rPr>
         <w:t xml:space="preserve"> kuhani mkuu wakati wa utawala wa Mfalme Daudi na Mfalme Solomoni (</w:t>
       </w:r>
-      <w:hyperlink r:id="rId131">
-        <w:r>
-          <w:rPr>
-            <w:lang w:val="sw_KE" w:bidi="sw_KE"/>
-          </w:rPr>
-          <w:rPr>
-            <w:color w:val="0000EE"/>
-            <w:u w:val="single"/>
-          </w:rPr>
-          <w:t>2 Samweli 8:17</w:t>
-        </w:r>
-      </w:hyperlink>
-      <w:r>
-        <w:rPr>
-          <w:lang w:val="sw_KE" w:bidi="sw_KE"/>
-        </w:rPr>
-        <w:t xml:space="preserve">; </w:t>
-      </w:r>
-      <w:hyperlink r:id="rId132">
-        <w:r>
-          <w:rPr>
-            <w:lang w:val="sw_KE" w:bidi="sw_KE"/>
-          </w:rPr>
-          <w:rPr>
-            <w:color w:val="0000EE"/>
-            <w:u w:val="single"/>
-          </w:rPr>
-          <w:t>15:24</w:t>
-        </w:r>
-      </w:hyperlink>
-      <w:r>
-        <w:rPr>
-          <w:lang w:val="sw_KE" w:bidi="sw_KE"/>
-        </w:rPr>
-        <w:t xml:space="preserve">; </w:t>
-      </w:r>
-      <w:hyperlink r:id="rId133">
-        <w:r>
-          <w:rPr>
-            <w:lang w:val="sw_KE" w:bidi="sw_KE"/>
-          </w:rPr>
-          <w:rPr>
-            <w:color w:val="0000EE"/>
-            <w:u w:val="single"/>
-          </w:rPr>
-          <w:t>1 Wafalme 1:8</w:t>
-        </w:r>
-      </w:hyperlink>
+      <w:r>
+        <w:rPr>
+          <w:lang w:val="sw_KE" w:bidi="sw_KE"/>
+        </w:rPr>
+        <w:t>2 Samweli 8:17</w:t>
+      </w:r>
+      <w:r>
+        <w:rPr>
+          <w:lang w:val="sw_KE" w:bidi="sw_KE"/>
+        </w:rPr>
+        <w:t xml:space="preserve">; </w:t>
+      </w:r>
+      <w:r>
+        <w:rPr>
+          <w:lang w:val="sw_KE" w:bidi="sw_KE"/>
+        </w:rPr>
+        <w:t>15:24</w:t>
+      </w:r>
+      <w:r>
+        <w:rPr>
+          <w:lang w:val="sw_KE" w:bidi="sw_KE"/>
+        </w:rPr>
+        <w:t xml:space="preserve">; </w:t>
+      </w:r>
+      <w:r>
+        <w:rPr>
+          <w:lang w:val="sw_KE" w:bidi="sw_KE"/>
+        </w:rPr>
+        <w:t>1 Wafalme 1:8</w:t>
+      </w:r>
       <w:r>
         <w:rPr>
           <w:lang w:val="sw_KE" w:bidi="sw_KE"/>
         </w:rPr>
         <w:t>;</w:t>
       </w:r>
-      <w:hyperlink r:id="rId134">
-        <w:r>
-          <w:rPr>
-            <w:lang w:val="sw_KE" w:bidi="sw_KE"/>
-          </w:rPr>
-          <w:rPr>
-            <w:color w:val="0000EE"/>
-            <w:u w:val="single"/>
-          </w:rPr>
-          <w:t xml:space="preserve"> 32–48</w:t>
-        </w:r>
-      </w:hyperlink>
+      <w:r>
+        <w:rPr>
+          <w:lang w:val="sw_KE" w:bidi="sw_KE"/>
+        </w:rPr>
+        <w:t xml:space="preserve"> 32–48</w:t>
+      </w:r>
       <w:r>
         <w:rPr>
           <w:lang w:val="sw_KE" w:bidi="sw_KE"/>
@@ -3447,36 +2667,24 @@
         </w:rPr>
         <w:t>Maoni yao kuhusu Mungu mara nyingi yalitofautiana na yale ya Mafarisayo (</w:t>
       </w:r>
-      <w:hyperlink r:id="rId135">
-        <w:r>
-          <w:rPr>
-            <w:lang w:val="sw_KE" w:bidi="sw_KE"/>
-          </w:rPr>
-          <w:rPr>
-            <w:color w:val="0000EE"/>
-            <w:u w:val="single"/>
-          </w:rPr>
-          <w:t>Matendo 23:8</w:t>
-        </w:r>
-      </w:hyperlink>
+      <w:r>
+        <w:rPr>
+          <w:lang w:val="sw_KE" w:bidi="sw_KE"/>
+        </w:rPr>
+        <w:t>Matendo 23:8</w:t>
+      </w:r>
       <w:r>
         <w:rPr>
           <w:lang w:val="sw_KE" w:bidi="sw_KE"/>
         </w:rPr>
         <w:t xml:space="preserve">; tazama pia </w:t>
       </w:r>
-      <w:hyperlink r:id="rId129">
-        <w:r>
-          <w:rPr>
-            <w:lang w:val="sw_KE" w:bidi="sw_KE"/>
-          </w:rPr>
-          <w:rPr>
-            <w:color w:val="0000EE"/>
-            <w:u w:val="single"/>
-          </w:rPr>
-          <w:t>Matendo 4:1–2</w:t>
-        </w:r>
-      </w:hyperlink>
+      <w:r>
+        <w:rPr>
+          <w:lang w:val="sw_KE" w:bidi="sw_KE"/>
+        </w:rPr>
+        <w:t>Matendo 4:1–2</w:t>
+      </w:r>
       <w:r>
         <w:rPr>
           <w:lang w:val="sw_KE" w:bidi="sw_KE"/>
@@ -3501,18 +2709,12 @@
         </w:rPr>
         <w:t xml:space="preserve">ufufuo wa wafu (tazama </w:t>
       </w:r>
-      <w:hyperlink r:id="rId136">
-        <w:r>
-          <w:rPr>
-            <w:lang w:val="sw_KE" w:bidi="sw_KE"/>
-          </w:rPr>
-          <w:rPr>
-            <w:color w:val="0000EE"/>
-            <w:u w:val="single"/>
-          </w:rPr>
-          <w:t>Mathayo 22:23–33</w:t>
-        </w:r>
-      </w:hyperlink>
+      <w:r>
+        <w:rPr>
+          <w:lang w:val="sw_KE" w:bidi="sw_KE"/>
+        </w:rPr>
+        <w:t>Mathayo 22:23–33</w:t>
+      </w:r>
       <w:r>
         <w:rPr>
           <w:lang w:val="sw_KE" w:bidi="sw_KE"/>
@@ -3537,18 +2739,12 @@
         </w:rPr>
         <w:t xml:space="preserve">viumbe wa mbinguni (tazama </w:t>
       </w:r>
-      <w:hyperlink r:id="rId135">
-        <w:r>
-          <w:rPr>
-            <w:lang w:val="sw_KE" w:bidi="sw_KE"/>
-          </w:rPr>
-          <w:rPr>
-            <w:color w:val="0000EE"/>
-            <w:u w:val="single"/>
-          </w:rPr>
-          <w:t>Matendo 23:8</w:t>
-        </w:r>
-      </w:hyperlink>
+      <w:r>
+        <w:rPr>
+          <w:lang w:val="sw_KE" w:bidi="sw_KE"/>
+        </w:rPr>
+        <w:t>Matendo 23:8</w:t>
+      </w:r>
       <w:r>
         <w:rPr>
           <w:lang w:val="sw_KE" w:bidi="sw_KE"/>
@@ -3587,18 +2783,12 @@
         </w:rPr>
         <w:t>Hata hivyo, Mafarisayo waliamini kwa dhati katika ufufuo (kurudi hai baada ya kifo). Walimsaidia Paulo dhidi ya Masadukayo alipokuwa akihukumiwa kwa kusumbua hekalu (</w:t>
       </w:r>
-      <w:hyperlink r:id="rId66">
-        <w:r>
-          <w:rPr>
-            <w:lang w:val="sw_KE" w:bidi="sw_KE"/>
-          </w:rPr>
-          <w:rPr>
-            <w:color w:val="0000EE"/>
-            <w:u w:val="single"/>
-          </w:rPr>
-          <w:t>Matendo 23:6–10</w:t>
-        </w:r>
-      </w:hyperlink>
+      <w:r>
+        <w:rPr>
+          <w:lang w:val="sw_KE" w:bidi="sw_KE"/>
+        </w:rPr>
+        <w:t>Matendo 23:6–10</w:t>
+      </w:r>
       <w:r>
         <w:rPr>
           <w:lang w:val="sw_KE" w:bidi="sw_KE"/>
@@ -3656,144 +2846,96 @@
           <w:lang w:val="sw_KE" w:bidi="sw_KE"/>
         </w:rPr>
       </w:r>
-      <w:hyperlink r:id="rId17">
-        <w:r>
-          <w:rPr>
-            <w:lang w:val="sw_KE" w:bidi="sw_KE"/>
-          </w:rPr>
-          <w:rPr>
-            <w:color w:val="0000EE"/>
-            <w:u w:val="single"/>
-          </w:rPr>
-          <w:t>Mathayo 3:7</w:t>
-        </w:r>
-      </w:hyperlink>
-      <w:r>
-        <w:rPr>
-          <w:lang w:val="sw_KE" w:bidi="sw_KE"/>
-        </w:rPr>
-        <w:t xml:space="preserve">; </w:t>
-      </w:r>
-      <w:hyperlink r:id="rId25">
-        <w:r>
-          <w:rPr>
-            <w:lang w:val="sw_KE" w:bidi="sw_KE"/>
-          </w:rPr>
-          <w:rPr>
-            <w:color w:val="0000EE"/>
-            <w:u w:val="single"/>
-          </w:rPr>
-          <w:t>16:1–12</w:t>
-        </w:r>
-      </w:hyperlink>
-      <w:r>
-        <w:rPr>
-          <w:lang w:val="sw_KE" w:bidi="sw_KE"/>
-        </w:rPr>
-        <w:t xml:space="preserve">; </w:t>
-      </w:r>
-      <w:hyperlink r:id="rId136">
-        <w:r>
-          <w:rPr>
-            <w:lang w:val="sw_KE" w:bidi="sw_KE"/>
-          </w:rPr>
-          <w:rPr>
-            <w:color w:val="0000EE"/>
-            <w:u w:val="single"/>
-          </w:rPr>
-          <w:t>22:23–33</w:t>
-        </w:r>
-      </w:hyperlink>
-      <w:r>
-        <w:rPr>
-          <w:lang w:val="sw_KE" w:bidi="sw_KE"/>
-        </w:rPr>
-        <w:t xml:space="preserve">; </w:t>
-      </w:r>
-      <w:hyperlink r:id="rId137">
-        <w:r>
-          <w:rPr>
-            <w:lang w:val="sw_KE" w:bidi="sw_KE"/>
-          </w:rPr>
-          <w:rPr>
-            <w:color w:val="0000EE"/>
-            <w:u w:val="single"/>
-          </w:rPr>
-          <w:t>Marko 12:18–27</w:t>
-        </w:r>
-      </w:hyperlink>
-      <w:r>
-        <w:rPr>
-          <w:lang w:val="sw_KE" w:bidi="sw_KE"/>
-        </w:rPr>
-        <w:t xml:space="preserve">; </w:t>
-      </w:r>
-      <w:hyperlink r:id="rId138">
-        <w:r>
-          <w:rPr>
-            <w:lang w:val="sw_KE" w:bidi="sw_KE"/>
-          </w:rPr>
-          <w:rPr>
-            <w:color w:val="0000EE"/>
-            <w:u w:val="single"/>
-          </w:rPr>
-          <w:t>Luka 20:27–40</w:t>
-        </w:r>
-      </w:hyperlink>
-      <w:r>
-        <w:rPr>
-          <w:lang w:val="sw_KE" w:bidi="sw_KE"/>
-        </w:rPr>
-        <w:t xml:space="preserve">; </w:t>
-      </w:r>
-      <w:hyperlink r:id="rId129">
-        <w:r>
-          <w:rPr>
-            <w:lang w:val="sw_KE" w:bidi="sw_KE"/>
-          </w:rPr>
-          <w:rPr>
-            <w:color w:val="0000EE"/>
-            <w:u w:val="single"/>
-          </w:rPr>
-          <w:t>Matendo 4:1–2</w:t>
-        </w:r>
-      </w:hyperlink>
-      <w:r>
-        <w:rPr>
-          <w:lang w:val="sw_KE" w:bidi="sw_KE"/>
-        </w:rPr>
-        <w:t xml:space="preserve">; </w:t>
-      </w:r>
-      <w:hyperlink r:id="rId139">
-        <w:r>
-          <w:rPr>
-            <w:lang w:val="sw_KE" w:bidi="sw_KE"/>
-          </w:rPr>
-          <w:rPr>
-            <w:color w:val="0000EE"/>
-            <w:u w:val="single"/>
-          </w:rPr>
-          <w:t>5:17–18</w:t>
-        </w:r>
-      </w:hyperlink>
-      <w:r>
-        <w:rPr>
-          <w:lang w:val="sw_KE" w:bidi="sw_KE"/>
-        </w:rPr>
-        <w:t xml:space="preserve">; </w:t>
-      </w:r>
-      <w:hyperlink r:id="rId66">
-        <w:r>
-          <w:rPr>
-            <w:lang w:val="sw_KE" w:bidi="sw_KE"/>
-          </w:rPr>
-          <w:rPr>
-            <w:color w:val="0000EE"/>
-            <w:u w:val="single"/>
-          </w:rPr>
-          <w:t>23:6–10</w:t>
-        </w:r>
-      </w:hyperlink>
+      <w:r>
+        <w:rPr>
+          <w:lang w:val="sw_KE" w:bidi="sw_KE"/>
+        </w:rPr>
+        <w:t>Mathayo 3:7</w:t>
+      </w:r>
+      <w:r>
+        <w:rPr>
+          <w:lang w:val="sw_KE" w:bidi="sw_KE"/>
+        </w:rPr>
+        <w:t xml:space="preserve">; </w:t>
+      </w:r>
+      <w:r>
+        <w:rPr>
+          <w:lang w:val="sw_KE" w:bidi="sw_KE"/>
+        </w:rPr>
+        <w:t>16:1–12</w:t>
+      </w:r>
+      <w:r>
+        <w:rPr>
+          <w:lang w:val="sw_KE" w:bidi="sw_KE"/>
+        </w:rPr>
+        <w:t xml:space="preserve">; </w:t>
+      </w:r>
+      <w:r>
+        <w:rPr>
+          <w:lang w:val="sw_KE" w:bidi="sw_KE"/>
+        </w:rPr>
+        <w:t>22:23–33</w:t>
+      </w:r>
+      <w:r>
+        <w:rPr>
+          <w:lang w:val="sw_KE" w:bidi="sw_KE"/>
+        </w:rPr>
+        <w:t xml:space="preserve">; </w:t>
+      </w:r>
+      <w:r>
+        <w:rPr>
+          <w:lang w:val="sw_KE" w:bidi="sw_KE"/>
+        </w:rPr>
+        <w:t>Marko 12:18–27</w:t>
+      </w:r>
+      <w:r>
+        <w:rPr>
+          <w:lang w:val="sw_KE" w:bidi="sw_KE"/>
+        </w:rPr>
+        <w:t xml:space="preserve">; </w:t>
+      </w:r>
+      <w:r>
+        <w:rPr>
+          <w:lang w:val="sw_KE" w:bidi="sw_KE"/>
+        </w:rPr>
+        <w:t>Luka 20:27–40</w:t>
+      </w:r>
+      <w:r>
+        <w:rPr>
+          <w:lang w:val="sw_KE" w:bidi="sw_KE"/>
+        </w:rPr>
+        <w:t xml:space="preserve">; </w:t>
+      </w:r>
+      <w:r>
+        <w:rPr>
+          <w:lang w:val="sw_KE" w:bidi="sw_KE"/>
+        </w:rPr>
+        <w:t>Matendo 4:1–2</w:t>
+      </w:r>
+      <w:r>
+        <w:rPr>
+          <w:lang w:val="sw_KE" w:bidi="sw_KE"/>
+        </w:rPr>
+        <w:t xml:space="preserve">; </w:t>
+      </w:r>
+      <w:r>
+        <w:rPr>
+          <w:lang w:val="sw_KE" w:bidi="sw_KE"/>
+        </w:rPr>
+        <w:t>5:17–18</w:t>
+      </w:r>
+      <w:r>
+        <w:rPr>
+          <w:lang w:val="sw_KE" w:bidi="sw_KE"/>
+        </w:rPr>
+        <w:t xml:space="preserve">; </w:t>
+      </w:r>
+      <w:r>
+        <w:rPr>
+          <w:lang w:val="sw_KE" w:bidi="sw_KE"/>
+        </w:rPr>
+        <w:t>23:6–10</w:t>
+      </w:r>
       <w:r>
         <w:rPr>
           <w:lang w:val="sw_KE" w:bidi="sw_KE"/>
@@ -3856,144 +2998,96 @@
         </w:rPr>
         <w:t>Anaitwa Mathayo katika orodha zote za mitume (</w:t>
       </w:r>
-      <w:hyperlink r:id="rId140">
-        <w:r>
-          <w:rPr>
-            <w:lang w:val="sw_KE" w:bidi="sw_KE"/>
-          </w:rPr>
-          <w:rPr>
-            <w:color w:val="0000EE"/>
-            <w:u w:val="single"/>
-          </w:rPr>
-          <w:t>Matt 10:3</w:t>
-        </w:r>
-      </w:hyperlink>
-      <w:r>
-        <w:rPr>
-          <w:lang w:val="sw_KE" w:bidi="sw_KE"/>
-        </w:rPr>
-        <w:t xml:space="preserve">; </w:t>
-      </w:r>
-      <w:hyperlink r:id="rId141">
-        <w:r>
-          <w:rPr>
-            <w:lang w:val="sw_KE" w:bidi="sw_KE"/>
-          </w:rPr>
-          <w:rPr>
-            <w:color w:val="0000EE"/>
-            <w:u w:val="single"/>
-          </w:rPr>
-          <w:t>Marko 3:18</w:t>
-        </w:r>
-      </w:hyperlink>
-      <w:r>
-        <w:rPr>
-          <w:lang w:val="sw_KE" w:bidi="sw_KE"/>
-        </w:rPr>
-        <w:t xml:space="preserve">; </w:t>
-      </w:r>
-      <w:hyperlink r:id="rId142">
-        <w:r>
-          <w:rPr>
-            <w:lang w:val="sw_KE" w:bidi="sw_KE"/>
-          </w:rPr>
-          <w:rPr>
-            <w:color w:val="0000EE"/>
-            <w:u w:val="single"/>
-          </w:rPr>
-          <w:t>Luka 6:15</w:t>
-        </w:r>
-      </w:hyperlink>
-      <w:r>
-        <w:rPr>
-          <w:lang w:val="sw_KE" w:bidi="sw_KE"/>
-        </w:rPr>
-        <w:t xml:space="preserve">; </w:t>
-      </w:r>
-      <w:hyperlink r:id="rId143">
-        <w:r>
-          <w:rPr>
-            <w:lang w:val="sw_KE" w:bidi="sw_KE"/>
-          </w:rPr>
-          <w:rPr>
-            <w:color w:val="0000EE"/>
-            <w:u w:val="single"/>
-          </w:rPr>
-          <w:t>Matendo 1:13</w:t>
-        </w:r>
-      </w:hyperlink>
+      <w:r>
+        <w:rPr>
+          <w:lang w:val="sw_KE" w:bidi="sw_KE"/>
+        </w:rPr>
+        <w:t>Matt 10:3</w:t>
+      </w:r>
+      <w:r>
+        <w:rPr>
+          <w:lang w:val="sw_KE" w:bidi="sw_KE"/>
+        </w:rPr>
+        <w:t xml:space="preserve">; </w:t>
+      </w:r>
+      <w:r>
+        <w:rPr>
+          <w:lang w:val="sw_KE" w:bidi="sw_KE"/>
+        </w:rPr>
+        <w:t>Marko 3:18</w:t>
+      </w:r>
+      <w:r>
+        <w:rPr>
+          <w:lang w:val="sw_KE" w:bidi="sw_KE"/>
+        </w:rPr>
+        <w:t xml:space="preserve">; </w:t>
+      </w:r>
+      <w:r>
+        <w:rPr>
+          <w:lang w:val="sw_KE" w:bidi="sw_KE"/>
+        </w:rPr>
+        <w:t>Luka 6:15</w:t>
+      </w:r>
+      <w:r>
+        <w:rPr>
+          <w:lang w:val="sw_KE" w:bidi="sw_KE"/>
+        </w:rPr>
+        <w:t xml:space="preserve">; </w:t>
+      </w:r>
+      <w:r>
+        <w:rPr>
+          <w:lang w:val="sw_KE" w:bidi="sw_KE"/>
+        </w:rPr>
+        <w:t>Matendo 1:13</w:t>
+      </w:r>
       <w:r>
         <w:rPr>
           <w:lang w:val="sw_KE" w:bidi="sw_KE"/>
         </w:rPr>
         <w:t>). Hata hivyo, katika simulizi mbili za wito wake, anaitwa Lawi, ambalo ni jina lake lingine (</w:t>
       </w:r>
-      <w:hyperlink r:id="rId144">
-        <w:r>
-          <w:rPr>
-            <w:lang w:val="sw_KE" w:bidi="sw_KE"/>
-          </w:rPr>
-          <w:rPr>
-            <w:color w:val="0000EE"/>
-            <w:u w:val="single"/>
-          </w:rPr>
-          <w:t>Marko 2:14–15</w:t>
-        </w:r>
-      </w:hyperlink>
-      <w:r>
-        <w:rPr>
-          <w:lang w:val="sw_KE" w:bidi="sw_KE"/>
-        </w:rPr>
-        <w:t xml:space="preserve">; </w:t>
-      </w:r>
-      <w:hyperlink r:id="rId145">
-        <w:r>
-          <w:rPr>
-            <w:lang w:val="sw_KE" w:bidi="sw_KE"/>
-          </w:rPr>
-          <w:rPr>
-            <w:color w:val="0000EE"/>
-            <w:u w:val="single"/>
-          </w:rPr>
-          <w:t>Luka 5:27–29</w:t>
-        </w:r>
-      </w:hyperlink>
+      <w:r>
+        <w:rPr>
+          <w:lang w:val="sw_KE" w:bidi="sw_KE"/>
+        </w:rPr>
+        <w:t>Marko 2:14–15</w:t>
+      </w:r>
+      <w:r>
+        <w:rPr>
+          <w:lang w:val="sw_KE" w:bidi="sw_KE"/>
+        </w:rPr>
+        <w:t xml:space="preserve">; </w:t>
+      </w:r>
+      <w:r>
+        <w:rPr>
+          <w:lang w:val="sw_KE" w:bidi="sw_KE"/>
+        </w:rPr>
+        <w:t>Luka 5:27–29</w:t>
+      </w:r>
       <w:r>
         <w:rPr>
           <w:lang w:val="sw_KE" w:bidi="sw_KE"/>
         </w:rPr>
         <w:t xml:space="preserve">; linganisha </w:t>
       </w:r>
-      <w:hyperlink r:id="rId146">
-        <w:r>
-          <w:rPr>
-            <w:lang w:val="sw_KE" w:bidi="sw_KE"/>
-          </w:rPr>
-          <w:rPr>
-            <w:color w:val="0000EE"/>
-            <w:u w:val="single"/>
-          </w:rPr>
-          <w:t>Mathayo 9:9–10</w:t>
-        </w:r>
-      </w:hyperlink>
+      <w:r>
+        <w:rPr>
+          <w:lang w:val="sw_KE" w:bidi="sw_KE"/>
+        </w:rPr>
+        <w:t>Mathayo 9:9–10</w:t>
+      </w:r>
       <w:r>
         <w:rPr>
           <w:lang w:val="sw_KE" w:bidi="sw_KE"/>
         </w:rPr>
         <w:t>). Baba yake alikuwa Alfayo (</w:t>
       </w:r>
-      <w:hyperlink r:id="rId147">
-        <w:r>
-          <w:rPr>
-            <w:lang w:val="sw_KE" w:bidi="sw_KE"/>
-          </w:rPr>
-          <w:rPr>
-            <w:color w:val="0000EE"/>
-            <w:u w:val="single"/>
-          </w:rPr>
-          <w:t>Marko 2:14</w:t>
-        </w:r>
-      </w:hyperlink>
+      <w:r>
+        <w:rPr>
+          <w:lang w:val="sw_KE" w:bidi="sw_KE"/>
+        </w:rPr>
+        <w:t>Marko 2:14</w:t>
+      </w:r>
       <w:r>
         <w:rPr>
           <w:lang w:val="sw_KE" w:bidi="sw_KE"/>
@@ -4014,72 +3108,48 @@
         </w:rPr>
         <w:t>Wayahudi waliokusanya kodi kwa Warumi mara nyingi walionekana kama wenye dhambi na Wayahudi wengine. Walipata pesa kwa kufanya kazi na vikosi vya uvamizi na walijihusisha na unyang'anyi wa kisheria. Ni muhimu kwamba Yesu alichagua mtoza kodi kuwa mmoja wa wafuasi wake. Wakati Mafarisayo walimkosoa Yesu kwa kukubali mwaliko wa Mathayo wa chakula cha jioni na kula na watoza kodi na wenye dhambi wengine, Yesu alitumia fursa hiyo kufundisha kuhusu huruma. Alisisitiza kwamba alikuja kwa ajili ya wenye dhambi, si kwa wale wanaojiona kuwa wenye haki (</w:t>
       </w:r>
-      <w:hyperlink r:id="rId148">
-        <w:r>
-          <w:rPr>
-            <w:lang w:val="sw_KE" w:bidi="sw_KE"/>
-          </w:rPr>
-          <w:rPr>
-            <w:color w:val="0000EE"/>
-            <w:u w:val="single"/>
-          </w:rPr>
-          <w:t>Mathayo 9:9–13</w:t>
-        </w:r>
-      </w:hyperlink>
-      <w:r>
-        <w:rPr>
-          <w:lang w:val="sw_KE" w:bidi="sw_KE"/>
-        </w:rPr>
-        <w:t xml:space="preserve">; </w:t>
-      </w:r>
-      <w:hyperlink r:id="rId149">
-        <w:r>
-          <w:rPr>
-            <w:lang w:val="sw_KE" w:bidi="sw_KE"/>
-          </w:rPr>
-          <w:rPr>
-            <w:color w:val="0000EE"/>
-            <w:u w:val="single"/>
-          </w:rPr>
-          <w:t>Marko 2:14–17</w:t>
-        </w:r>
-      </w:hyperlink>
-      <w:r>
-        <w:rPr>
-          <w:lang w:val="sw_KE" w:bidi="sw_KE"/>
-        </w:rPr>
-        <w:t xml:space="preserve">; </w:t>
-      </w:r>
-      <w:hyperlink r:id="rId150">
-        <w:r>
-          <w:rPr>
-            <w:lang w:val="sw_KE" w:bidi="sw_KE"/>
-          </w:rPr>
-          <w:rPr>
-            <w:color w:val="0000EE"/>
-            <w:u w:val="single"/>
-          </w:rPr>
-          <w:t>Luka 5:27–32</w:t>
-        </w:r>
-      </w:hyperlink>
+      <w:r>
+        <w:rPr>
+          <w:lang w:val="sw_KE" w:bidi="sw_KE"/>
+        </w:rPr>
+        <w:t>Mathayo 9:9–13</w:t>
+      </w:r>
+      <w:r>
+        <w:rPr>
+          <w:lang w:val="sw_KE" w:bidi="sw_KE"/>
+        </w:rPr>
+        <w:t xml:space="preserve">; </w:t>
+      </w:r>
+      <w:r>
+        <w:rPr>
+          <w:lang w:val="sw_KE" w:bidi="sw_KE"/>
+        </w:rPr>
+        <w:t>Marko 2:14–17</w:t>
+      </w:r>
+      <w:r>
+        <w:rPr>
+          <w:lang w:val="sw_KE" w:bidi="sw_KE"/>
+        </w:rPr>
+        <w:t xml:space="preserve">; </w:t>
+      </w:r>
+      <w:r>
+        <w:rPr>
+          <w:lang w:val="sw_KE" w:bidi="sw_KE"/>
+        </w:rPr>
+        <w:t>Luka 5:27–32</w:t>
+      </w:r>
       <w:r>
         <w:rPr>
           <w:lang w:val="sw_KE" w:bidi="sw_KE"/>
         </w:rPr>
         <w:t>). Mathayo alifuata wito wa Yesu mara moja, akiacha kila kitu nyuma (</w:t>
       </w:r>
-      <w:hyperlink r:id="rId151">
-        <w:r>
-          <w:rPr>
-            <w:lang w:val="sw_KE" w:bidi="sw_KE"/>
-          </w:rPr>
-          <w:rPr>
-            <w:color w:val="0000EE"/>
-            <w:u w:val="single"/>
-          </w:rPr>
-          <w:t>Luka 5:28</w:t>
-        </w:r>
-      </w:hyperlink>
+      <w:r>
+        <w:rPr>
+          <w:lang w:val="sw_KE" w:bidi="sw_KE"/>
+        </w:rPr>
+        <w:t>Luka 5:28</w:t>
+      </w:r>
       <w:r>
         <w:rPr>
           <w:lang w:val="sw_KE" w:bidi="sw_KE"/>
@@ -4123,126 +3193,84 @@
           <w:lang w:val="sw_KE" w:bidi="sw_KE"/>
         </w:rPr>
       </w:r>
-      <w:hyperlink r:id="rId146">
-        <w:r>
-          <w:rPr>
-            <w:lang w:val="sw_KE" w:bidi="sw_KE"/>
-          </w:rPr>
-          <w:rPr>
-            <w:color w:val="0000EE"/>
-            <w:u w:val="single"/>
-          </w:rPr>
-          <w:t>Mathayo 9:9–10</w:t>
-        </w:r>
-      </w:hyperlink>
-      <w:r>
-        <w:rPr>
-          <w:lang w:val="sw_KE" w:bidi="sw_KE"/>
-        </w:rPr>
-        <w:t xml:space="preserve">; </w:t>
-      </w:r>
-      <w:hyperlink r:id="rId140">
-        <w:r>
-          <w:rPr>
-            <w:lang w:val="sw_KE" w:bidi="sw_KE"/>
-          </w:rPr>
-          <w:rPr>
-            <w:color w:val="0000EE"/>
-            <w:u w:val="single"/>
-          </w:rPr>
-          <w:t>10:3</w:t>
-        </w:r>
-      </w:hyperlink>
-      <w:r>
-        <w:rPr>
-          <w:lang w:val="sw_KE" w:bidi="sw_KE"/>
-        </w:rPr>
-        <w:t xml:space="preserve">; </w:t>
-      </w:r>
-      <w:hyperlink r:id="rId144">
-        <w:r>
-          <w:rPr>
-            <w:lang w:val="sw_KE" w:bidi="sw_KE"/>
-          </w:rPr>
-          <w:rPr>
-            <w:color w:val="0000EE"/>
-            <w:u w:val="single"/>
-          </w:rPr>
-          <w:t>Marko 2:14–15</w:t>
-        </w:r>
-      </w:hyperlink>
-      <w:r>
-        <w:rPr>
-          <w:lang w:val="sw_KE" w:bidi="sw_KE"/>
-        </w:rPr>
-        <w:t xml:space="preserve">; </w:t>
-      </w:r>
-      <w:hyperlink r:id="rId141">
-        <w:r>
-          <w:rPr>
-            <w:lang w:val="sw_KE" w:bidi="sw_KE"/>
-          </w:rPr>
-          <w:rPr>
-            <w:color w:val="0000EE"/>
-            <w:u w:val="single"/>
-          </w:rPr>
-          <w:t>3:18</w:t>
-        </w:r>
-      </w:hyperlink>
-      <w:r>
-        <w:rPr>
-          <w:lang w:val="sw_KE" w:bidi="sw_KE"/>
-        </w:rPr>
-        <w:t xml:space="preserve">; </w:t>
-      </w:r>
-      <w:hyperlink r:id="rId145">
-        <w:r>
-          <w:rPr>
-            <w:lang w:val="sw_KE" w:bidi="sw_KE"/>
-          </w:rPr>
-          <w:rPr>
-            <w:color w:val="0000EE"/>
-            <w:u w:val="single"/>
-          </w:rPr>
-          <w:t>Luka 5:27–29</w:t>
-        </w:r>
-      </w:hyperlink>
-      <w:r>
-        <w:rPr>
-          <w:lang w:val="sw_KE" w:bidi="sw_KE"/>
-        </w:rPr>
-        <w:t xml:space="preserve">; </w:t>
-      </w:r>
-      <w:hyperlink r:id="rId142">
-        <w:r>
-          <w:rPr>
-            <w:lang w:val="sw_KE" w:bidi="sw_KE"/>
-          </w:rPr>
-          <w:rPr>
-            <w:color w:val="0000EE"/>
-            <w:u w:val="single"/>
-          </w:rPr>
-          <w:t>6:15</w:t>
-        </w:r>
-      </w:hyperlink>
-      <w:r>
-        <w:rPr>
-          <w:lang w:val="sw_KE" w:bidi="sw_KE"/>
-        </w:rPr>
-        <w:t xml:space="preserve">; </w:t>
-      </w:r>
-      <w:hyperlink r:id="rId143">
-        <w:r>
-          <w:rPr>
-            <w:lang w:val="sw_KE" w:bidi="sw_KE"/>
-          </w:rPr>
-          <w:rPr>
-            <w:color w:val="0000EE"/>
-            <w:u w:val="single"/>
-          </w:rPr>
-          <w:t>Matendo 1:13</w:t>
-        </w:r>
-      </w:hyperlink>
+      <w:r>
+        <w:rPr>
+          <w:lang w:val="sw_KE" w:bidi="sw_KE"/>
+        </w:rPr>
+        <w:t>Mathayo 9:9–10</w:t>
+      </w:r>
+      <w:r>
+        <w:rPr>
+          <w:lang w:val="sw_KE" w:bidi="sw_KE"/>
+        </w:rPr>
+        <w:t xml:space="preserve">; </w:t>
+      </w:r>
+      <w:r>
+        <w:rPr>
+          <w:lang w:val="sw_KE" w:bidi="sw_KE"/>
+        </w:rPr>
+        <w:t>10:3</w:t>
+      </w:r>
+      <w:r>
+        <w:rPr>
+          <w:lang w:val="sw_KE" w:bidi="sw_KE"/>
+        </w:rPr>
+        <w:t xml:space="preserve">; </w:t>
+      </w:r>
+      <w:r>
+        <w:rPr>
+          <w:lang w:val="sw_KE" w:bidi="sw_KE"/>
+        </w:rPr>
+        <w:t>Marko 2:14–15</w:t>
+      </w:r>
+      <w:r>
+        <w:rPr>
+          <w:lang w:val="sw_KE" w:bidi="sw_KE"/>
+        </w:rPr>
+        <w:t xml:space="preserve">; </w:t>
+      </w:r>
+      <w:r>
+        <w:rPr>
+          <w:lang w:val="sw_KE" w:bidi="sw_KE"/>
+        </w:rPr>
+        <w:t>3:18</w:t>
+      </w:r>
+      <w:r>
+        <w:rPr>
+          <w:lang w:val="sw_KE" w:bidi="sw_KE"/>
+        </w:rPr>
+        <w:t xml:space="preserve">; </w:t>
+      </w:r>
+      <w:r>
+        <w:rPr>
+          <w:lang w:val="sw_KE" w:bidi="sw_KE"/>
+        </w:rPr>
+        <w:t>Luka 5:27–29</w:t>
+      </w:r>
+      <w:r>
+        <w:rPr>
+          <w:lang w:val="sw_KE" w:bidi="sw_KE"/>
+        </w:rPr>
+        <w:t xml:space="preserve">; </w:t>
+      </w:r>
+      <w:r>
+        <w:rPr>
+          <w:lang w:val="sw_KE" w:bidi="sw_KE"/>
+        </w:rPr>
+        <w:t>6:15</w:t>
+      </w:r>
+      <w:r>
+        <w:rPr>
+          <w:lang w:val="sw_KE" w:bidi="sw_KE"/>
+        </w:rPr>
+        <w:t xml:space="preserve">; </w:t>
+      </w:r>
+      <w:r>
+        <w:rPr>
+          <w:lang w:val="sw_KE" w:bidi="sw_KE"/>
+        </w:rPr>
+        <w:t>Matendo 1:13</w:t>
+      </w:r>
       <w:r>
         <w:rPr>
           <w:lang w:val="sw_KE" w:bidi="sw_KE"/>
@@ -4305,162 +3333,108 @@
         </w:rPr>
         <w:t>Abrahamu alikutana na Melkizedeki baada ya kuwashinda wafalme wanne wa Mesopotamia. Wamesopotamia walikuwa wamevamia Sodoma na Gomora na kumteka mpwa wa Abrahamu, Lutu (</w:t>
       </w:r>
-      <w:hyperlink r:id="rId152">
-        <w:r>
-          <w:rPr>
-            <w:lang w:val="sw_KE" w:bidi="sw_KE"/>
-          </w:rPr>
-          <w:rPr>
-            <w:color w:val="0000EE"/>
-            <w:u w:val="single"/>
-          </w:rPr>
-          <w:t>Mwanzo 14:1–16</w:t>
-        </w:r>
-      </w:hyperlink>
+      <w:r>
+        <w:rPr>
+          <w:lang w:val="sw_KE" w:bidi="sw_KE"/>
+        </w:rPr>
+        <w:t>Mwanzo 14:1–16</w:t>
+      </w:r>
       <w:r>
         <w:rPr>
           <w:lang w:val="sw_KE" w:bidi="sw_KE"/>
         </w:rPr>
         <w:t xml:space="preserve">). Abrahamu aliporudi kutoka vitani, Melkizedeki, mfalme wa Salemu (ambayo ni Yerusalemu; angalia </w:t>
       </w:r>
-      <w:hyperlink r:id="rId153">
-        <w:r>
-          <w:rPr>
-            <w:lang w:val="sw_KE" w:bidi="sw_KE"/>
-          </w:rPr>
-          <w:rPr>
-            <w:color w:val="0000EE"/>
-            <w:u w:val="single"/>
-          </w:rPr>
-          <w:t>Zaburi 76:2</w:t>
-        </w:r>
-      </w:hyperlink>
+      <w:r>
+        <w:rPr>
+          <w:lang w:val="sw_KE" w:bidi="sw_KE"/>
+        </w:rPr>
+        <w:t>Zaburi 76:2</w:t>
+      </w:r>
       <w:r>
         <w:rPr>
           <w:lang w:val="sw_KE" w:bidi="sw_KE"/>
         </w:rPr>
         <w:t xml:space="preserve"> na maelezo ya chini hapo), alikutana na wafalme wenye shukrani wa muungano wa Araba. Melkizedeki alimpa Abrahamu mkate, divai, na baraka yake, akifanya kama “kuhani wa Mungu Aliye Juu” (</w:t>
       </w:r>
-      <w:hyperlink r:id="rId154">
-        <w:r>
-          <w:rPr>
-            <w:lang w:val="sw_KE" w:bidi="sw_KE"/>
-          </w:rPr>
-          <w:rPr>
-            <w:color w:val="0000EE"/>
-            <w:u w:val="single"/>
-          </w:rPr>
-          <w:t>Mwanzo 14:18</w:t>
-        </w:r>
-      </w:hyperlink>
+      <w:r>
+        <w:rPr>
+          <w:lang w:val="sw_KE" w:bidi="sw_KE"/>
+        </w:rPr>
+        <w:t>Mwanzo 14:18</w:t>
+      </w:r>
       <w:r>
         <w:rPr>
           <w:lang w:val="sw_KE" w:bidi="sw_KE"/>
         </w:rPr>
         <w:t xml:space="preserve">), Mungu wa kweli aliyeumba mbingu na dunia (angalia </w:t>
       </w:r>
-      <w:hyperlink r:id="rId155">
-        <w:r>
-          <w:rPr>
-            <w:lang w:val="sw_KE" w:bidi="sw_KE"/>
-          </w:rPr>
-          <w:rPr>
-            <w:color w:val="0000EE"/>
-            <w:u w:val="single"/>
-          </w:rPr>
-          <w:t>Zaburi 7:17</w:t>
-        </w:r>
-      </w:hyperlink>
-      <w:r>
-        <w:rPr>
-          <w:lang w:val="sw_KE" w:bidi="sw_KE"/>
-        </w:rPr>
-        <w:t xml:space="preserve">; </w:t>
-      </w:r>
-      <w:hyperlink r:id="rId156">
-        <w:r>
-          <w:rPr>
-            <w:lang w:val="sw_KE" w:bidi="sw_KE"/>
-          </w:rPr>
-          <w:rPr>
-            <w:color w:val="0000EE"/>
-            <w:u w:val="single"/>
-          </w:rPr>
-          <w:t>47:2</w:t>
-        </w:r>
-      </w:hyperlink>
-      <w:r>
-        <w:rPr>
-          <w:lang w:val="sw_KE" w:bidi="sw_KE"/>
-        </w:rPr>
-        <w:t xml:space="preserve">; </w:t>
-      </w:r>
-      <w:hyperlink r:id="rId157">
-        <w:r>
-          <w:rPr>
-            <w:lang w:val="sw_KE" w:bidi="sw_KE"/>
-          </w:rPr>
-          <w:rPr>
-            <w:color w:val="0000EE"/>
-            <w:u w:val="single"/>
-          </w:rPr>
-          <w:t>57:2</w:t>
-        </w:r>
-      </w:hyperlink>
-      <w:r>
-        <w:rPr>
-          <w:lang w:val="sw_KE" w:bidi="sw_KE"/>
-        </w:rPr>
-        <w:t xml:space="preserve">; </w:t>
-      </w:r>
-      <w:hyperlink r:id="rId158">
-        <w:r>
-          <w:rPr>
-            <w:lang w:val="sw_KE" w:bidi="sw_KE"/>
-          </w:rPr>
-          <w:rPr>
-            <w:color w:val="0000EE"/>
-            <w:u w:val="single"/>
-          </w:rPr>
-          <w:t>78:56</w:t>
-        </w:r>
-      </w:hyperlink>
+      <w:r>
+        <w:rPr>
+          <w:lang w:val="sw_KE" w:bidi="sw_KE"/>
+        </w:rPr>
+        <w:t>Zaburi 7:17</w:t>
+      </w:r>
+      <w:r>
+        <w:rPr>
+          <w:lang w:val="sw_KE" w:bidi="sw_KE"/>
+        </w:rPr>
+        <w:t xml:space="preserve">; </w:t>
+      </w:r>
+      <w:r>
+        <w:rPr>
+          <w:lang w:val="sw_KE" w:bidi="sw_KE"/>
+        </w:rPr>
+        <w:t>47:2</w:t>
+      </w:r>
+      <w:r>
+        <w:rPr>
+          <w:lang w:val="sw_KE" w:bidi="sw_KE"/>
+        </w:rPr>
+        <w:t xml:space="preserve">; </w:t>
+      </w:r>
+      <w:r>
+        <w:rPr>
+          <w:lang w:val="sw_KE" w:bidi="sw_KE"/>
+        </w:rPr>
+        <w:t>57:2</w:t>
+      </w:r>
+      <w:r>
+        <w:rPr>
+          <w:lang w:val="sw_KE" w:bidi="sw_KE"/>
+        </w:rPr>
+        <w:t xml:space="preserve">; </w:t>
+      </w:r>
+      <w:r>
+        <w:rPr>
+          <w:lang w:val="sw_KE" w:bidi="sw_KE"/>
+        </w:rPr>
+        <w:t>78:56</w:t>
+      </w:r>
       <w:r>
         <w:rPr>
           <w:lang w:val="sw_KE" w:bidi="sw_KE"/>
         </w:rPr>
         <w:t>). Melkizedeki alitambua kuwa Abrahamu alimwabudu Mungu wa kweli, na alimsifu Mungu kwa kumpa Abrahamu ushindi (</w:t>
       </w:r>
-      <w:hyperlink r:id="rId159">
-        <w:r>
-          <w:rPr>
-            <w:lang w:val="sw_KE" w:bidi="sw_KE"/>
-          </w:rPr>
-          <w:rPr>
-            <w:color w:val="0000EE"/>
-            <w:u w:val="single"/>
-          </w:rPr>
-          <w:t>Mwanzo 14:19–20</w:t>
-        </w:r>
-      </w:hyperlink>
+      <w:r>
+        <w:rPr>
+          <w:lang w:val="sw_KE" w:bidi="sw_KE"/>
+        </w:rPr>
+        <w:t>Mwanzo 14:19–20</w:t>
+      </w:r>
       <w:r>
         <w:rPr>
           <w:lang w:val="sw_KE" w:bidi="sw_KE"/>
         </w:rPr>
         <w:t xml:space="preserve">). Abrahamu alikubali zawadi za Melkizedeki na kumpa fungu la kumi, akionyesha umuhimu wa Melkizedeki (angalia </w:t>
       </w:r>
-      <w:hyperlink r:id="rId160">
-        <w:r>
-          <w:rPr>
-            <w:lang w:val="sw_KE" w:bidi="sw_KE"/>
-          </w:rPr>
-          <w:rPr>
-            <w:color w:val="0000EE"/>
-            <w:u w:val="single"/>
-          </w:rPr>
-          <w:t>Waebrania 7:4–10</w:t>
-        </w:r>
-      </w:hyperlink>
+      <w:r>
+        <w:rPr>
+          <w:lang w:val="sw_KE" w:bidi="sw_KE"/>
+        </w:rPr>
+        <w:t>Waebrania 7:4–10</w:t>
+      </w:r>
       <w:r>
         <w:rPr>
           <w:lang w:val="sw_KE" w:bidi="sw_KE"/>
@@ -4481,54 +3455,36 @@
         </w:rPr>
         <w:t>Mwanzo inajumuisha historia za familia za watu wengi, lakini Melkizedeki anaonekana ghafla bila historia ya familia. Anatoweka haraka vilevile. Baadaye sana katika historia ya Israeli, Mfalme Daudi huenda alifikiria kuhusu hili aliposema Masihi (mteule wa Mungu) ni "kuhani milele kwa utaratibu wa Melkizedeki" (</w:t>
       </w:r>
-      <w:hyperlink r:id="rId161">
-        <w:r>
-          <w:rPr>
-            <w:lang w:val="sw_KE" w:bidi="sw_KE"/>
-          </w:rPr>
-          <w:rPr>
-            <w:color w:val="0000EE"/>
-            <w:u w:val="single"/>
-          </w:rPr>
-          <w:t>Zaburi 110:4</w:t>
-        </w:r>
-      </w:hyperlink>
+      <w:r>
+        <w:rPr>
+          <w:lang w:val="sw_KE" w:bidi="sw_KE"/>
+        </w:rPr>
+        <w:t>Zaburi 110:4</w:t>
+      </w:r>
       <w:r>
         <w:rPr>
           <w:lang w:val="sw_KE" w:bidi="sw_KE"/>
         </w:rPr>
         <w:t xml:space="preserve">; linganisha </w:t>
       </w:r>
-      <w:hyperlink r:id="rId162">
-        <w:r>
-          <w:rPr>
-            <w:lang w:val="sw_KE" w:bidi="sw_KE"/>
-          </w:rPr>
-          <w:rPr>
-            <w:color w:val="0000EE"/>
-            <w:u w:val="single"/>
-          </w:rPr>
-          <w:t>Waebrania 7:15–25</w:t>
-        </w:r>
-      </w:hyperlink>
+      <w:r>
+        <w:rPr>
+          <w:lang w:val="sw_KE" w:bidi="sw_KE"/>
+        </w:rPr>
+        <w:t>Waebrania 7:15–25</w:t>
+      </w:r>
       <w:r>
         <w:rPr>
           <w:lang w:val="sw_KE" w:bidi="sw_KE"/>
         </w:rPr>
         <w:t>). Kitabu cha Waebrania kinatumia wazo kwamba Melkizedeki hakuwa na rekodi ya historia ya familia yake kulinganisha ukuhani wa muda wa Walawi na ukuhani wa milele wa Yesu Kristo. Waebrania pia inaeleza kwamba Melkizedeki anakumbukwa kama "kama Mwana wa Mungu" lakini hakuwa Mwana wa Mungu (</w:t>
       </w:r>
-      <w:hyperlink r:id="rId163">
-        <w:r>
-          <w:rPr>
-            <w:lang w:val="sw_KE" w:bidi="sw_KE"/>
-          </w:rPr>
-          <w:rPr>
-            <w:color w:val="0000EE"/>
-            <w:u w:val="single"/>
-          </w:rPr>
-          <w:t>Waebrania 7:3</w:t>
-        </w:r>
-      </w:hyperlink>
+      <w:r>
+        <w:rPr>
+          <w:lang w:val="sw_KE" w:bidi="sw_KE"/>
+        </w:rPr>
+        <w:t>Waebrania 7:3</w:t>
+      </w:r>
       <w:r>
         <w:rPr>
           <w:lang w:val="sw_KE" w:bidi="sw_KE"/>
@@ -4549,36 +3505,24 @@
         </w:rPr>
         <w:t>Melkizedeki, kuhani wa kifalme, alikuwa mkuu kuliko Walawi, mababu wa makuhani wa Israeli. Vivyo hivyo, Masihi, Yesu Kristo, ni kuhani mkuu zaidi ikilinganishwa na wazao wa Aroni. Yesu anatoa msamaha wa kudumu kwa dhambi na ufikivu wa moja kwa moja kwa Mungu (</w:t>
       </w:r>
-      <w:hyperlink r:id="rId164">
-        <w:r>
-          <w:rPr>
-            <w:lang w:val="sw_KE" w:bidi="sw_KE"/>
-          </w:rPr>
-          <w:rPr>
-            <w:color w:val="0000EE"/>
-            <w:u w:val="single"/>
-          </w:rPr>
-          <w:t>Waebrania 7:24–28</w:t>
-        </w:r>
-      </w:hyperlink>
+      <w:r>
+        <w:rPr>
+          <w:lang w:val="sw_KE" w:bidi="sw_KE"/>
+        </w:rPr>
+        <w:t>Waebrania 7:24–28</w:t>
+      </w:r>
       <w:r>
         <w:rPr>
           <w:lang w:val="sw_KE" w:bidi="sw_KE"/>
         </w:rPr>
         <w:t>). Anaongoza watu wake kupitia Roho Mtakatifu badala ya sheria (</w:t>
       </w:r>
-      <w:hyperlink r:id="rId165">
-        <w:r>
-          <w:rPr>
-            <w:lang w:val="sw_KE" w:bidi="sw_KE"/>
-          </w:rPr>
-          <w:rPr>
-            <w:color w:val="0000EE"/>
-            <w:u w:val="single"/>
-          </w:rPr>
-          <w:t>Waebrania 8:7–13</w:t>
-        </w:r>
-      </w:hyperlink>
+      <w:r>
+        <w:rPr>
+          <w:lang w:val="sw_KE" w:bidi="sw_KE"/>
+        </w:rPr>
+        <w:t>Waebrania 8:7–13</w:t>
+      </w:r>
       <w:r>
         <w:rPr>
           <w:lang w:val="sw_KE" w:bidi="sw_KE"/>
@@ -4608,72 +3552,48 @@
           <w:lang w:val="sw_KE" w:bidi="sw_KE"/>
         </w:rPr>
       </w:r>
-      <w:hyperlink r:id="rId166">
-        <w:r>
-          <w:rPr>
-            <w:lang w:val="sw_KE" w:bidi="sw_KE"/>
-          </w:rPr>
-          <w:rPr>
-            <w:color w:val="0000EE"/>
-            <w:u w:val="single"/>
-          </w:rPr>
-          <w:t>Mwanzo 14:17–20</w:t>
-        </w:r>
-      </w:hyperlink>
-      <w:r>
-        <w:rPr>
-          <w:lang w:val="sw_KE" w:bidi="sw_KE"/>
-        </w:rPr>
-        <w:t xml:space="preserve">; </w:t>
-      </w:r>
-      <w:hyperlink r:id="rId161">
-        <w:r>
-          <w:rPr>
-            <w:lang w:val="sw_KE" w:bidi="sw_KE"/>
-          </w:rPr>
-          <w:rPr>
-            <w:color w:val="0000EE"/>
-            <w:u w:val="single"/>
-          </w:rPr>
-          <w:t>Zaburi 110:4</w:t>
-        </w:r>
-      </w:hyperlink>
-      <w:r>
-        <w:rPr>
-          <w:lang w:val="sw_KE" w:bidi="sw_KE"/>
-        </w:rPr>
-        <w:t xml:space="preserve">; </w:t>
-      </w:r>
-      <w:hyperlink r:id="rId167">
-        <w:r>
-          <w:rPr>
-            <w:lang w:val="sw_KE" w:bidi="sw_KE"/>
-          </w:rPr>
-          <w:rPr>
-            <w:color w:val="0000EE"/>
-            <w:u w:val="single"/>
-          </w:rPr>
-          <w:t>Waebrania 5:6–10</w:t>
-        </w:r>
-      </w:hyperlink>
-      <w:r>
-        <w:rPr>
-          <w:lang w:val="sw_KE" w:bidi="sw_KE"/>
-        </w:rPr>
-        <w:t xml:space="preserve">; </w:t>
-      </w:r>
-      <w:hyperlink r:id="rId168">
-        <w:r>
-          <w:rPr>
-            <w:lang w:val="sw_KE" w:bidi="sw_KE"/>
-          </w:rPr>
-          <w:rPr>
-            <w:color w:val="0000EE"/>
-            <w:u w:val="single"/>
-          </w:rPr>
-          <w:t>6:20–7:28</w:t>
-        </w:r>
-      </w:hyperlink>
+      <w:r>
+        <w:rPr>
+          <w:lang w:val="sw_KE" w:bidi="sw_KE"/>
+        </w:rPr>
+        <w:t>Mwanzo 14:17–20</w:t>
+      </w:r>
+      <w:r>
+        <w:rPr>
+          <w:lang w:val="sw_KE" w:bidi="sw_KE"/>
+        </w:rPr>
+        <w:t xml:space="preserve">; </w:t>
+      </w:r>
+      <w:r>
+        <w:rPr>
+          <w:lang w:val="sw_KE" w:bidi="sw_KE"/>
+        </w:rPr>
+        <w:t>Zaburi 110:4</w:t>
+      </w:r>
+      <w:r>
+        <w:rPr>
+          <w:lang w:val="sw_KE" w:bidi="sw_KE"/>
+        </w:rPr>
+        <w:t xml:space="preserve">; </w:t>
+      </w:r>
+      <w:r>
+        <w:rPr>
+          <w:lang w:val="sw_KE" w:bidi="sw_KE"/>
+        </w:rPr>
+        <w:t>Waebrania 5:6–10</w:t>
+      </w:r>
+      <w:r>
+        <w:rPr>
+          <w:lang w:val="sw_KE" w:bidi="sw_KE"/>
+        </w:rPr>
+        <w:t xml:space="preserve">; </w:t>
+      </w:r>
+      <w:r>
+        <w:rPr>
+          <w:lang w:val="sw_KE" w:bidi="sw_KE"/>
+        </w:rPr>
+        <w:t>6:20–7:28</w:t>
+      </w:r>
       <w:r>
         <w:rPr>
           <w:lang w:val="sw_KE" w:bidi="sw_KE"/>
@@ -4722,36 +3642,24 @@
         </w:rPr>
         <w:t>Mikali alikuwa binti mdogo wa Mfalme Sauli (</w:t>
       </w:r>
-      <w:hyperlink r:id="rId169">
-        <w:r>
-          <w:rPr>
-            <w:lang w:val="sw_KE" w:bidi="sw_KE"/>
-          </w:rPr>
-          <w:rPr>
-            <w:color w:val="0000EE"/>
-            <w:u w:val="single"/>
-          </w:rPr>
-          <w:t>1 Samweli 14:49</w:t>
-        </w:r>
-      </w:hyperlink>
+      <w:r>
+        <w:rPr>
+          <w:lang w:val="sw_KE" w:bidi="sw_KE"/>
+        </w:rPr>
+        <w:t>1 Samweli 14:49</w:t>
+      </w:r>
       <w:r>
         <w:rPr>
           <w:lang w:val="sw_KE" w:bidi="sw_KE"/>
         </w:rPr>
         <w:t>). Alikuwa mke wa kwanza wa Mfalme Daudi (</w:t>
       </w:r>
-      <w:hyperlink r:id="rId170">
-        <w:r>
-          <w:rPr>
-            <w:lang w:val="sw_KE" w:bidi="sw_KE"/>
-          </w:rPr>
-          <w:rPr>
-            <w:color w:val="0000EE"/>
-            <w:u w:val="single"/>
-          </w:rPr>
-          <w:t>18:17–27</w:t>
-        </w:r>
-      </w:hyperlink>
+      <w:r>
+        <w:rPr>
+          <w:lang w:val="sw_KE" w:bidi="sw_KE"/>
+        </w:rPr>
+        <w:t>18:17–27</w:t>
+      </w:r>
       <w:r>
         <w:rPr>
           <w:lang w:val="sw_KE" w:bidi="sw_KE"/>
@@ -4786,36 +3694,24 @@
         </w:rPr>
         <w:t>Sauli alitarajia Daudi angekufa vitani, lakini mpango huo haukufaulu. Baadaye, Sauli aligundua kwamba binti yake mdogo, Mikali, alimpenda Daudi (</w:t>
       </w:r>
-      <w:hyperlink r:id="rId171">
-        <w:r>
-          <w:rPr>
-            <w:lang w:val="sw_KE" w:bidi="sw_KE"/>
-          </w:rPr>
-          <w:rPr>
-            <w:color w:val="0000EE"/>
-            <w:u w:val="single"/>
-          </w:rPr>
-          <w:t>1 Samweli 18:20</w:t>
-        </w:r>
-      </w:hyperlink>
+      <w:r>
+        <w:rPr>
+          <w:lang w:val="sw_KE" w:bidi="sw_KE"/>
+        </w:rPr>
+        <w:t>1 Samweli 18:20</w:t>
+      </w:r>
       <w:r>
         <w:rPr>
           <w:lang w:val="sw_KE" w:bidi="sw_KE"/>
         </w:rPr>
         <w:t>). Hii ilimpa nafasi nyingine ya kumshawishi Daudi kupigana na Wafilisti. Wakati huu, Daudi alikubali. Daudi aliporudi akiwa mshindi, Sauli alilazimika kumpa Daudi binti yake kwa ndoa. Muungano huu wa ndoa ulimsaidia Daudi alipokuwa akijenga sifa zake na makabila ya kaskazini (</w:t>
       </w:r>
-      <w:hyperlink r:id="rId172">
-        <w:r>
-          <w:rPr>
-            <w:lang w:val="sw_KE" w:bidi="sw_KE"/>
-          </w:rPr>
-          <w:rPr>
-            <w:color w:val="0000EE"/>
-            <w:u w:val="single"/>
-          </w:rPr>
-          <w:t>2 Samweli 3:13–16</w:t>
-        </w:r>
-      </w:hyperlink>
+      <w:r>
+        <w:rPr>
+          <w:lang w:val="sw_KE" w:bidi="sw_KE"/>
+        </w:rPr>
+        <w:t>2 Samweli 3:13–16</w:t>
+      </w:r>
       <w:r>
         <w:rPr>
           <w:lang w:val="sw_KE" w:bidi="sw_KE"/>
@@ -4836,72 +3732,48 @@
         </w:rPr>
         <w:t>Mikali alimpenda Daudi mapema katika uhusiano wao na hata akamdanganya baba yake ili kumsaidia Daudi kutoroka mpango wa kumuua (</w:t>
       </w:r>
-      <w:hyperlink r:id="rId173">
-        <w:r>
-          <w:rPr>
-            <w:lang w:val="sw_KE" w:bidi="sw_KE"/>
-          </w:rPr>
-          <w:rPr>
-            <w:color w:val="0000EE"/>
-            <w:u w:val="single"/>
-          </w:rPr>
-          <w:t>1 Samweli 19:11–17</w:t>
-        </w:r>
-      </w:hyperlink>
+      <w:r>
+        <w:rPr>
+          <w:lang w:val="sw_KE" w:bidi="sw_KE"/>
+        </w:rPr>
+        <w:t>1 Samweli 19:11–17</w:t>
+      </w:r>
       <w:r>
         <w:rPr>
           <w:lang w:val="sw_KE" w:bidi="sw_KE"/>
         </w:rPr>
         <w:t>). Baada ya Daudi kuondoka katika mahakama ya Sauli, Sauli alipanga ndoa nyingine kwa ajili yake (</w:t>
       </w:r>
-      <w:hyperlink r:id="rId174">
-        <w:r>
-          <w:rPr>
-            <w:lang w:val="sw_KE" w:bidi="sw_KE"/>
-          </w:rPr>
-          <w:rPr>
-            <w:color w:val="0000EE"/>
-            <w:u w:val="single"/>
-          </w:rPr>
-          <w:t>1 Samweli 25:44</w:t>
-        </w:r>
-      </w:hyperlink>
+      <w:r>
+        <w:rPr>
+          <w:lang w:val="sw_KE" w:bidi="sw_KE"/>
+        </w:rPr>
+        <w:t>1 Samweli 25:44</w:t>
+      </w:r>
       <w:r>
         <w:rPr>
           <w:lang w:val="sw_KE" w:bidi="sw_KE"/>
         </w:rPr>
         <w:t>). Hata hivyo, baadaye Daudi alimaliza ndoa hiyo ili kumrudisha Mikali (</w:t>
       </w:r>
-      <w:hyperlink r:id="rId172">
-        <w:r>
-          <w:rPr>
-            <w:lang w:val="sw_KE" w:bidi="sw_KE"/>
-          </w:rPr>
-          <w:rPr>
-            <w:color w:val="0000EE"/>
-            <w:u w:val="single"/>
-          </w:rPr>
-          <w:t>2 Samweli 3:13–16</w:t>
-        </w:r>
-      </w:hyperlink>
+      <w:r>
+        <w:rPr>
+          <w:lang w:val="sw_KE" w:bidi="sw_KE"/>
+        </w:rPr>
+        <w:t>2 Samweli 3:13–16</w:t>
+      </w:r>
       <w:r>
         <w:rPr>
           <w:lang w:val="sw_KE" w:bidi="sw_KE"/>
         </w:rPr>
         <w:t>). Mikali alionyesha kutomheshimu Daudi alipocheza kwa furaha mbele ya Sanduku la Agano lilipokuwa likiletwa Yerusalemu (</w:t>
       </w:r>
-      <w:hyperlink r:id="rId175">
-        <w:r>
-          <w:rPr>
-            <w:lang w:val="sw_KE" w:bidi="sw_KE"/>
-          </w:rPr>
-          <w:rPr>
-            <w:color w:val="0000EE"/>
-            <w:u w:val="single"/>
-          </w:rPr>
-          <w:t>2 Samweli 6:16–23</w:t>
-        </w:r>
-      </w:hyperlink>
+      <w:r>
+        <w:rPr>
+          <w:lang w:val="sw_KE" w:bidi="sw_KE"/>
+        </w:rPr>
+        <w:t>2 Samweli 6:16–23</w:t>
+      </w:r>
       <w:r>
         <w:rPr>
           <w:lang w:val="sw_KE" w:bidi="sw_KE"/>
@@ -4931,90 +3803,60 @@
           <w:lang w:val="sw_KE" w:bidi="sw_KE"/>
         </w:rPr>
       </w:r>
-      <w:hyperlink r:id="rId169">
-        <w:r>
-          <w:rPr>
-            <w:lang w:val="sw_KE" w:bidi="sw_KE"/>
-          </w:rPr>
-          <w:rPr>
-            <w:color w:val="0000EE"/>
-            <w:u w:val="single"/>
-          </w:rPr>
-          <w:t>1 Samweli 14:49</w:t>
-        </w:r>
-      </w:hyperlink>
-      <w:r>
-        <w:rPr>
-          <w:lang w:val="sw_KE" w:bidi="sw_KE"/>
-        </w:rPr>
-        <w:t xml:space="preserve">; </w:t>
-      </w:r>
-      <w:hyperlink r:id="rId176">
-        <w:r>
-          <w:rPr>
-            <w:lang w:val="sw_KE" w:bidi="sw_KE"/>
-          </w:rPr>
-          <w:rPr>
-            <w:color w:val="0000EE"/>
-            <w:u w:val="single"/>
-          </w:rPr>
-          <w:t>18:17–30</w:t>
-        </w:r>
-      </w:hyperlink>
-      <w:r>
-        <w:rPr>
-          <w:lang w:val="sw_KE" w:bidi="sw_KE"/>
-        </w:rPr>
-        <w:t xml:space="preserve">; </w:t>
-      </w:r>
-      <w:hyperlink r:id="rId173">
-        <w:r>
-          <w:rPr>
-            <w:lang w:val="sw_KE" w:bidi="sw_KE"/>
-          </w:rPr>
-          <w:rPr>
-            <w:color w:val="0000EE"/>
-            <w:u w:val="single"/>
-          </w:rPr>
-          <w:t>19:11–17</w:t>
-        </w:r>
-      </w:hyperlink>
-      <w:r>
-        <w:rPr>
-          <w:lang w:val="sw_KE" w:bidi="sw_KE"/>
-        </w:rPr>
-        <w:t xml:space="preserve">; </w:t>
-      </w:r>
-      <w:hyperlink r:id="rId172">
-        <w:r>
-          <w:rPr>
-            <w:lang w:val="sw_KE" w:bidi="sw_KE"/>
-          </w:rPr>
-          <w:rPr>
-            <w:color w:val="0000EE"/>
-            <w:u w:val="single"/>
-          </w:rPr>
-          <w:t>2 Samweli 3:13–16</w:t>
-        </w:r>
-      </w:hyperlink>
-      <w:r>
-        <w:rPr>
-          <w:lang w:val="sw_KE" w:bidi="sw_KE"/>
-        </w:rPr>
-        <w:t xml:space="preserve">; </w:t>
-      </w:r>
-      <w:hyperlink r:id="rId175">
-        <w:r>
-          <w:rPr>
-            <w:lang w:val="sw_KE" w:bidi="sw_KE"/>
-          </w:rPr>
-          <w:rPr>
-            <w:color w:val="0000EE"/>
-            <w:u w:val="single"/>
-          </w:rPr>
-          <w:t>6:16–23</w:t>
-        </w:r>
-      </w:hyperlink>
+      <w:r>
+        <w:rPr>
+          <w:lang w:val="sw_KE" w:bidi="sw_KE"/>
+        </w:rPr>
+        <w:t>1 Samweli 14:49</w:t>
+      </w:r>
+      <w:r>
+        <w:rPr>
+          <w:lang w:val="sw_KE" w:bidi="sw_KE"/>
+        </w:rPr>
+        <w:t xml:space="preserve">; </w:t>
+      </w:r>
+      <w:r>
+        <w:rPr>
+          <w:lang w:val="sw_KE" w:bidi="sw_KE"/>
+        </w:rPr>
+        <w:t>18:17–30</w:t>
+      </w:r>
+      <w:r>
+        <w:rPr>
+          <w:lang w:val="sw_KE" w:bidi="sw_KE"/>
+        </w:rPr>
+        <w:t xml:space="preserve">; </w:t>
+      </w:r>
+      <w:r>
+        <w:rPr>
+          <w:lang w:val="sw_KE" w:bidi="sw_KE"/>
+        </w:rPr>
+        <w:t>19:11–17</w:t>
+      </w:r>
+      <w:r>
+        <w:rPr>
+          <w:lang w:val="sw_KE" w:bidi="sw_KE"/>
+        </w:rPr>
+        <w:t xml:space="preserve">; </w:t>
+      </w:r>
+      <w:r>
+        <w:rPr>
+          <w:lang w:val="sw_KE" w:bidi="sw_KE"/>
+        </w:rPr>
+        <w:t>2 Samweli 3:13–16</w:t>
+      </w:r>
+      <w:r>
+        <w:rPr>
+          <w:lang w:val="sw_KE" w:bidi="sw_KE"/>
+        </w:rPr>
+        <w:t xml:space="preserve">; </w:t>
+      </w:r>
+      <w:r>
+        <w:rPr>
+          <w:lang w:val="sw_KE" w:bidi="sw_KE"/>
+        </w:rPr>
+        <w:t>6:16–23</w:t>
+      </w:r>
       <w:r>
         <w:rPr>
           <w:lang w:val="sw_KE" w:bidi="sw_KE"/>
@@ -5063,54 +3905,36 @@
         </w:rPr>
         <w:t>Misri ilikuwa ustaarabu mkubwa na wa kale wakati Yosefu alipoinuka madarakani na familia ya Yakobo iliposafiri huko kwa ajili ya chakula (</w:t>
       </w:r>
-      <w:hyperlink r:id="rId177">
-        <w:r>
-          <w:rPr>
-            <w:lang w:val="sw_KE" w:bidi="sw_KE"/>
-          </w:rPr>
-          <w:rPr>
-            <w:color w:val="0000EE"/>
-            <w:u w:val="single"/>
-          </w:rPr>
-          <w:t>Mwanzo 39–41</w:t>
-        </w:r>
-      </w:hyperlink>
-      <w:r>
-        <w:rPr>
-          <w:lang w:val="sw_KE" w:bidi="sw_KE"/>
-        </w:rPr>
-        <w:t xml:space="preserve">; </w:t>
-      </w:r>
-      <w:hyperlink r:id="rId178">
-        <w:r>
-          <w:rPr>
-            <w:lang w:val="sw_KE" w:bidi="sw_KE"/>
-          </w:rPr>
-          <w:rPr>
-            <w:color w:val="0000EE"/>
-            <w:u w:val="single"/>
-          </w:rPr>
-          <w:t>42–46</w:t>
-        </w:r>
-      </w:hyperlink>
+      <w:r>
+        <w:rPr>
+          <w:lang w:val="sw_KE" w:bidi="sw_KE"/>
+        </w:rPr>
+        <w:t>Mwanzo 39–41</w:t>
+      </w:r>
+      <w:r>
+        <w:rPr>
+          <w:lang w:val="sw_KE" w:bidi="sw_KE"/>
+        </w:rPr>
+        <w:t xml:space="preserve">; </w:t>
+      </w:r>
+      <w:r>
+        <w:rPr>
+          <w:lang w:val="sw_KE" w:bidi="sw_KE"/>
+        </w:rPr>
+        <w:t>42–46</w:t>
+      </w:r>
       <w:r>
         <w:rPr>
           <w:lang w:val="sw_KE" w:bidi="sw_KE"/>
         </w:rPr>
         <w:t xml:space="preserve">; linganisha </w:t>
       </w:r>
-      <w:hyperlink r:id="rId179">
-        <w:r>
-          <w:rPr>
-            <w:lang w:val="sw_KE" w:bidi="sw_KE"/>
-          </w:rPr>
-          <w:rPr>
-            <w:color w:val="0000EE"/>
-            <w:u w:val="single"/>
-          </w:rPr>
-          <w:t>12:10–20</w:t>
-        </w:r>
-      </w:hyperlink>
+      <w:r>
+        <w:rPr>
+          <w:lang w:val="sw_KE" w:bidi="sw_KE"/>
+        </w:rPr>
+        <w:t>12:10–20</w:t>
+      </w:r>
       <w:r>
         <w:rPr>
           <w:lang w:val="sw_KE" w:bidi="sw_KE"/>
@@ -5145,90 +3969,60 @@
         </w:rPr>
         <w:t>Misri ilicheza jukumu muhimu katika matukio ya kibiblia. Abrahamu aliishi huko wakati wa njaa (</w:t>
       </w:r>
-      <w:hyperlink r:id="rId179">
-        <w:r>
-          <w:rPr>
-            <w:lang w:val="sw_KE" w:bidi="sw_KE"/>
-          </w:rPr>
-          <w:rPr>
-            <w:color w:val="0000EE"/>
-            <w:u w:val="single"/>
-          </w:rPr>
-          <w:t>Mwanzo 12:10–20</w:t>
-        </w:r>
-      </w:hyperlink>
+      <w:r>
+        <w:rPr>
+          <w:lang w:val="sw_KE" w:bidi="sw_KE"/>
+        </w:rPr>
+        <w:t>Mwanzo 12:10–20</w:t>
+      </w:r>
       <w:r>
         <w:rPr>
           <w:lang w:val="sw_KE" w:bidi="sw_KE"/>
         </w:rPr>
         <w:t>). Yosefu aliuza utumwani Misri na akawa kiongozi, sawa na waziri mkuu (</w:t>
       </w:r>
-      <w:hyperlink r:id="rId180">
-        <w:r>
-          <w:rPr>
-            <w:lang w:val="sw_KE" w:bidi="sw_KE"/>
-          </w:rPr>
-          <w:rPr>
-            <w:color w:val="0000EE"/>
-            <w:u w:val="single"/>
-          </w:rPr>
-          <w:t>Mwanzo 37–41</w:t>
-        </w:r>
-      </w:hyperlink>
+      <w:r>
+        <w:rPr>
+          <w:lang w:val="sw_KE" w:bidi="sw_KE"/>
+        </w:rPr>
+        <w:t>Mwanzo 37–41</w:t>
+      </w:r>
       <w:r>
         <w:rPr>
           <w:lang w:val="sw_KE" w:bidi="sw_KE"/>
         </w:rPr>
         <w:t>). Familia ya Yosefu baadaye ilihamia eneo la mashariki la delta la Gosheni wakati wa njaa nyingine (</w:t>
       </w:r>
-      <w:hyperlink r:id="rId181">
-        <w:r>
-          <w:rPr>
-            <w:lang w:val="sw_KE" w:bidi="sw_KE"/>
-          </w:rPr>
-          <w:rPr>
-            <w:color w:val="0000EE"/>
-            <w:u w:val="single"/>
-          </w:rPr>
-          <w:t>Mwanzo 42–50</w:t>
-        </w:r>
-      </w:hyperlink>
+      <w:r>
+        <w:rPr>
+          <w:lang w:val="sw_KE" w:bidi="sw_KE"/>
+        </w:rPr>
+        <w:t>Mwanzo 42–50</w:t>
+      </w:r>
       <w:r>
         <w:rPr>
           <w:lang w:val="sw_KE" w:bidi="sw_KE"/>
         </w:rPr>
         <w:t>). Wazao wao hatimaye walifanywa watumwa (</w:t>
       </w:r>
-      <w:hyperlink r:id="rId182">
-        <w:r>
-          <w:rPr>
-            <w:lang w:val="sw_KE" w:bidi="sw_KE"/>
-          </w:rPr>
-          <w:rPr>
-            <w:color w:val="0000EE"/>
-            <w:u w:val="single"/>
-          </w:rPr>
-          <w:t>Kutoka 1</w:t>
-        </w:r>
-      </w:hyperlink>
+      <w:r>
+        <w:rPr>
+          <w:lang w:val="sw_KE" w:bidi="sw_KE"/>
+        </w:rPr>
+        <w:t>Kutoka 1</w:t>
+      </w:r>
       <w:r>
         <w:rPr>
           <w:lang w:val="sw_KE" w:bidi="sw_KE"/>
         </w:rPr>
         <w:t>). Uokoaji wa Mungu wa watu wake wakati wa kutoka Misri ukawa hadithi muhimu kwa watu wa Kiyahudi (</w:t>
       </w:r>
-      <w:hyperlink r:id="rId183">
-        <w:r>
-          <w:rPr>
-            <w:lang w:val="sw_KE" w:bidi="sw_KE"/>
-          </w:rPr>
-          <w:rPr>
-            <w:color w:val="0000EE"/>
-            <w:u w:val="single"/>
-          </w:rPr>
-          <w:t>Kutoka 2–15</w:t>
-        </w:r>
-      </w:hyperlink>
+      <w:r>
+        <w:rPr>
+          <w:lang w:val="sw_KE" w:bidi="sw_KE"/>
+        </w:rPr>
+        <w:t>Kutoka 2–15</w:t>
+      </w:r>
       <w:r>
         <w:rPr>
           <w:lang w:val="sw_KE" w:bidi="sw_KE"/>
@@ -5249,36 +4043,24 @@
         </w:rPr>
         <w:t xml:space="preserve">Baadaye, wakati Israeli ilipotawaliwa na wafalme, Misri mara nyingi ilihusika katika mapambano ya nguvu za kimataifa (kwa mfano, </w:t>
       </w:r>
-      <w:hyperlink r:id="rId184">
-        <w:r>
-          <w:rPr>
-            <w:lang w:val="sw_KE" w:bidi="sw_KE"/>
-          </w:rPr>
-          <w:rPr>
-            <w:color w:val="0000EE"/>
-            <w:u w:val="single"/>
-          </w:rPr>
-          <w:t>1 Wafalme 14:25–28</w:t>
-        </w:r>
-      </w:hyperlink>
+      <w:r>
+        <w:rPr>
+          <w:lang w:val="sw_KE" w:bidi="sw_KE"/>
+        </w:rPr>
+        <w:t>1 Wafalme 14:25–28</w:t>
+      </w:r>
       <w:r>
         <w:rPr>
           <w:lang w:val="sw_KE" w:bidi="sw_KE"/>
         </w:rPr>
         <w:t>). Baada ya Wababeli kuharibu Yerusalemu mwaka wa 586 KK, baadhi ya Wayahudi walihamia Misri ili kuepuka udhibiti wa Babeli (</w:t>
       </w:r>
-      <w:hyperlink r:id="rId185">
-        <w:r>
-          <w:rPr>
-            <w:lang w:val="sw_KE" w:bidi="sw_KE"/>
-          </w:rPr>
-          <w:rPr>
-            <w:color w:val="0000EE"/>
-            <w:u w:val="single"/>
-          </w:rPr>
-          <w:t>Yeremia 43:6–7</w:t>
-        </w:r>
-      </w:hyperlink>
+      <w:r>
+        <w:rPr>
+          <w:lang w:val="sw_KE" w:bidi="sw_KE"/>
+        </w:rPr>
+        <w:t>Yeremia 43:6–7</w:t>
+      </w:r>
       <w:r>
         <w:rPr>
           <w:lang w:val="sw_KE" w:bidi="sw_KE"/>
@@ -5299,18 +4081,12 @@
         </w:rPr>
         <w:t>Katika mwanzo wa Agano Jipya, Misri iliwapa Yosefu, Maria, na Yesu mahali salama. Walikimbilia huko ili kuepuka jaribio la Herode Mkuu la kutaka kumuua Yesu (</w:t>
       </w:r>
-      <w:hyperlink r:id="rId115">
-        <w:r>
-          <w:rPr>
-            <w:lang w:val="sw_KE" w:bidi="sw_KE"/>
-          </w:rPr>
-          <w:rPr>
-            <w:color w:val="0000EE"/>
-            <w:u w:val="single"/>
-          </w:rPr>
-          <w:t>Mathayo 2:13–23</w:t>
-        </w:r>
-      </w:hyperlink>
+      <w:r>
+        <w:rPr>
+          <w:lang w:val="sw_KE" w:bidi="sw_KE"/>
+        </w:rPr>
+        <w:t>Mathayo 2:13–23</w:t>
+      </w:r>
       <w:r>
         <w:rPr>
           <w:lang w:val="sw_KE" w:bidi="sw_KE"/>
@@ -5340,216 +4116,144 @@
           <w:lang w:val="sw_KE" w:bidi="sw_KE"/>
         </w:rPr>
       </w:r>
-      <w:hyperlink r:id="rId179">
-        <w:r>
-          <w:rPr>
-            <w:lang w:val="sw_KE" w:bidi="sw_KE"/>
-          </w:rPr>
-          <w:rPr>
-            <w:color w:val="0000EE"/>
-            <w:u w:val="single"/>
-          </w:rPr>
-          <w:t>Mwanzo 12:10–20</w:t>
-        </w:r>
-      </w:hyperlink>
-      <w:r>
-        <w:rPr>
-          <w:lang w:val="sw_KE" w:bidi="sw_KE"/>
-        </w:rPr>
-        <w:t xml:space="preserve">; </w:t>
-      </w:r>
-      <w:hyperlink r:id="rId186">
-        <w:r>
-          <w:rPr>
-            <w:lang w:val="sw_KE" w:bidi="sw_KE"/>
-          </w:rPr>
-          <w:rPr>
-            <w:color w:val="0000EE"/>
-            <w:u w:val="single"/>
-          </w:rPr>
-          <w:t>37:1–50:26</w:t>
-        </w:r>
-      </w:hyperlink>
-      <w:r>
-        <w:rPr>
-          <w:lang w:val="sw_KE" w:bidi="sw_KE"/>
-        </w:rPr>
-        <w:t xml:space="preserve">; </w:t>
-      </w:r>
-      <w:hyperlink r:id="rId187">
-        <w:r>
-          <w:rPr>
-            <w:lang w:val="sw_KE" w:bidi="sw_KE"/>
-          </w:rPr>
-          <w:rPr>
-            <w:color w:val="0000EE"/>
-            <w:u w:val="single"/>
-          </w:rPr>
-          <w:t>Kutoka 1:1–15:21</w:t>
-        </w:r>
-      </w:hyperlink>
-      <w:r>
-        <w:rPr>
-          <w:lang w:val="sw_KE" w:bidi="sw_KE"/>
-        </w:rPr>
-        <w:t xml:space="preserve">; </w:t>
-      </w:r>
-      <w:hyperlink r:id="rId184">
-        <w:r>
-          <w:rPr>
-            <w:lang w:val="sw_KE" w:bidi="sw_KE"/>
-          </w:rPr>
-          <w:rPr>
-            <w:color w:val="0000EE"/>
-            <w:u w:val="single"/>
-          </w:rPr>
-          <w:t>1 Wafalme 14:25–28</w:t>
-        </w:r>
-      </w:hyperlink>
-      <w:r>
-        <w:rPr>
-          <w:lang w:val="sw_KE" w:bidi="sw_KE"/>
-        </w:rPr>
-        <w:t xml:space="preserve">; </w:t>
-      </w:r>
-      <w:hyperlink r:id="rId188">
-        <w:r>
-          <w:rPr>
-            <w:lang w:val="sw_KE" w:bidi="sw_KE"/>
-          </w:rPr>
-          <w:rPr>
-            <w:color w:val="0000EE"/>
-            <w:u w:val="single"/>
-          </w:rPr>
-          <w:t>Isaya 19:1–25</w:t>
-        </w:r>
-      </w:hyperlink>
-      <w:r>
-        <w:rPr>
-          <w:lang w:val="sw_KE" w:bidi="sw_KE"/>
-        </w:rPr>
-        <w:t xml:space="preserve">; </w:t>
-      </w:r>
-      <w:hyperlink r:id="rId189">
-        <w:r>
-          <w:rPr>
-            <w:lang w:val="sw_KE" w:bidi="sw_KE"/>
-          </w:rPr>
-          <w:rPr>
-            <w:color w:val="0000EE"/>
-            <w:u w:val="single"/>
-          </w:rPr>
-          <w:t>Yeremia 43</w:t>
-        </w:r>
-      </w:hyperlink>
-      <w:r>
-        <w:rPr>
-          <w:lang w:val="sw_KE" w:bidi="sw_KE"/>
-        </w:rPr>
-        <w:t xml:space="preserve">; </w:t>
-      </w:r>
-      <w:hyperlink r:id="rId190">
-        <w:r>
-          <w:rPr>
-            <w:lang w:val="sw_KE" w:bidi="sw_KE"/>
-          </w:rPr>
-          <w:rPr>
-            <w:color w:val="0000EE"/>
-            <w:u w:val="single"/>
-          </w:rPr>
-          <w:t>46:7–8</w:t>
-        </w:r>
-      </w:hyperlink>
-      <w:r>
-        <w:rPr>
-          <w:lang w:val="sw_KE" w:bidi="sw_KE"/>
-        </w:rPr>
-        <w:t xml:space="preserve">; </w:t>
-      </w:r>
-      <w:hyperlink r:id="rId191">
-        <w:r>
-          <w:rPr>
-            <w:lang w:val="sw_KE" w:bidi="sw_KE"/>
-          </w:rPr>
-          <w:rPr>
-            <w:color w:val="0000EE"/>
-            <w:u w:val="single"/>
-          </w:rPr>
-          <w:t>Ezekieli 29:1–21</w:t>
-        </w:r>
-      </w:hyperlink>
-      <w:r>
-        <w:rPr>
-          <w:lang w:val="sw_KE" w:bidi="sw_KE"/>
-        </w:rPr>
-        <w:t xml:space="preserve">; </w:t>
-      </w:r>
-      <w:hyperlink r:id="rId192">
-        <w:r>
-          <w:rPr>
-            <w:lang w:val="sw_KE" w:bidi="sw_KE"/>
-          </w:rPr>
-          <w:rPr>
-            <w:color w:val="0000EE"/>
-            <w:u w:val="single"/>
-          </w:rPr>
-          <w:t>Amosi 8:8</w:t>
-        </w:r>
-      </w:hyperlink>
-      <w:r>
-        <w:rPr>
-          <w:lang w:val="sw_KE" w:bidi="sw_KE"/>
-        </w:rPr>
-        <w:t xml:space="preserve">; </w:t>
-      </w:r>
-      <w:hyperlink r:id="rId193">
-        <w:r>
-          <w:rPr>
-            <w:lang w:val="sw_KE" w:bidi="sw_KE"/>
-          </w:rPr>
-          <w:rPr>
-            <w:color w:val="0000EE"/>
-            <w:u w:val="single"/>
-          </w:rPr>
-          <w:t>9:5</w:t>
-        </w:r>
-      </w:hyperlink>
-      <w:r>
-        <w:rPr>
-          <w:lang w:val="sw_KE" w:bidi="sw_KE"/>
-        </w:rPr>
-        <w:t xml:space="preserve">; </w:t>
-      </w:r>
-      <w:hyperlink r:id="rId194">
-        <w:r>
-          <w:rPr>
-            <w:lang w:val="sw_KE" w:bidi="sw_KE"/>
-          </w:rPr>
-          <w:rPr>
-            <w:color w:val="0000EE"/>
-            <w:u w:val="single"/>
-          </w:rPr>
-          <w:t>Zekaria 10:11</w:t>
-        </w:r>
-      </w:hyperlink>
-      <w:r>
-        <w:rPr>
-          <w:lang w:val="sw_KE" w:bidi="sw_KE"/>
-        </w:rPr>
-        <w:t xml:space="preserve">; </w:t>
-      </w:r>
-      <w:hyperlink r:id="rId115">
-        <w:r>
-          <w:rPr>
-            <w:lang w:val="sw_KE" w:bidi="sw_KE"/>
-          </w:rPr>
-          <w:rPr>
-            <w:color w:val="0000EE"/>
-            <w:u w:val="single"/>
-          </w:rPr>
-          <w:t>Mathayo 2:13–23</w:t>
-        </w:r>
-      </w:hyperlink>
+      <w:r>
+        <w:rPr>
+          <w:lang w:val="sw_KE" w:bidi="sw_KE"/>
+        </w:rPr>
+        <w:t>Mwanzo 12:10–20</w:t>
+      </w:r>
+      <w:r>
+        <w:rPr>
+          <w:lang w:val="sw_KE" w:bidi="sw_KE"/>
+        </w:rPr>
+        <w:t xml:space="preserve">; </w:t>
+      </w:r>
+      <w:r>
+        <w:rPr>
+          <w:lang w:val="sw_KE" w:bidi="sw_KE"/>
+        </w:rPr>
+        <w:t>37:1–50:26</w:t>
+      </w:r>
+      <w:r>
+        <w:rPr>
+          <w:lang w:val="sw_KE" w:bidi="sw_KE"/>
+        </w:rPr>
+        <w:t xml:space="preserve">; </w:t>
+      </w:r>
+      <w:r>
+        <w:rPr>
+          <w:lang w:val="sw_KE" w:bidi="sw_KE"/>
+        </w:rPr>
+        <w:t>Kutoka 1:1–15:21</w:t>
+      </w:r>
+      <w:r>
+        <w:rPr>
+          <w:lang w:val="sw_KE" w:bidi="sw_KE"/>
+        </w:rPr>
+        <w:t xml:space="preserve">; </w:t>
+      </w:r>
+      <w:r>
+        <w:rPr>
+          <w:lang w:val="sw_KE" w:bidi="sw_KE"/>
+        </w:rPr>
+        <w:t>1 Wafalme 14:25–28</w:t>
+      </w:r>
+      <w:r>
+        <w:rPr>
+          <w:lang w:val="sw_KE" w:bidi="sw_KE"/>
+        </w:rPr>
+        <w:t xml:space="preserve">; </w:t>
+      </w:r>
+      <w:r>
+        <w:rPr>
+          <w:lang w:val="sw_KE" w:bidi="sw_KE"/>
+        </w:rPr>
+        <w:t>Isaya 19:1–25</w:t>
+      </w:r>
+      <w:r>
+        <w:rPr>
+          <w:lang w:val="sw_KE" w:bidi="sw_KE"/>
+        </w:rPr>
+        <w:t xml:space="preserve">; </w:t>
+      </w:r>
+      <w:r>
+        <w:rPr>
+          <w:lang w:val="sw_KE" w:bidi="sw_KE"/>
+        </w:rPr>
+        <w:t>Yeremia 43</w:t>
+      </w:r>
+      <w:r>
+        <w:rPr>
+          <w:lang w:val="sw_KE" w:bidi="sw_KE"/>
+        </w:rPr>
+        <w:t xml:space="preserve">; </w:t>
+      </w:r>
+      <w:r>
+        <w:rPr>
+          <w:lang w:val="sw_KE" w:bidi="sw_KE"/>
+        </w:rPr>
+        <w:t>46:7–8</w:t>
+      </w:r>
+      <w:r>
+        <w:rPr>
+          <w:lang w:val="sw_KE" w:bidi="sw_KE"/>
+        </w:rPr>
+        <w:t xml:space="preserve">; </w:t>
+      </w:r>
+      <w:r>
+        <w:rPr>
+          <w:lang w:val="sw_KE" w:bidi="sw_KE"/>
+        </w:rPr>
+        <w:t>Ezekieli 29:1–21</w:t>
+      </w:r>
+      <w:r>
+        <w:rPr>
+          <w:lang w:val="sw_KE" w:bidi="sw_KE"/>
+        </w:rPr>
+        <w:t xml:space="preserve">; </w:t>
+      </w:r>
+      <w:r>
+        <w:rPr>
+          <w:lang w:val="sw_KE" w:bidi="sw_KE"/>
+        </w:rPr>
+        <w:t>Amosi 8:8</w:t>
+      </w:r>
+      <w:r>
+        <w:rPr>
+          <w:lang w:val="sw_KE" w:bidi="sw_KE"/>
+        </w:rPr>
+        <w:t xml:space="preserve">; </w:t>
+      </w:r>
+      <w:r>
+        <w:rPr>
+          <w:lang w:val="sw_KE" w:bidi="sw_KE"/>
+        </w:rPr>
+        <w:t>9:5</w:t>
+      </w:r>
+      <w:r>
+        <w:rPr>
+          <w:lang w:val="sw_KE" w:bidi="sw_KE"/>
+        </w:rPr>
+        <w:t xml:space="preserve">; </w:t>
+      </w:r>
+      <w:r>
+        <w:rPr>
+          <w:lang w:val="sw_KE" w:bidi="sw_KE"/>
+        </w:rPr>
+        <w:t>Zekaria 10:11</w:t>
+      </w:r>
+      <w:r>
+        <w:rPr>
+          <w:lang w:val="sw_KE" w:bidi="sw_KE"/>
+        </w:rPr>
+        <w:t xml:space="preserve">; </w:t>
+      </w:r>
+      <w:r>
+        <w:rPr>
+          <w:lang w:val="sw_KE" w:bidi="sw_KE"/>
+        </w:rPr>
+        <w:t>Mathayo 2:13–23</w:t>
+      </w:r>
       <w:r>
         <w:rPr>
           <w:lang w:val="sw_KE" w:bidi="sw_KE"/>
@@ -5598,54 +4302,36 @@
         </w:rPr>
         <w:t>Wamoabu walitokana na Moabu, mwana wa Loti na binti yake mkubwa (</w:t>
       </w:r>
-      <w:hyperlink r:id="rId195">
-        <w:r>
-          <w:rPr>
-            <w:lang w:val="sw_KE" w:bidi="sw_KE"/>
-          </w:rPr>
-          <w:rPr>
-            <w:color w:val="0000EE"/>
-            <w:u w:val="single"/>
-          </w:rPr>
-          <w:t>Mwanzo 19:36–38</w:t>
-        </w:r>
-      </w:hyperlink>
+      <w:r>
+        <w:rPr>
+          <w:lang w:val="sw_KE" w:bidi="sw_KE"/>
+        </w:rPr>
+        <w:t>Mwanzo 19:36–38</w:t>
+      </w:r>
       <w:r>
         <w:rPr>
           <w:lang w:val="sw_KE" w:bidi="sw_KE"/>
         </w:rPr>
         <w:t xml:space="preserve">). Walikaa kwenye uwanda wa juu mashariki mwa Araba. Sehemu kubwa ya Moabu ni ardhi ya juu yenye miteremko laini iliyogawanywa na mabonde. Hata katika kilele chake, Moabu ya kale ilifunika eneo dogo, lakini eneo lake kwenye Barabara ya Mfalme lilikuwa na umuhimu wa kimkakati (tazama </w:t>
       </w:r>
-      <w:hyperlink r:id="rId196">
-        <w:r>
-          <w:rPr>
-            <w:lang w:val="sw_KE" w:bidi="sw_KE"/>
-          </w:rPr>
-          <w:rPr>
-            <w:color w:val="0000EE"/>
-            <w:u w:val="single"/>
-          </w:rPr>
-          <w:t>Hesabu 21:21–22</w:t>
-        </w:r>
-      </w:hyperlink>
-      <w:r>
-        <w:rPr>
-          <w:lang w:val="sw_KE" w:bidi="sw_KE"/>
-        </w:rPr>
-        <w:t xml:space="preserve">; </w:t>
-      </w:r>
-      <w:hyperlink r:id="rId197">
-        <w:r>
-          <w:rPr>
-            <w:lang w:val="sw_KE" w:bidi="sw_KE"/>
-          </w:rPr>
-          <w:rPr>
-            <w:color w:val="0000EE"/>
-            <w:u w:val="single"/>
-          </w:rPr>
-          <w:t>Waamuzi 11:15–18</w:t>
-        </w:r>
-      </w:hyperlink>
+      <w:r>
+        <w:rPr>
+          <w:lang w:val="sw_KE" w:bidi="sw_KE"/>
+        </w:rPr>
+        <w:t>Hesabu 21:21–22</w:t>
+      </w:r>
+      <w:r>
+        <w:rPr>
+          <w:lang w:val="sw_KE" w:bidi="sw_KE"/>
+        </w:rPr>
+        <w:t xml:space="preserve">; </w:t>
+      </w:r>
+      <w:r>
+        <w:rPr>
+          <w:lang w:val="sw_KE" w:bidi="sw_KE"/>
+        </w:rPr>
+        <w:t>Waamuzi 11:15–18</w:t>
+      </w:r>
       <w:r>
         <w:rPr>
           <w:lang w:val="sw_KE" w:bidi="sw_KE"/>
@@ -5666,162 +4352,108 @@
         </w:rPr>
         <w:t xml:space="preserve">Kabla ya Waisraeli kuvuka , Wamoabu Ufalme wa Kihashemi wa Yordani walikuwa chini ya utawala wa Sihoni, mfalme wa Waamori aliyekuwa akitawala Heshboni (tazama </w:t>
       </w:r>
-      <w:hyperlink r:id="rId198">
-        <w:r>
-          <w:rPr>
-            <w:lang w:val="sw_KE" w:bidi="sw_KE"/>
-          </w:rPr>
-          <w:rPr>
-            <w:color w:val="0000EE"/>
-            <w:u w:val="single"/>
-          </w:rPr>
-          <w:t>Hesabu 21:13</w:t>
-        </w:r>
-      </w:hyperlink>
+      <w:r>
+        <w:rPr>
+          <w:lang w:val="sw_KE" w:bidi="sw_KE"/>
+        </w:rPr>
+        <w:t>Hesabu 21:13</w:t>
+      </w:r>
       <w:r>
         <w:rPr>
           <w:lang w:val="sw_KE" w:bidi="sw_KE"/>
         </w:rPr>
         <w:t xml:space="preserve">, </w:t>
       </w:r>
-      <w:hyperlink r:id="rId199">
-        <w:r>
-          <w:rPr>
-            <w:lang w:val="sw_KE" w:bidi="sw_KE"/>
-          </w:rPr>
-          <w:rPr>
-            <w:color w:val="0000EE"/>
-            <w:u w:val="single"/>
-          </w:rPr>
-          <w:t>26</w:t>
-        </w:r>
-      </w:hyperlink>
+      <w:r>
+        <w:rPr>
+          <w:lang w:val="sw_KE" w:bidi="sw_KE"/>
+        </w:rPr>
+        <w:t>26</w:t>
+      </w:r>
       <w:r>
         <w:rPr>
           <w:lang w:val="sw_KE" w:bidi="sw_KE"/>
         </w:rPr>
         <w:t>). Baada ya Waisraeli kumshinda Sihoni, Mfalme Balaki wa Moabu aliogopa kwamba Waisraeli wangeweza kushinda nchi yake, na Moabu akaanzisha vita dhidi yao (</w:t>
       </w:r>
-      <w:hyperlink r:id="rId200">
-        <w:r>
-          <w:rPr>
-            <w:lang w:val="sw_KE" w:bidi="sw_KE"/>
-          </w:rPr>
-          <w:rPr>
-            <w:color w:val="0000EE"/>
-            <w:u w:val="single"/>
-          </w:rPr>
-          <w:t>Hesabu 22:1–25:3</w:t>
-        </w:r>
-      </w:hyperlink>
-      <w:r>
-        <w:rPr>
-          <w:lang w:val="sw_KE" w:bidi="sw_KE"/>
-        </w:rPr>
-        <w:t xml:space="preserve">; </w:t>
-      </w:r>
-      <w:hyperlink r:id="rId201">
-        <w:r>
-          <w:rPr>
-            <w:lang w:val="sw_KE" w:bidi="sw_KE"/>
-          </w:rPr>
-          <w:rPr>
-            <w:color w:val="0000EE"/>
-            <w:u w:val="single"/>
-          </w:rPr>
-          <w:t>Yoshua 24:9</w:t>
-        </w:r>
-      </w:hyperlink>
+      <w:r>
+        <w:rPr>
+          <w:lang w:val="sw_KE" w:bidi="sw_KE"/>
+        </w:rPr>
+        <w:t>Hesabu 22:1–25:3</w:t>
+      </w:r>
+      <w:r>
+        <w:rPr>
+          <w:lang w:val="sw_KE" w:bidi="sw_KE"/>
+        </w:rPr>
+        <w:t xml:space="preserve">; </w:t>
+      </w:r>
+      <w:r>
+        <w:rPr>
+          <w:lang w:val="sw_KE" w:bidi="sw_KE"/>
+        </w:rPr>
+        <w:t>Yoshua 24:9</w:t>
+      </w:r>
       <w:r>
         <w:rPr>
           <w:lang w:val="sw_KE" w:bidi="sw_KE"/>
         </w:rPr>
         <w:t>). Kuanzia wakati huo, Moabu na Waisraeli mara nyingi walikuwa na migogoro (</w:t>
       </w:r>
-      <w:hyperlink r:id="rId202">
-        <w:r>
-          <w:rPr>
-            <w:lang w:val="sw_KE" w:bidi="sw_KE"/>
-          </w:rPr>
-          <w:rPr>
-            <w:color w:val="0000EE"/>
-            <w:u w:val="single"/>
-          </w:rPr>
-          <w:t>Waamuzi 3:12–30</w:t>
-        </w:r>
-      </w:hyperlink>
-      <w:r>
-        <w:rPr>
-          <w:lang w:val="sw_KE" w:bidi="sw_KE"/>
-        </w:rPr>
-        <w:t xml:space="preserve">; </w:t>
-      </w:r>
-      <w:hyperlink r:id="rId203">
-        <w:r>
-          <w:rPr>
-            <w:lang w:val="sw_KE" w:bidi="sw_KE"/>
-          </w:rPr>
-          <w:rPr>
-            <w:color w:val="0000EE"/>
-            <w:u w:val="single"/>
-          </w:rPr>
-          <w:t>1 Samweli 14:47</w:t>
-        </w:r>
-      </w:hyperlink>
-      <w:r>
-        <w:rPr>
-          <w:lang w:val="sw_KE" w:bidi="sw_KE"/>
-        </w:rPr>
-        <w:t xml:space="preserve">; </w:t>
-      </w:r>
-      <w:hyperlink r:id="rId204">
-        <w:r>
-          <w:rPr>
-            <w:lang w:val="sw_KE" w:bidi="sw_KE"/>
-          </w:rPr>
-          <w:rPr>
-            <w:color w:val="0000EE"/>
-            <w:u w:val="single"/>
-          </w:rPr>
-          <w:t>2 Samweli 8:2</w:t>
-        </w:r>
-      </w:hyperlink>
-      <w:r>
-        <w:rPr>
-          <w:lang w:val="sw_KE" w:bidi="sw_KE"/>
-        </w:rPr>
-        <w:t xml:space="preserve">; </w:t>
-      </w:r>
-      <w:hyperlink r:id="rId205">
-        <w:r>
-          <w:rPr>
-            <w:lang w:val="sw_KE" w:bidi="sw_KE"/>
-          </w:rPr>
-          <w:rPr>
-            <w:color w:val="0000EE"/>
-            <w:u w:val="single"/>
-          </w:rPr>
-          <w:t>2 Wafalme 3</w:t>
-        </w:r>
-      </w:hyperlink>
+      <w:r>
+        <w:rPr>
+          <w:lang w:val="sw_KE" w:bidi="sw_KE"/>
+        </w:rPr>
+        <w:t>Waamuzi 3:12–30</w:t>
+      </w:r>
+      <w:r>
+        <w:rPr>
+          <w:lang w:val="sw_KE" w:bidi="sw_KE"/>
+        </w:rPr>
+        <w:t xml:space="preserve">; </w:t>
+      </w:r>
+      <w:r>
+        <w:rPr>
+          <w:lang w:val="sw_KE" w:bidi="sw_KE"/>
+        </w:rPr>
+        <w:t>1 Samweli 14:47</w:t>
+      </w:r>
+      <w:r>
+        <w:rPr>
+          <w:lang w:val="sw_KE" w:bidi="sw_KE"/>
+        </w:rPr>
+        <w:t xml:space="preserve">; </w:t>
+      </w:r>
+      <w:r>
+        <w:rPr>
+          <w:lang w:val="sw_KE" w:bidi="sw_KE"/>
+        </w:rPr>
+        <w:t>2 Samweli 8:2</w:t>
+      </w:r>
+      <w:r>
+        <w:rPr>
+          <w:lang w:val="sw_KE" w:bidi="sw_KE"/>
+        </w:rPr>
+        <w:t xml:space="preserve">; </w:t>
+      </w:r>
+      <w:r>
+        <w:rPr>
+          <w:lang w:val="sw_KE" w:bidi="sw_KE"/>
+        </w:rPr>
+        <w:t>2 Wafalme 3</w:t>
+      </w:r>
       <w:r>
         <w:rPr>
           <w:lang w:val="sw_KE" w:bidi="sw_KE"/>
         </w:rPr>
         <w:t>). Hata hivyo, kulikuwa pia na nyakati za amani kati yao (</w:t>
       </w:r>
-      <w:hyperlink r:id="rId206">
-        <w:r>
-          <w:rPr>
-            <w:lang w:val="sw_KE" w:bidi="sw_KE"/>
-          </w:rPr>
-          <w:rPr>
-            <w:color w:val="0000EE"/>
-            <w:u w:val="single"/>
-          </w:rPr>
-          <w:t>Ruthu 1:1–2</w:t>
-        </w:r>
-      </w:hyperlink>
+      <w:r>
+        <w:rPr>
+          <w:lang w:val="sw_KE" w:bidi="sw_KE"/>
+        </w:rPr>
+        <w:t>Ruthu 1:1–2</w:t>
+      </w:r>
       <w:r>
         <w:rPr>
           <w:lang w:val="sw_KE" w:bidi="sw_KE"/>
@@ -5842,234 +4474,156 @@
         </w:rPr>
         <w:t>Waamoni walikuwa wazao wa mwana wa binti mdogo wa Lutu (</w:t>
       </w:r>
-      <w:hyperlink r:id="rId195">
-        <w:r>
-          <w:rPr>
-            <w:lang w:val="sw_KE" w:bidi="sw_KE"/>
-          </w:rPr>
-          <w:rPr>
-            <w:color w:val="0000EE"/>
-            <w:u w:val="single"/>
-          </w:rPr>
-          <w:t>Mwanzo 19:36–38</w:t>
-        </w:r>
-      </w:hyperlink>
+      <w:r>
+        <w:rPr>
+          <w:lang w:val="sw_KE" w:bidi="sw_KE"/>
+        </w:rPr>
+        <w:t>Mwanzo 19:36–38</w:t>
+      </w:r>
       <w:r>
         <w:rPr>
           <w:lang w:val="sw_KE" w:bidi="sw_KE"/>
         </w:rPr>
         <w:t>). Walikaa katika eneo la Ufalme wa Kihashemi wa Yordani, kaskazini mashariki mwa Araba. Waisraeli walipofika baada ya kuondoka Misri, Mungu aliwaambia wasichukue ardhi ya Waamoni, kwani ilikuwa ya wazao wa Lutu (</w:t>
       </w:r>
-      <w:hyperlink r:id="rId207">
-        <w:r>
-          <w:rPr>
-            <w:lang w:val="sw_KE" w:bidi="sw_KE"/>
-          </w:rPr>
-          <w:rPr>
-            <w:color w:val="0000EE"/>
-            <w:u w:val="single"/>
-          </w:rPr>
-          <w:t>Kumbukumbu la Torati 2:18–19</w:t>
-        </w:r>
-      </w:hyperlink>
+      <w:r>
+        <w:rPr>
+          <w:lang w:val="sw_KE" w:bidi="sw_KE"/>
+        </w:rPr>
+        <w:t>Kumbukumbu la Torati 2:18–19</w:t>
+      </w:r>
       <w:r>
         <w:rPr>
           <w:lang w:val="sw_KE" w:bidi="sw_KE"/>
         </w:rPr>
         <w:t xml:space="preserve">, </w:t>
       </w:r>
-      <w:hyperlink r:id="rId208">
-        <w:r>
-          <w:rPr>
-            <w:lang w:val="sw_KE" w:bidi="sw_KE"/>
-          </w:rPr>
-          <w:rPr>
-            <w:color w:val="0000EE"/>
-            <w:u w:val="single"/>
-          </w:rPr>
-          <w:t>37</w:t>
-        </w:r>
-      </w:hyperlink>
+      <w:r>
+        <w:rPr>
+          <w:lang w:val="sw_KE" w:bidi="sw_KE"/>
+        </w:rPr>
+        <w:t>37</w:t>
+      </w:r>
       <w:r>
         <w:rPr>
           <w:lang w:val="sw_KE" w:bidi="sw_KE"/>
         </w:rPr>
         <w:t>). Waamoni waliwasaidia Wamoabi kupigana dhidi ya Israeli na walizuiwa kujiunga na kusanyiko la Bwana kwa vizazi kumi (</w:t>
       </w:r>
-      <w:hyperlink r:id="rId209">
-        <w:r>
-          <w:rPr>
-            <w:lang w:val="sw_KE" w:bidi="sw_KE"/>
-          </w:rPr>
-          <w:rPr>
-            <w:color w:val="0000EE"/>
-            <w:u w:val="single"/>
-          </w:rPr>
-          <w:t>Kumbukumbu la Torati 23:3–6</w:t>
-        </w:r>
-      </w:hyperlink>
-      <w:r>
-        <w:rPr>
-          <w:lang w:val="sw_KE" w:bidi="sw_KE"/>
-        </w:rPr>
-        <w:t xml:space="preserve">; </w:t>
-      </w:r>
-      <w:hyperlink r:id="rId210">
-        <w:r>
-          <w:rPr>
-            <w:lang w:val="sw_KE" w:bidi="sw_KE"/>
-          </w:rPr>
-          <w:rPr>
-            <w:color w:val="0000EE"/>
-            <w:u w:val="single"/>
-          </w:rPr>
-          <w:t>Nehemia 13:1–2</w:t>
-        </w:r>
-      </w:hyperlink>
+      <w:r>
+        <w:rPr>
+          <w:lang w:val="sw_KE" w:bidi="sw_KE"/>
+        </w:rPr>
+        <w:t>Kumbukumbu la Torati 23:3–6</w:t>
+      </w:r>
+      <w:r>
+        <w:rPr>
+          <w:lang w:val="sw_KE" w:bidi="sw_KE"/>
+        </w:rPr>
+        <w:t xml:space="preserve">; </w:t>
+      </w:r>
+      <w:r>
+        <w:rPr>
+          <w:lang w:val="sw_KE" w:bidi="sw_KE"/>
+        </w:rPr>
+        <w:t>Nehemia 13:1–2</w:t>
+      </w:r>
       <w:r>
         <w:rPr>
           <w:lang w:val="sw_KE" w:bidi="sw_KE"/>
         </w:rPr>
         <w:t xml:space="preserve">; angalia </w:t>
       </w:r>
-      <w:hyperlink r:id="rId200">
-        <w:r>
-          <w:rPr>
-            <w:lang w:val="sw_KE" w:bidi="sw_KE"/>
-          </w:rPr>
-          <w:rPr>
-            <w:color w:val="0000EE"/>
-            <w:u w:val="single"/>
-          </w:rPr>
-          <w:t>Hesabu 22:1–25:3</w:t>
-        </w:r>
-      </w:hyperlink>
+      <w:r>
+        <w:rPr>
+          <w:lang w:val="sw_KE" w:bidi="sw_KE"/>
+        </w:rPr>
+        <w:t>Hesabu 22:1–25:3</w:t>
+      </w:r>
       <w:r>
         <w:rPr>
           <w:lang w:val="sw_KE" w:bidi="sw_KE"/>
         </w:rPr>
         <w:t>). Baada ya hapo, Waamoni mara nyingi walipigana na Israeli (</w:t>
       </w:r>
-      <w:hyperlink r:id="rId211">
-        <w:r>
-          <w:rPr>
-            <w:lang w:val="sw_KE" w:bidi="sw_KE"/>
-          </w:rPr>
-          <w:rPr>
-            <w:color w:val="0000EE"/>
-            <w:u w:val="single"/>
-          </w:rPr>
-          <w:t>Waamuzi 10–11</w:t>
-        </w:r>
-      </w:hyperlink>
-      <w:r>
-        <w:rPr>
-          <w:lang w:val="sw_KE" w:bidi="sw_KE"/>
-        </w:rPr>
-        <w:t xml:space="preserve">; </w:t>
-      </w:r>
-      <w:hyperlink r:id="rId212">
-        <w:r>
-          <w:rPr>
-            <w:lang w:val="sw_KE" w:bidi="sw_KE"/>
-          </w:rPr>
-          <w:rPr>
-            <w:color w:val="0000EE"/>
-            <w:u w:val="single"/>
-          </w:rPr>
-          <w:t>1 Samweli 11</w:t>
-        </w:r>
-      </w:hyperlink>
-      <w:r>
-        <w:rPr>
-          <w:lang w:val="sw_KE" w:bidi="sw_KE"/>
-        </w:rPr>
-        <w:t xml:space="preserve">; </w:t>
-      </w:r>
-      <w:hyperlink r:id="rId203">
-        <w:r>
-          <w:rPr>
-            <w:lang w:val="sw_KE" w:bidi="sw_KE"/>
-          </w:rPr>
-          <w:rPr>
-            <w:color w:val="0000EE"/>
-            <w:u w:val="single"/>
-          </w:rPr>
-          <w:t>14:47</w:t>
-        </w:r>
-      </w:hyperlink>
-      <w:r>
-        <w:rPr>
-          <w:lang w:val="sw_KE" w:bidi="sw_KE"/>
-        </w:rPr>
-        <w:t xml:space="preserve">; </w:t>
-      </w:r>
-      <w:hyperlink r:id="rId213">
-        <w:r>
-          <w:rPr>
-            <w:lang w:val="sw_KE" w:bidi="sw_KE"/>
-          </w:rPr>
-          <w:rPr>
-            <w:color w:val="0000EE"/>
-            <w:u w:val="single"/>
-          </w:rPr>
-          <w:t>1 Mambo ya Nyakati 20:1–3</w:t>
-        </w:r>
-      </w:hyperlink>
-      <w:r>
-        <w:rPr>
-          <w:lang w:val="sw_KE" w:bidi="sw_KE"/>
-        </w:rPr>
-        <w:t xml:space="preserve">; </w:t>
-      </w:r>
-      <w:hyperlink r:id="rId214">
-        <w:r>
-          <w:rPr>
-            <w:lang w:val="sw_KE" w:bidi="sw_KE"/>
-          </w:rPr>
-          <w:rPr>
-            <w:color w:val="0000EE"/>
-            <w:u w:val="single"/>
-          </w:rPr>
-          <w:t>2 Mambo ya Nyakati 20:1–24</w:t>
-        </w:r>
-      </w:hyperlink>
+      <w:r>
+        <w:rPr>
+          <w:lang w:val="sw_KE" w:bidi="sw_KE"/>
+        </w:rPr>
+        <w:t>Waamuzi 10–11</w:t>
+      </w:r>
+      <w:r>
+        <w:rPr>
+          <w:lang w:val="sw_KE" w:bidi="sw_KE"/>
+        </w:rPr>
+        <w:t xml:space="preserve">; </w:t>
+      </w:r>
+      <w:r>
+        <w:rPr>
+          <w:lang w:val="sw_KE" w:bidi="sw_KE"/>
+        </w:rPr>
+        <w:t>1 Samweli 11</w:t>
+      </w:r>
+      <w:r>
+        <w:rPr>
+          <w:lang w:val="sw_KE" w:bidi="sw_KE"/>
+        </w:rPr>
+        <w:t xml:space="preserve">; </w:t>
+      </w:r>
+      <w:r>
+        <w:rPr>
+          <w:lang w:val="sw_KE" w:bidi="sw_KE"/>
+        </w:rPr>
+        <w:t>14:47</w:t>
+      </w:r>
+      <w:r>
+        <w:rPr>
+          <w:lang w:val="sw_KE" w:bidi="sw_KE"/>
+        </w:rPr>
+        <w:t xml:space="preserve">; </w:t>
+      </w:r>
+      <w:r>
+        <w:rPr>
+          <w:lang w:val="sw_KE" w:bidi="sw_KE"/>
+        </w:rPr>
+        <w:t>1 Mambo ya Nyakati 20:1–3</w:t>
+      </w:r>
+      <w:r>
+        <w:rPr>
+          <w:lang w:val="sw_KE" w:bidi="sw_KE"/>
+        </w:rPr>
+        <w:t xml:space="preserve">; </w:t>
+      </w:r>
+      <w:r>
+        <w:rPr>
+          <w:lang w:val="sw_KE" w:bidi="sw_KE"/>
+        </w:rPr>
+        <w:t>2 Mambo ya Nyakati 20:1–24</w:t>
+      </w:r>
       <w:r>
         <w:rPr>
           <w:lang w:val="sw_KE" w:bidi="sw_KE"/>
         </w:rPr>
         <w:t>). Hata hivyo, Daudi alionekana kuwa na ushirikiano nao kwa muda fulani (</w:t>
       </w:r>
-      <w:hyperlink r:id="rId215">
-        <w:r>
-          <w:rPr>
-            <w:lang w:val="sw_KE" w:bidi="sw_KE"/>
-          </w:rPr>
-          <w:rPr>
-            <w:color w:val="0000EE"/>
-            <w:u w:val="single"/>
-          </w:rPr>
-          <w:t>2 Samweli 17:27–29</w:t>
-        </w:r>
-      </w:hyperlink>
-      <w:r>
-        <w:rPr>
-          <w:lang w:val="sw_KE" w:bidi="sw_KE"/>
-        </w:rPr>
-        <w:t xml:space="preserve">; </w:t>
-      </w:r>
-      <w:hyperlink r:id="rId216">
-        <w:r>
-          <w:rPr>
-            <w:lang w:val="sw_KE" w:bidi="sw_KE"/>
-          </w:rPr>
-          <w:rPr>
-            <w:color w:val="0000EE"/>
-            <w:u w:val="single"/>
-          </w:rPr>
-          <w:t>23:37</w:t>
-        </w:r>
-      </w:hyperlink>
+      <w:r>
+        <w:rPr>
+          <w:lang w:val="sw_KE" w:bidi="sw_KE"/>
+        </w:rPr>
+        <w:t>2 Samweli 17:27–29</w:t>
+      </w:r>
+      <w:r>
+        <w:rPr>
+          <w:lang w:val="sw_KE" w:bidi="sw_KE"/>
+        </w:rPr>
+        <w:t xml:space="preserve">; </w:t>
+      </w:r>
+      <w:r>
+        <w:rPr>
+          <w:lang w:val="sw_KE" w:bidi="sw_KE"/>
+        </w:rPr>
+        <w:t>23:37</w:t>
+      </w:r>
       <w:r>
         <w:rPr>
           <w:lang w:val="sw_KE" w:bidi="sw_KE"/>
@@ -6099,18 +4653,12 @@
           <w:lang w:val="sw_KE" w:bidi="sw_KE"/>
         </w:rPr>
       </w:r>
-      <w:hyperlink r:id="rId209">
-        <w:r>
-          <w:rPr>
-            <w:lang w:val="sw_KE" w:bidi="sw_KE"/>
-          </w:rPr>
-          <w:rPr>
-            <w:color w:val="0000EE"/>
-            <w:u w:val="single"/>
-          </w:rPr>
-          <w:t>Kumbukumbu la Torati 23:3–6</w:t>
-        </w:r>
-      </w:hyperlink>
+      <w:r>
+        <w:rPr>
+          <w:lang w:val="sw_KE" w:bidi="sw_KE"/>
+        </w:rPr>
+        <w:t>Kumbukumbu la Torati 23:3–6</w:t>
+      </w:r>
       <w:r>
         <w:rPr>
           <w:lang w:val="sw_KE" w:bidi="sw_KE"/>
@@ -6159,18 +4707,12 @@
         </w:rPr>
         <w:t>Mose alikuwa kiongozi wa kwanza wa Israeli kama taifa. Mungu alimtumia Mose katika kipindi muhimu sana katika historia ya watu wake. Alikuwa nabii aliyepokea sheria na kuwasilisha agano la Mungu (makubaliano maalum) na Israeli kwenye Mlima Sinai (</w:t>
       </w:r>
-      <w:hyperlink r:id="rId217">
-        <w:r>
-          <w:rPr>
-            <w:lang w:val="sw_KE" w:bidi="sw_KE"/>
-          </w:rPr>
-          <w:rPr>
-            <w:color w:val="0000EE"/>
-            <w:u w:val="single"/>
-          </w:rPr>
-          <w:t>Kutoka 19:3–6</w:t>
-        </w:r>
-      </w:hyperlink>
+      <w:r>
+        <w:rPr>
+          <w:lang w:val="sw_KE" w:bidi="sw_KE"/>
+        </w:rPr>
+        <w:t>Kutoka 19:3–6</w:t>
+      </w:r>
       <w:r>
         <w:rPr>
           <w:lang w:val="sw_KE" w:bidi="sw_KE"/>
@@ -6191,36 +4733,24 @@
         </w:rPr>
         <w:t>Mose alikuwa kaka mdogo wa Miriamu na Aroni. Alizaliwa Misri wakati wa hatari (</w:t>
       </w:r>
-      <w:hyperlink r:id="rId218">
-        <w:r>
-          <w:rPr>
-            <w:lang w:val="sw_KE" w:bidi="sw_KE"/>
-          </w:rPr>
-          <w:rPr>
-            <w:color w:val="0000EE"/>
-            <w:u w:val="single"/>
-          </w:rPr>
-          <w:t>Kutoka 1:15–2:2</w:t>
-        </w:r>
-      </w:hyperlink>
+      <w:r>
+        <w:rPr>
+          <w:lang w:val="sw_KE" w:bidi="sw_KE"/>
+        </w:rPr>
+        <w:t>Kutoka 1:15–2:2</w:t>
+      </w:r>
       <w:r>
         <w:rPr>
           <w:lang w:val="sw_KE" w:bidi="sw_KE"/>
         </w:rPr>
         <w:t>). Farao wa Misri, akihofia uasi, aliamuru wavulana wote wa Kiebrania wauawe wakati wa kuzaliwa. Mama yake Mose, Yokebedi, alimtegemea Mungu na kumweka mtoto wake katika kikapu cha matete kwenye Mto Naili. Binti ya Farao alimkuta na kumlea kama mtoto wake mwenyewe katika ikulu (</w:t>
       </w:r>
-      <w:hyperlink r:id="rId219">
-        <w:r>
-          <w:rPr>
-            <w:lang w:val="sw_KE" w:bidi="sw_KE"/>
-          </w:rPr>
-          <w:rPr>
-            <w:color w:val="0000EE"/>
-            <w:u w:val="single"/>
-          </w:rPr>
-          <w:t>Kutoka 2:3–10</w:t>
-        </w:r>
-      </w:hyperlink>
+      <w:r>
+        <w:rPr>
+          <w:lang w:val="sw_KE" w:bidi="sw_KE"/>
+        </w:rPr>
+        <w:t>Kutoka 2:3–10</w:t>
+      </w:r>
       <w:r>
         <w:rPr>
           <w:lang w:val="sw_KE" w:bidi="sw_KE"/>
@@ -6241,36 +4771,24 @@
         </w:rPr>
         <w:t>Hatujui mengi kuhusu maisha ya awali ya Mose. Mapokeo ya Kiyahudi yanasema alijifunza uongozi na ujuzi wa kijeshi katika nyumba ya Farao. Alipofikia umri wa miaka arobaini, alimuua Mmisri ili kumwokoa mtumwa Mwebrania, kisha akakimbilia Midiani (</w:t>
       </w:r>
-      <w:hyperlink r:id="rId220">
-        <w:r>
-          <w:rPr>
-            <w:lang w:val="sw_KE" w:bidi="sw_KE"/>
-          </w:rPr>
-          <w:rPr>
-            <w:color w:val="0000EE"/>
-            <w:u w:val="single"/>
-          </w:rPr>
-          <w:t>Kutoka 2:11–15</w:t>
-        </w:r>
-      </w:hyperlink>
+      <w:r>
+        <w:rPr>
+          <w:lang w:val="sw_KE" w:bidi="sw_KE"/>
+        </w:rPr>
+        <w:t>Kutoka 2:11–15</w:t>
+      </w:r>
       <w:r>
         <w:rPr>
           <w:lang w:val="sw_KE" w:bidi="sw_KE"/>
         </w:rPr>
         <w:t xml:space="preserve">; tazama pia </w:t>
       </w:r>
-      <w:hyperlink r:id="rId221">
-        <w:r>
-          <w:rPr>
-            <w:lang w:val="sw_KE" w:bidi="sw_KE"/>
-          </w:rPr>
-          <w:rPr>
-            <w:color w:val="0000EE"/>
-            <w:u w:val="single"/>
-          </w:rPr>
-          <w:t>Matendo 7:23–29</w:t>
-        </w:r>
-      </w:hyperlink>
+      <w:r>
+        <w:rPr>
+          <w:lang w:val="sw_KE" w:bidi="sw_KE"/>
+        </w:rPr>
+        <w:t>Matendo 7:23–29</w:t>
+      </w:r>
       <w:r>
         <w:rPr>
           <w:lang w:val="sw_KE" w:bidi="sw_KE"/>
@@ -6291,18 +4809,12 @@
         </w:rPr>
         <w:t>Miaka arobaini baadaye, Mungu alimtokea Mose katika kichaka kinachowaka moto. Alimwambia Mose arudi Misri ili kuwaokoa watu wake kutoka utumwani (</w:t>
       </w:r>
-      <w:hyperlink r:id="rId222">
-        <w:r>
-          <w:rPr>
-            <w:lang w:val="sw_KE" w:bidi="sw_KE"/>
-          </w:rPr>
-          <w:rPr>
-            <w:color w:val="0000EE"/>
-            <w:u w:val="single"/>
-          </w:rPr>
-          <w:t>Kutoka 3:1–4:17</w:t>
-        </w:r>
-      </w:hyperlink>
+      <w:r>
+        <w:rPr>
+          <w:lang w:val="sw_KE" w:bidi="sw_KE"/>
+        </w:rPr>
+        <w:t>Kutoka 3:1–4:17</w:t>
+      </w:r>
       <w:r>
         <w:rPr>
           <w:lang w:val="sw_KE" w:bidi="sw_KE"/>
@@ -6337,36 +4849,24 @@
         </w:rPr>
         <w:t>Mose aliwaongoza Waisraeli hadi Mlima Sinai, ambapo alikutana na Mungu kwenye kichaka kinachowaka. Mungu alijifunua tena kwa Mose kwenye mlima huo, akimpa sheria, ikiwa ni pamoja na Amri Kumi (</w:t>
       </w:r>
-      <w:hyperlink r:id="rId223">
-        <w:r>
-          <w:rPr>
-            <w:lang w:val="sw_KE" w:bidi="sw_KE"/>
-          </w:rPr>
-          <w:rPr>
-            <w:color w:val="0000EE"/>
-            <w:u w:val="single"/>
-          </w:rPr>
-          <w:t>Kutoka 20:1–23:19</w:t>
-        </w:r>
-      </w:hyperlink>
+      <w:r>
+        <w:rPr>
+          <w:lang w:val="sw_KE" w:bidi="sw_KE"/>
+        </w:rPr>
+        <w:t>Kutoka 20:1–23:19</w:t>
+      </w:r>
       <w:r>
         <w:rPr>
           <w:lang w:val="sw_KE" w:bidi="sw_KE"/>
         </w:rPr>
         <w:t>). Pia alimpa maagizo ya kujenga hema. Mose aliposhuka kutoka mlimani, alikuta watu wameacha Mungu wa kweli kwa kuabudu ndama wa dhahabu (</w:t>
       </w:r>
-      <w:hyperlink r:id="rId224">
-        <w:r>
-          <w:rPr>
-            <w:lang w:val="sw_KE" w:bidi="sw_KE"/>
-          </w:rPr>
-          <w:rPr>
-            <w:color w:val="0000EE"/>
-            <w:u w:val="single"/>
-          </w:rPr>
-          <w:t>Kutoka 32</w:t>
-        </w:r>
-      </w:hyperlink>
+      <w:r>
+        <w:rPr>
+          <w:lang w:val="sw_KE" w:bidi="sw_KE"/>
+        </w:rPr>
+        <w:t>Kutoka 32</w:t>
+      </w:r>
       <w:r>
         <w:rPr>
           <w:lang w:val="sw_KE" w:bidi="sw_KE"/>
@@ -6387,18 +4887,12 @@
         </w:rPr>
         <w:t>Mose aliongoza kundi lililolalamika, lililoasi, na lisilo na imani kupitia nyika. Hata kaka na dada yake walitilia shaka uongozi wake, wakitumia ndoa yake na mwanamke Mkushi kama kisingizio (</w:t>
       </w:r>
-      <w:hyperlink r:id="rId225">
-        <w:r>
-          <w:rPr>
-            <w:lang w:val="sw_KE" w:bidi="sw_KE"/>
-          </w:rPr>
-          <w:rPr>
-            <w:color w:val="0000EE"/>
-            <w:u w:val="single"/>
-          </w:rPr>
-          <w:t>Hesabu 12</w:t>
-        </w:r>
-      </w:hyperlink>
+      <w:r>
+        <w:rPr>
+          <w:lang w:val="sw_KE" w:bidi="sw_KE"/>
+        </w:rPr>
+        <w:t>Hesabu 12</w:t>
+      </w:r>
       <w:r>
         <w:rPr>
           <w:lang w:val="sw_KE" w:bidi="sw_KE"/>
@@ -6419,54 +4913,36 @@
         </w:rPr>
         <w:t>Mose alikuwa mtu wa kipekee, lakini hakuwa mkamilifu. Wakati watu walipovuta uvumilivu wake kwa kulalamika kuhusu ukosefu wa maji, Mose hakufuata maagizo ya Mungu. Alipiga mwamba badala ya kuzungumza nao (</w:t>
       </w:r>
-      <w:hyperlink r:id="rId226">
-        <w:r>
-          <w:rPr>
-            <w:lang w:val="sw_KE" w:bidi="sw_KE"/>
-          </w:rPr>
-          <w:rPr>
-            <w:color w:val="0000EE"/>
-            <w:u w:val="single"/>
-          </w:rPr>
-          <w:t>Hesabu 20:1–13</w:t>
-        </w:r>
-      </w:hyperlink>
+      <w:r>
+        <w:rPr>
+          <w:lang w:val="sw_KE" w:bidi="sw_KE"/>
+        </w:rPr>
+        <w:t>Hesabu 20:1–13</w:t>
+      </w:r>
       <w:r>
         <w:rPr>
           <w:lang w:val="sw_KE" w:bidi="sw_KE"/>
         </w:rPr>
         <w:t>). Vitendo vyake havikuonyesha utakatifu wa Mungu, na alipendekeza kwamba alileta maji kwa nguvu zake mwenyewe (</w:t>
       </w:r>
-      <w:hyperlink r:id="rId227">
-        <w:r>
-          <w:rPr>
-            <w:lang w:val="sw_KE" w:bidi="sw_KE"/>
-          </w:rPr>
-          <w:rPr>
-            <w:color w:val="0000EE"/>
-            <w:u w:val="single"/>
-          </w:rPr>
-          <w:t>Hesabu 20:10</w:t>
-        </w:r>
-      </w:hyperlink>
+      <w:r>
+        <w:rPr>
+          <w:lang w:val="sw_KE" w:bidi="sw_KE"/>
+        </w:rPr>
+        <w:t>Hesabu 20:10</w:t>
+      </w:r>
       <w:r>
         <w:rPr>
           <w:lang w:val="sw_KE" w:bidi="sw_KE"/>
         </w:rPr>
         <w:t xml:space="preserve">; linganisha </w:t>
       </w:r>
-      <w:hyperlink r:id="rId228">
-        <w:r>
-          <w:rPr>
-            <w:lang w:val="sw_KE" w:bidi="sw_KE"/>
-          </w:rPr>
-          <w:rPr>
-            <w:color w:val="0000EE"/>
-            <w:u w:val="single"/>
-          </w:rPr>
-          <w:t>Zaburi 106:32–33</w:t>
-        </w:r>
-      </w:hyperlink>
+      <w:r>
+        <w:rPr>
+          <w:lang w:val="sw_KE" w:bidi="sw_KE"/>
+        </w:rPr>
+        <w:t>Zaburi 106:32–33</w:t>
+      </w:r>
       <w:r>
         <w:rPr>
           <w:lang w:val="sw_KE" w:bidi="sw_KE"/>
@@ -6501,54 +4977,36 @@
         </w:rPr>
         <w:t>Baada ya kutoa mahubiri haya na kabla ya Israeli kuingia Kanaani, Mose alipanda Kilele cha Pisga kwenye Mlima Nebo, ambapo alikufa. “Tangu wakati huo, hakuna nabii aliyesimama katika Israeli kama Mose, ambaye Bwana alimjua uso kwa uso” (</w:t>
       </w:r>
-      <w:hyperlink r:id="rId229">
-        <w:r>
-          <w:rPr>
-            <w:lang w:val="sw_KE" w:bidi="sw_KE"/>
-          </w:rPr>
-          <w:rPr>
-            <w:color w:val="0000EE"/>
-            <w:u w:val="single"/>
-          </w:rPr>
-          <w:t>Kumbukumbu la Torati 34:10</w:t>
-        </w:r>
-      </w:hyperlink>
+      <w:r>
+        <w:rPr>
+          <w:lang w:val="sw_KE" w:bidi="sw_KE"/>
+        </w:rPr>
+        <w:t>Kumbukumbu la Torati 34:10</w:t>
+      </w:r>
       <w:r>
         <w:rPr>
           <w:lang w:val="sw_KE" w:bidi="sw_KE"/>
         </w:rPr>
         <w:t>). Ni Yesu pekee aliyemzidi Mose kama mpatanishi kati ya Mungu na wanadamu (</w:t>
       </w:r>
-      <w:hyperlink r:id="rId230">
-        <w:r>
-          <w:rPr>
-            <w:lang w:val="sw_KE" w:bidi="sw_KE"/>
-          </w:rPr>
-          <w:rPr>
-            <w:color w:val="0000EE"/>
-            <w:u w:val="single"/>
-          </w:rPr>
-          <w:t>Matendo 3:17–26</w:t>
-        </w:r>
-      </w:hyperlink>
-      <w:r>
-        <w:rPr>
-          <w:lang w:val="sw_KE" w:bidi="sw_KE"/>
-        </w:rPr>
-        <w:t xml:space="preserve">; </w:t>
-      </w:r>
-      <w:hyperlink r:id="rId231">
-        <w:r>
-          <w:rPr>
-            <w:lang w:val="sw_KE" w:bidi="sw_KE"/>
-          </w:rPr>
-          <w:rPr>
-            <w:color w:val="0000EE"/>
-            <w:u w:val="single"/>
-          </w:rPr>
-          <w:t>Waebrania 3</w:t>
-        </w:r>
-      </w:hyperlink>
+      <w:r>
+        <w:rPr>
+          <w:lang w:val="sw_KE" w:bidi="sw_KE"/>
+        </w:rPr>
+        <w:t>Matendo 3:17–26</w:t>
+      </w:r>
+      <w:r>
+        <w:rPr>
+          <w:lang w:val="sw_KE" w:bidi="sw_KE"/>
+        </w:rPr>
+        <w:t xml:space="preserve">; </w:t>
+      </w:r>
+      <w:r>
+        <w:rPr>
+          <w:lang w:val="sw_KE" w:bidi="sw_KE"/>
+        </w:rPr>
+        <w:t>Waebrania 3</w:t>
+      </w:r>
       <w:r>
         <w:rPr>
           <w:lang w:val="sw_KE" w:bidi="sw_KE"/>
@@ -6569,108 +5027,72 @@
         </w:rPr>
         <w:t>Mose ametajwa katika Agano Jipya zaidi ya mtu mwingine yeyote kutoka Agano la Kale. Alionekana katika kubadilika kwa Yesu (wakati sura ya Yesu ilibadilishwa). Agano Jipya linaangazia jukumu lake kama mtoaji wa sheria na linatumia uzoefu wake kuonyesha jinsi maisha chini ya agano jipya yalivyo. Kama Mose, Yesu aliokolewa akiwa mtoto kutoka kwa mipango mibaya ya mtawala (</w:t>
       </w:r>
-      <w:hyperlink r:id="rId97">
-        <w:r>
-          <w:rPr>
-            <w:lang w:val="sw_KE" w:bidi="sw_KE"/>
-          </w:rPr>
-          <w:rPr>
-            <w:color w:val="0000EE"/>
-            <w:u w:val="single"/>
-          </w:rPr>
-          <w:t>Mathayo 2:13–18</w:t>
-        </w:r>
-      </w:hyperlink>
+      <w:r>
+        <w:rPr>
+          <w:lang w:val="sw_KE" w:bidi="sw_KE"/>
+        </w:rPr>
+        <w:t>Mathayo 2:13–18</w:t>
+      </w:r>
       <w:r>
         <w:rPr>
           <w:lang w:val="sw_KE" w:bidi="sw_KE"/>
         </w:rPr>
         <w:t xml:space="preserve">). Sheria mpya ya Yesu katika Mahubiri ya Mlimani inaakisi sheria iliyotolewa Sinai (tazama </w:t>
       </w:r>
-      <w:hyperlink r:id="rId232">
-        <w:r>
-          <w:rPr>
-            <w:lang w:val="sw_KE" w:bidi="sw_KE"/>
-          </w:rPr>
-          <w:rPr>
-            <w:color w:val="0000EE"/>
-            <w:u w:val="single"/>
-          </w:rPr>
-          <w:t>Mathayo 5–7</w:t>
-        </w:r>
-      </w:hyperlink>
+      <w:r>
+        <w:rPr>
+          <w:lang w:val="sw_KE" w:bidi="sw_KE"/>
+        </w:rPr>
+        <w:t>Mathayo 5–7</w:t>
+      </w:r>
       <w:r>
         <w:rPr>
           <w:lang w:val="sw_KE" w:bidi="sw_KE"/>
         </w:rPr>
         <w:t xml:space="preserve">). Inaonyesha Yesu kama mfasiri wa kweli wa mapenzi ya Mungu. Barua kwa Waebrania inamlinganisha Kristo na Mose. Barua ya Paulo kwa Wagalatia na injili ya Yohana zinatofautisha sheria ya Mose na uhusiano mpya wa muumini na Mungu (tazama </w:t>
       </w:r>
-      <w:hyperlink r:id="rId233">
-        <w:r>
-          <w:rPr>
-            <w:lang w:val="sw_KE" w:bidi="sw_KE"/>
-          </w:rPr>
-          <w:rPr>
-            <w:color w:val="0000EE"/>
-            <w:u w:val="single"/>
-          </w:rPr>
-          <w:t>Yohana 1:17</w:t>
-        </w:r>
-      </w:hyperlink>
-      <w:r>
-        <w:rPr>
-          <w:lang w:val="sw_KE" w:bidi="sw_KE"/>
-        </w:rPr>
-        <w:t xml:space="preserve">; </w:t>
-      </w:r>
-      <w:hyperlink r:id="rId234">
-        <w:r>
-          <w:rPr>
-            <w:lang w:val="sw_KE" w:bidi="sw_KE"/>
-          </w:rPr>
-          <w:rPr>
-            <w:color w:val="0000EE"/>
-            <w:u w:val="single"/>
-          </w:rPr>
-          <w:t>Wagalatia 3:1–5</w:t>
-        </w:r>
-      </w:hyperlink>
-      <w:r>
-        <w:rPr>
-          <w:lang w:val="sw_KE" w:bidi="sw_KE"/>
-        </w:rPr>
-        <w:t xml:space="preserve">; </w:t>
-      </w:r>
-      <w:hyperlink r:id="rId235">
-        <w:r>
-          <w:rPr>
-            <w:lang w:val="sw_KE" w:bidi="sw_KE"/>
-          </w:rPr>
-          <w:rPr>
-            <w:color w:val="0000EE"/>
-            <w:u w:val="single"/>
-          </w:rPr>
-          <w:t>Waebrania 3:5–6</w:t>
-        </w:r>
-      </w:hyperlink>
-      <w:r>
-        <w:rPr>
-          <w:lang w:val="sw_KE" w:bidi="sw_KE"/>
-        </w:rPr>
-        <w:t xml:space="preserve">; </w:t>
-      </w:r>
-      <w:hyperlink r:id="rId236">
-        <w:r>
-          <w:rPr>
-            <w:lang w:val="sw_KE" w:bidi="sw_KE"/>
-          </w:rPr>
-          <w:rPr>
-            <w:color w:val="0000EE"/>
-            <w:u w:val="single"/>
-          </w:rPr>
-          <w:t>9:11–10:18</w:t>
-        </w:r>
-      </w:hyperlink>
+      <w:r>
+        <w:rPr>
+          <w:lang w:val="sw_KE" w:bidi="sw_KE"/>
+        </w:rPr>
+        <w:t>Yohana 1:17</w:t>
+      </w:r>
+      <w:r>
+        <w:rPr>
+          <w:lang w:val="sw_KE" w:bidi="sw_KE"/>
+        </w:rPr>
+        <w:t xml:space="preserve">; </w:t>
+      </w:r>
+      <w:r>
+        <w:rPr>
+          <w:lang w:val="sw_KE" w:bidi="sw_KE"/>
+        </w:rPr>
+        <w:t>Wagalatia 3:1–5</w:t>
+      </w:r>
+      <w:r>
+        <w:rPr>
+          <w:lang w:val="sw_KE" w:bidi="sw_KE"/>
+        </w:rPr>
+        <w:t xml:space="preserve">; </w:t>
+      </w:r>
+      <w:r>
+        <w:rPr>
+          <w:lang w:val="sw_KE" w:bidi="sw_KE"/>
+        </w:rPr>
+        <w:t>Waebrania 3:5–6</w:t>
+      </w:r>
+      <w:r>
+        <w:rPr>
+          <w:lang w:val="sw_KE" w:bidi="sw_KE"/>
+        </w:rPr>
+        <w:t xml:space="preserve">; </w:t>
+      </w:r>
+      <w:r>
+        <w:rPr>
+          <w:lang w:val="sw_KE" w:bidi="sw_KE"/>
+        </w:rPr>
+        <w:t>9:11–10:18</w:t>
+      </w:r>
       <w:r>
         <w:rPr>
           <w:lang w:val="sw_KE" w:bidi="sw_KE"/>
@@ -6700,738 +5122,492 @@
           <w:lang w:val="sw_KE" w:bidi="sw_KE"/>
         </w:rPr>
       </w:r>
-      <w:hyperlink r:id="rId237">
-        <w:r>
-          <w:rPr>
-            <w:lang w:val="sw_KE" w:bidi="sw_KE"/>
-          </w:rPr>
-          <w:rPr>
-            <w:color w:val="0000EE"/>
-            <w:u w:val="single"/>
-          </w:rPr>
-          <w:t>Kutoka 2:1–22</w:t>
-        </w:r>
-      </w:hyperlink>
-      <w:r>
-        <w:rPr>
-          <w:lang w:val="sw_KE" w:bidi="sw_KE"/>
-        </w:rPr>
-        <w:t xml:space="preserve">; </w:t>
-      </w:r>
-      <w:hyperlink r:id="rId238">
-        <w:r>
-          <w:rPr>
-            <w:lang w:val="sw_KE" w:bidi="sw_KE"/>
-          </w:rPr>
-          <w:rPr>
-            <w:color w:val="0000EE"/>
-            <w:u w:val="single"/>
-          </w:rPr>
-          <w:t>3:1–19:25</w:t>
-        </w:r>
-      </w:hyperlink>
-      <w:r>
-        <w:rPr>
-          <w:lang w:val="sw_KE" w:bidi="sw_KE"/>
-        </w:rPr>
-        <w:t xml:space="preserve">; </w:t>
-      </w:r>
-      <w:hyperlink r:id="rId239">
-        <w:r>
-          <w:rPr>
-            <w:lang w:val="sw_KE" w:bidi="sw_KE"/>
-          </w:rPr>
-          <w:rPr>
-            <w:color w:val="0000EE"/>
-            <w:u w:val="single"/>
-          </w:rPr>
-          <w:t>20:19–21</w:t>
-        </w:r>
-      </w:hyperlink>
-      <w:r>
-        <w:rPr>
-          <w:lang w:val="sw_KE" w:bidi="sw_KE"/>
-        </w:rPr>
-        <w:t xml:space="preserve">; </w:t>
-      </w:r>
-      <w:hyperlink r:id="rId240">
-        <w:r>
-          <w:rPr>
-            <w:lang w:val="sw_KE" w:bidi="sw_KE"/>
-          </w:rPr>
-          <w:rPr>
-            <w:color w:val="0000EE"/>
-            <w:u w:val="single"/>
-          </w:rPr>
-          <w:t>24:1–18</w:t>
-        </w:r>
-      </w:hyperlink>
-      <w:r>
-        <w:rPr>
-          <w:lang w:val="sw_KE" w:bidi="sw_KE"/>
-        </w:rPr>
-        <w:t xml:space="preserve">; </w:t>
-      </w:r>
-      <w:hyperlink r:id="rId241">
-        <w:r>
-          <w:rPr>
-            <w:lang w:val="sw_KE" w:bidi="sw_KE"/>
-          </w:rPr>
-          <w:rPr>
-            <w:color w:val="0000EE"/>
-            <w:u w:val="single"/>
-          </w:rPr>
-          <w:t>31:18</w:t>
-        </w:r>
-      </w:hyperlink>
-      <w:r>
-        <w:rPr>
-          <w:lang w:val="sw_KE" w:bidi="sw_KE"/>
-        </w:rPr>
-        <w:t xml:space="preserve">; </w:t>
-      </w:r>
-      <w:hyperlink r:id="rId242">
-        <w:r>
-          <w:rPr>
-            <w:lang w:val="sw_KE" w:bidi="sw_KE"/>
-          </w:rPr>
-          <w:rPr>
-            <w:color w:val="0000EE"/>
-            <w:u w:val="single"/>
-          </w:rPr>
-          <w:t>32:1–34:35</w:t>
-        </w:r>
-      </w:hyperlink>
-      <w:r>
-        <w:rPr>
-          <w:lang w:val="sw_KE" w:bidi="sw_KE"/>
-        </w:rPr>
-        <w:t xml:space="preserve">; </w:t>
-      </w:r>
-      <w:hyperlink r:id="rId243">
-        <w:r>
-          <w:rPr>
-            <w:lang w:val="sw_KE" w:bidi="sw_KE"/>
-          </w:rPr>
-          <w:rPr>
-            <w:color w:val="0000EE"/>
-            <w:u w:val="single"/>
-          </w:rPr>
-          <w:t>39:42–43</w:t>
-        </w:r>
-      </w:hyperlink>
-      <w:r>
-        <w:rPr>
-          <w:lang w:val="sw_KE" w:bidi="sw_KE"/>
-        </w:rPr>
-        <w:t xml:space="preserve">; </w:t>
-      </w:r>
-      <w:hyperlink r:id="rId244">
-        <w:r>
-          <w:rPr>
-            <w:lang w:val="sw_KE" w:bidi="sw_KE"/>
-          </w:rPr>
-          <w:rPr>
-            <w:color w:val="0000EE"/>
-            <w:u w:val="single"/>
-          </w:rPr>
-          <w:t>40:16</w:t>
-        </w:r>
-      </w:hyperlink>
-      <w:r>
-        <w:rPr>
-          <w:lang w:val="sw_KE" w:bidi="sw_KE"/>
-        </w:rPr>
-        <w:t xml:space="preserve">; </w:t>
-      </w:r>
-      <w:hyperlink r:id="rId245">
-        <w:r>
-          <w:rPr>
-            <w:lang w:val="sw_KE" w:bidi="sw_KE"/>
-          </w:rPr>
-          <w:rPr>
-            <w:color w:val="0000EE"/>
-            <w:u w:val="single"/>
-          </w:rPr>
-          <w:t>Mambo ya Walawi 8:1–36</w:t>
-        </w:r>
-      </w:hyperlink>
-      <w:r>
-        <w:rPr>
-          <w:lang w:val="sw_KE" w:bidi="sw_KE"/>
-        </w:rPr>
-        <w:t xml:space="preserve">; </w:t>
-      </w:r>
-      <w:hyperlink r:id="rId246">
-        <w:r>
-          <w:rPr>
-            <w:lang w:val="sw_KE" w:bidi="sw_KE"/>
-          </w:rPr>
-          <w:rPr>
-            <w:color w:val="0000EE"/>
-            <w:u w:val="single"/>
-          </w:rPr>
-          <w:t>10:1–20</w:t>
-        </w:r>
-      </w:hyperlink>
-      <w:r>
-        <w:rPr>
-          <w:lang w:val="sw_KE" w:bidi="sw_KE"/>
-        </w:rPr>
-        <w:t xml:space="preserve">; </w:t>
-      </w:r>
-      <w:hyperlink r:id="rId247">
-        <w:r>
-          <w:rPr>
-            <w:lang w:val="sw_KE" w:bidi="sw_KE"/>
-          </w:rPr>
-          <w:rPr>
-            <w:color w:val="0000EE"/>
-            <w:u w:val="single"/>
-          </w:rPr>
-          <w:t>24:10–23</w:t>
-        </w:r>
-      </w:hyperlink>
-      <w:r>
-        <w:rPr>
-          <w:lang w:val="sw_KE" w:bidi="sw_KE"/>
-        </w:rPr>
-        <w:t xml:space="preserve">; </w:t>
-      </w:r>
-      <w:hyperlink r:id="rId248">
-        <w:r>
-          <w:rPr>
-            <w:lang w:val="sw_KE" w:bidi="sw_KE"/>
-          </w:rPr>
-          <w:rPr>
-            <w:color w:val="0000EE"/>
-            <w:u w:val="single"/>
-          </w:rPr>
-          <w:t>Hesabu 7:1–11</w:t>
-        </w:r>
-      </w:hyperlink>
+      <w:r>
+        <w:rPr>
+          <w:lang w:val="sw_KE" w:bidi="sw_KE"/>
+        </w:rPr>
+        <w:t>Kutoka 2:1–22</w:t>
+      </w:r>
+      <w:r>
+        <w:rPr>
+          <w:lang w:val="sw_KE" w:bidi="sw_KE"/>
+        </w:rPr>
+        <w:t xml:space="preserve">; </w:t>
+      </w:r>
+      <w:r>
+        <w:rPr>
+          <w:lang w:val="sw_KE" w:bidi="sw_KE"/>
+        </w:rPr>
+        <w:t>3:1–19:25</w:t>
+      </w:r>
+      <w:r>
+        <w:rPr>
+          <w:lang w:val="sw_KE" w:bidi="sw_KE"/>
+        </w:rPr>
+        <w:t xml:space="preserve">; </w:t>
+      </w:r>
+      <w:r>
+        <w:rPr>
+          <w:lang w:val="sw_KE" w:bidi="sw_KE"/>
+        </w:rPr>
+        <w:t>20:19–21</w:t>
+      </w:r>
+      <w:r>
+        <w:rPr>
+          <w:lang w:val="sw_KE" w:bidi="sw_KE"/>
+        </w:rPr>
+        <w:t xml:space="preserve">; </w:t>
+      </w:r>
+      <w:r>
+        <w:rPr>
+          <w:lang w:val="sw_KE" w:bidi="sw_KE"/>
+        </w:rPr>
+        <w:t>24:1–18</w:t>
+      </w:r>
+      <w:r>
+        <w:rPr>
+          <w:lang w:val="sw_KE" w:bidi="sw_KE"/>
+        </w:rPr>
+        <w:t xml:space="preserve">; </w:t>
+      </w:r>
+      <w:r>
+        <w:rPr>
+          <w:lang w:val="sw_KE" w:bidi="sw_KE"/>
+        </w:rPr>
+        <w:t>31:18</w:t>
+      </w:r>
+      <w:r>
+        <w:rPr>
+          <w:lang w:val="sw_KE" w:bidi="sw_KE"/>
+        </w:rPr>
+        <w:t xml:space="preserve">; </w:t>
+      </w:r>
+      <w:r>
+        <w:rPr>
+          <w:lang w:val="sw_KE" w:bidi="sw_KE"/>
+        </w:rPr>
+        <w:t>32:1–34:35</w:t>
+      </w:r>
+      <w:r>
+        <w:rPr>
+          <w:lang w:val="sw_KE" w:bidi="sw_KE"/>
+        </w:rPr>
+        <w:t xml:space="preserve">; </w:t>
+      </w:r>
+      <w:r>
+        <w:rPr>
+          <w:lang w:val="sw_KE" w:bidi="sw_KE"/>
+        </w:rPr>
+        <w:t>39:42–43</w:t>
+      </w:r>
+      <w:r>
+        <w:rPr>
+          <w:lang w:val="sw_KE" w:bidi="sw_KE"/>
+        </w:rPr>
+        <w:t xml:space="preserve">; </w:t>
+      </w:r>
+      <w:r>
+        <w:rPr>
+          <w:lang w:val="sw_KE" w:bidi="sw_KE"/>
+        </w:rPr>
+        <w:t>40:16</w:t>
+      </w:r>
+      <w:r>
+        <w:rPr>
+          <w:lang w:val="sw_KE" w:bidi="sw_KE"/>
+        </w:rPr>
+        <w:t xml:space="preserve">; </w:t>
+      </w:r>
+      <w:r>
+        <w:rPr>
+          <w:lang w:val="sw_KE" w:bidi="sw_KE"/>
+        </w:rPr>
+        <w:t>Mambo ya Walawi 8:1–36</w:t>
+      </w:r>
+      <w:r>
+        <w:rPr>
+          <w:lang w:val="sw_KE" w:bidi="sw_KE"/>
+        </w:rPr>
+        <w:t xml:space="preserve">; </w:t>
+      </w:r>
+      <w:r>
+        <w:rPr>
+          <w:lang w:val="sw_KE" w:bidi="sw_KE"/>
+        </w:rPr>
+        <w:t>10:1–20</w:t>
+      </w:r>
+      <w:r>
+        <w:rPr>
+          <w:lang w:val="sw_KE" w:bidi="sw_KE"/>
+        </w:rPr>
+        <w:t xml:space="preserve">; </w:t>
+      </w:r>
+      <w:r>
+        <w:rPr>
+          <w:lang w:val="sw_KE" w:bidi="sw_KE"/>
+        </w:rPr>
+        <w:t>24:10–23</w:t>
+      </w:r>
+      <w:r>
+        <w:rPr>
+          <w:lang w:val="sw_KE" w:bidi="sw_KE"/>
+        </w:rPr>
+        <w:t xml:space="preserve">; </w:t>
+      </w:r>
+      <w:r>
+        <w:rPr>
+          <w:lang w:val="sw_KE" w:bidi="sw_KE"/>
+        </w:rPr>
+        <w:t>Hesabu 7:1–11</w:t>
+      </w:r>
       <w:r>
         <w:rPr>
           <w:lang w:val="sw_KE" w:bidi="sw_KE"/>
         </w:rPr>
         <w:t xml:space="preserve">, </w:t>
       </w:r>
-      <w:hyperlink r:id="rId249">
-        <w:r>
-          <w:rPr>
-            <w:lang w:val="sw_KE" w:bidi="sw_KE"/>
-          </w:rPr>
-          <w:rPr>
-            <w:color w:val="0000EE"/>
-            <w:u w:val="single"/>
-          </w:rPr>
-          <w:t>89</w:t>
-        </w:r>
-      </w:hyperlink>
-      <w:r>
-        <w:rPr>
-          <w:lang w:val="sw_KE" w:bidi="sw_KE"/>
-        </w:rPr>
-        <w:t xml:space="preserve">; </w:t>
-      </w:r>
-      <w:hyperlink r:id="rId250">
-        <w:r>
-          <w:rPr>
-            <w:lang w:val="sw_KE" w:bidi="sw_KE"/>
-          </w:rPr>
-          <w:rPr>
-            <w:color w:val="0000EE"/>
-            <w:u w:val="single"/>
-          </w:rPr>
-          <w:t>9:1–14</w:t>
-        </w:r>
-      </w:hyperlink>
-      <w:r>
-        <w:rPr>
-          <w:lang w:val="sw_KE" w:bidi="sw_KE"/>
-        </w:rPr>
-        <w:t xml:space="preserve">; </w:t>
-      </w:r>
-      <w:hyperlink r:id="rId251">
-        <w:r>
-          <w:rPr>
-            <w:lang w:val="sw_KE" w:bidi="sw_KE"/>
-          </w:rPr>
-          <w:rPr>
-            <w:color w:val="0000EE"/>
-            <w:u w:val="single"/>
-          </w:rPr>
-          <w:t>10:29–14:45</w:t>
-        </w:r>
-      </w:hyperlink>
-      <w:r>
-        <w:rPr>
-          <w:lang w:val="sw_KE" w:bidi="sw_KE"/>
-        </w:rPr>
-        <w:t xml:space="preserve">; </w:t>
-      </w:r>
-      <w:hyperlink r:id="rId252">
-        <w:r>
-          <w:rPr>
-            <w:lang w:val="sw_KE" w:bidi="sw_KE"/>
-          </w:rPr>
-          <w:rPr>
-            <w:color w:val="0000EE"/>
-            <w:u w:val="single"/>
-          </w:rPr>
-          <w:t>15:32–36</w:t>
-        </w:r>
-      </w:hyperlink>
-      <w:r>
-        <w:rPr>
-          <w:lang w:val="sw_KE" w:bidi="sw_KE"/>
-        </w:rPr>
-        <w:t xml:space="preserve">; </w:t>
-      </w:r>
-      <w:hyperlink r:id="rId253">
-        <w:r>
-          <w:rPr>
-            <w:lang w:val="sw_KE" w:bidi="sw_KE"/>
-          </w:rPr>
-          <w:rPr>
-            <w:color w:val="0000EE"/>
-            <w:u w:val="single"/>
-          </w:rPr>
-          <w:t>16:1–17:13</w:t>
-        </w:r>
-      </w:hyperlink>
-      <w:r>
-        <w:rPr>
-          <w:lang w:val="sw_KE" w:bidi="sw_KE"/>
-        </w:rPr>
-        <w:t xml:space="preserve">; </w:t>
-      </w:r>
-      <w:hyperlink r:id="rId254">
-        <w:r>
-          <w:rPr>
-            <w:lang w:val="sw_KE" w:bidi="sw_KE"/>
-          </w:rPr>
-          <w:rPr>
-            <w:color w:val="0000EE"/>
-            <w:u w:val="single"/>
-          </w:rPr>
-          <w:t>20:1–29</w:t>
-        </w:r>
-      </w:hyperlink>
-      <w:r>
-        <w:rPr>
-          <w:lang w:val="sw_KE" w:bidi="sw_KE"/>
-        </w:rPr>
-        <w:t xml:space="preserve">; </w:t>
-      </w:r>
-      <w:hyperlink r:id="rId255">
-        <w:r>
-          <w:rPr>
-            <w:lang w:val="sw_KE" w:bidi="sw_KE"/>
-          </w:rPr>
-          <w:rPr>
-            <w:color w:val="0000EE"/>
-            <w:u w:val="single"/>
-          </w:rPr>
-          <w:t>21:4–9</w:t>
-        </w:r>
-      </w:hyperlink>
-      <w:r>
-        <w:rPr>
-          <w:lang w:val="sw_KE" w:bidi="sw_KE"/>
-        </w:rPr>
-        <w:t xml:space="preserve">; </w:t>
-      </w:r>
-      <w:hyperlink r:id="rId256">
-        <w:r>
-          <w:rPr>
-            <w:lang w:val="sw_KE" w:bidi="sw_KE"/>
-          </w:rPr>
-          <w:rPr>
-            <w:color w:val="0000EE"/>
-            <w:u w:val="single"/>
-          </w:rPr>
-          <w:t>25:1–5</w:t>
-        </w:r>
-      </w:hyperlink>
-      <w:r>
-        <w:rPr>
-          <w:lang w:val="sw_KE" w:bidi="sw_KE"/>
-        </w:rPr>
-        <w:t xml:space="preserve">; </w:t>
-      </w:r>
-      <w:hyperlink r:id="rId257">
-        <w:r>
-          <w:rPr>
-            <w:lang w:val="sw_KE" w:bidi="sw_KE"/>
-          </w:rPr>
-          <w:rPr>
-            <w:color w:val="0000EE"/>
-            <w:u w:val="single"/>
-          </w:rPr>
-          <w:t>27:1–23</w:t>
-        </w:r>
-      </w:hyperlink>
-      <w:r>
-        <w:rPr>
-          <w:lang w:val="sw_KE" w:bidi="sw_KE"/>
-        </w:rPr>
-        <w:t xml:space="preserve">; </w:t>
-      </w:r>
-      <w:hyperlink r:id="rId258">
-        <w:r>
-          <w:rPr>
-            <w:lang w:val="sw_KE" w:bidi="sw_KE"/>
-          </w:rPr>
-          <w:rPr>
-            <w:color w:val="0000EE"/>
-            <w:u w:val="single"/>
-          </w:rPr>
-          <w:t>31:1–32:33</w:t>
-        </w:r>
-      </w:hyperlink>
-      <w:r>
-        <w:rPr>
-          <w:lang w:val="sw_KE" w:bidi="sw_KE"/>
-        </w:rPr>
-        <w:t xml:space="preserve">; </w:t>
-      </w:r>
-      <w:hyperlink r:id="rId259">
-        <w:r>
-          <w:rPr>
-            <w:lang w:val="sw_KE" w:bidi="sw_KE"/>
-          </w:rPr>
-          <w:rPr>
-            <w:color w:val="0000EE"/>
-            <w:u w:val="single"/>
-          </w:rPr>
-          <w:t>33:1–2</w:t>
-        </w:r>
-      </w:hyperlink>
-      <w:r>
-        <w:rPr>
-          <w:lang w:val="sw_KE" w:bidi="sw_KE"/>
-        </w:rPr>
-        <w:t xml:space="preserve">; </w:t>
-      </w:r>
-      <w:hyperlink r:id="rId260">
-        <w:r>
-          <w:rPr>
-            <w:lang w:val="sw_KE" w:bidi="sw_KE"/>
-          </w:rPr>
-          <w:rPr>
-            <w:color w:val="0000EE"/>
-            <w:u w:val="single"/>
-          </w:rPr>
-          <w:t>Kumbukumbu la Torati 1:1–5</w:t>
-        </w:r>
-      </w:hyperlink>
-      <w:r>
-        <w:rPr>
-          <w:lang w:val="sw_KE" w:bidi="sw_KE"/>
-        </w:rPr>
-        <w:t xml:space="preserve">; </w:t>
-      </w:r>
-      <w:hyperlink r:id="rId261">
-        <w:r>
-          <w:rPr>
-            <w:lang w:val="sw_KE" w:bidi="sw_KE"/>
-          </w:rPr>
-          <w:rPr>
-            <w:color w:val="0000EE"/>
-            <w:u w:val="single"/>
-          </w:rPr>
-          <w:t>31:1–34:12</w:t>
-        </w:r>
-      </w:hyperlink>
-      <w:r>
-        <w:rPr>
-          <w:lang w:val="sw_KE" w:bidi="sw_KE"/>
-        </w:rPr>
-        <w:t xml:space="preserve">; </w:t>
-      </w:r>
-      <w:hyperlink r:id="rId262">
-        <w:r>
-          <w:rPr>
-            <w:lang w:val="sw_KE" w:bidi="sw_KE"/>
-          </w:rPr>
-          <w:rPr>
-            <w:color w:val="0000EE"/>
-            <w:u w:val="single"/>
-          </w:rPr>
-          <w:t>1 Mambo ya Nyakati 23:13–17</w:t>
-        </w:r>
-      </w:hyperlink>
-      <w:r>
-        <w:rPr>
-          <w:lang w:val="sw_KE" w:bidi="sw_KE"/>
-        </w:rPr>
-        <w:t xml:space="preserve">; </w:t>
-      </w:r>
-      <w:hyperlink r:id="rId263">
-        <w:r>
-          <w:rPr>
-            <w:lang w:val="sw_KE" w:bidi="sw_KE"/>
-          </w:rPr>
-          <w:rPr>
-            <w:color w:val="0000EE"/>
-            <w:u w:val="single"/>
-          </w:rPr>
-          <w:t>Zaburi 77:20</w:t>
-        </w:r>
-      </w:hyperlink>
-      <w:r>
-        <w:rPr>
-          <w:lang w:val="sw_KE" w:bidi="sw_KE"/>
-        </w:rPr>
-        <w:t xml:space="preserve">; </w:t>
-      </w:r>
-      <w:hyperlink r:id="rId264">
-        <w:r>
-          <w:rPr>
-            <w:lang w:val="sw_KE" w:bidi="sw_KE"/>
-          </w:rPr>
-          <w:rPr>
-            <w:color w:val="0000EE"/>
-            <w:u w:val="single"/>
-          </w:rPr>
-          <w:t>90:1–17</w:t>
-        </w:r>
-      </w:hyperlink>
-      <w:r>
-        <w:rPr>
-          <w:lang w:val="sw_KE" w:bidi="sw_KE"/>
-        </w:rPr>
-        <w:t xml:space="preserve">; </w:t>
-      </w:r>
-      <w:hyperlink r:id="rId265">
-        <w:r>
-          <w:rPr>
-            <w:lang w:val="sw_KE" w:bidi="sw_KE"/>
-          </w:rPr>
-          <w:rPr>
-            <w:color w:val="0000EE"/>
-            <w:u w:val="single"/>
-          </w:rPr>
-          <w:t>103:7</w:t>
-        </w:r>
-      </w:hyperlink>
-      <w:r>
-        <w:rPr>
-          <w:lang w:val="sw_KE" w:bidi="sw_KE"/>
-        </w:rPr>
-        <w:t xml:space="preserve">; </w:t>
-      </w:r>
-      <w:hyperlink r:id="rId266">
-        <w:r>
-          <w:rPr>
-            <w:lang w:val="sw_KE" w:bidi="sw_KE"/>
-          </w:rPr>
-          <w:rPr>
-            <w:color w:val="0000EE"/>
-            <w:u w:val="single"/>
-          </w:rPr>
-          <w:t>105:26–27</w:t>
-        </w:r>
-      </w:hyperlink>
-      <w:r>
-        <w:rPr>
-          <w:lang w:val="sw_KE" w:bidi="sw_KE"/>
-        </w:rPr>
-        <w:t xml:space="preserve">; </w:t>
-      </w:r>
-      <w:hyperlink r:id="rId228">
-        <w:r>
-          <w:rPr>
-            <w:lang w:val="sw_KE" w:bidi="sw_KE"/>
-          </w:rPr>
-          <w:rPr>
-            <w:color w:val="0000EE"/>
-            <w:u w:val="single"/>
-          </w:rPr>
-          <w:t>106:32–33</w:t>
-        </w:r>
-      </w:hyperlink>
-      <w:r>
-        <w:rPr>
-          <w:lang w:val="sw_KE" w:bidi="sw_KE"/>
-        </w:rPr>
-        <w:t xml:space="preserve">; </w:t>
-      </w:r>
-      <w:hyperlink r:id="rId267">
-        <w:r>
-          <w:rPr>
-            <w:lang w:val="sw_KE" w:bidi="sw_KE"/>
-          </w:rPr>
-          <w:rPr>
-            <w:color w:val="0000EE"/>
-            <w:u w:val="single"/>
-          </w:rPr>
-          <w:t>Marko 9:2–13</w:t>
-        </w:r>
-      </w:hyperlink>
-      <w:r>
-        <w:rPr>
-          <w:lang w:val="sw_KE" w:bidi="sw_KE"/>
-        </w:rPr>
-        <w:t xml:space="preserve">; </w:t>
-      </w:r>
-      <w:hyperlink r:id="rId268">
-        <w:r>
-          <w:rPr>
-            <w:lang w:val="sw_KE" w:bidi="sw_KE"/>
-          </w:rPr>
-          <w:rPr>
-            <w:color w:val="0000EE"/>
-            <w:u w:val="single"/>
-          </w:rPr>
-          <w:t>Matendo 7:17–44</w:t>
-        </w:r>
-      </w:hyperlink>
-      <w:r>
-        <w:rPr>
-          <w:lang w:val="sw_KE" w:bidi="sw_KE"/>
-        </w:rPr>
-        <w:t xml:space="preserve">; </w:t>
-      </w:r>
-      <w:hyperlink r:id="rId269">
-        <w:r>
-          <w:rPr>
-            <w:lang w:val="sw_KE" w:bidi="sw_KE"/>
-          </w:rPr>
-          <w:rPr>
-            <w:color w:val="0000EE"/>
-            <w:u w:val="single"/>
-          </w:rPr>
-          <w:t>1 Wakorintho 10:1–14</w:t>
-        </w:r>
-      </w:hyperlink>
-      <w:r>
-        <w:rPr>
-          <w:lang w:val="sw_KE" w:bidi="sw_KE"/>
-        </w:rPr>
-        <w:t xml:space="preserve">; </w:t>
-      </w:r>
-      <w:hyperlink r:id="rId270">
-        <w:r>
-          <w:rPr>
-            <w:lang w:val="sw_KE" w:bidi="sw_KE"/>
-          </w:rPr>
-          <w:rPr>
-            <w:color w:val="0000EE"/>
-            <w:u w:val="single"/>
-          </w:rPr>
-          <w:t>2 Wakorintho 3:7–18</w:t>
-        </w:r>
-      </w:hyperlink>
-      <w:r>
-        <w:rPr>
-          <w:lang w:val="sw_KE" w:bidi="sw_KE"/>
-        </w:rPr>
-        <w:t xml:space="preserve">; </w:t>
-      </w:r>
-      <w:hyperlink r:id="rId271">
-        <w:r>
-          <w:rPr>
-            <w:lang w:val="sw_KE" w:bidi="sw_KE"/>
-          </w:rPr>
-          <w:rPr>
-            <w:color w:val="0000EE"/>
-            <w:u w:val="single"/>
-          </w:rPr>
-          <w:t>Wagalatia 3:19</w:t>
-        </w:r>
-      </w:hyperlink>
-      <w:r>
-        <w:rPr>
-          <w:lang w:val="sw_KE" w:bidi="sw_KE"/>
-        </w:rPr>
-        <w:t xml:space="preserve">; </w:t>
-      </w:r>
-      <w:hyperlink r:id="rId231">
-        <w:r>
-          <w:rPr>
-            <w:lang w:val="sw_KE" w:bidi="sw_KE"/>
-          </w:rPr>
-          <w:rPr>
-            <w:color w:val="0000EE"/>
-            <w:u w:val="single"/>
-          </w:rPr>
-          <w:t>Waebrania 3:1–19</w:t>
-        </w:r>
-      </w:hyperlink>
-      <w:r>
-        <w:rPr>
-          <w:lang w:val="sw_KE" w:bidi="sw_KE"/>
-        </w:rPr>
-        <w:t xml:space="preserve">; </w:t>
-      </w:r>
-      <w:hyperlink r:id="rId272">
-        <w:r>
-          <w:rPr>
-            <w:lang w:val="sw_KE" w:bidi="sw_KE"/>
-          </w:rPr>
-          <w:rPr>
-            <w:color w:val="0000EE"/>
-            <w:u w:val="single"/>
-          </w:rPr>
-          <w:t>8:5</w:t>
-        </w:r>
-      </w:hyperlink>
-      <w:r>
-        <w:rPr>
-          <w:lang w:val="sw_KE" w:bidi="sw_KE"/>
-        </w:rPr>
-        <w:t xml:space="preserve">; </w:t>
-      </w:r>
-      <w:hyperlink r:id="rId273">
-        <w:r>
-          <w:rPr>
-            <w:lang w:val="sw_KE" w:bidi="sw_KE"/>
-          </w:rPr>
-          <w:rPr>
-            <w:color w:val="0000EE"/>
-            <w:u w:val="single"/>
-          </w:rPr>
-          <w:t>9:19–22</w:t>
-        </w:r>
-      </w:hyperlink>
-      <w:r>
-        <w:rPr>
-          <w:lang w:val="sw_KE" w:bidi="sw_KE"/>
-        </w:rPr>
-        <w:t xml:space="preserve">; </w:t>
-      </w:r>
-      <w:hyperlink r:id="rId274">
-        <w:r>
-          <w:rPr>
-            <w:lang w:val="sw_KE" w:bidi="sw_KE"/>
-          </w:rPr>
-          <w:rPr>
-            <w:color w:val="0000EE"/>
-            <w:u w:val="single"/>
-          </w:rPr>
-          <w:t>11:23–28</w:t>
-        </w:r>
-      </w:hyperlink>
-      <w:r>
-        <w:rPr>
-          <w:lang w:val="sw_KE" w:bidi="sw_KE"/>
-        </w:rPr>
-        <w:t xml:space="preserve">; </w:t>
-      </w:r>
-      <w:hyperlink r:id="rId275">
-        <w:r>
-          <w:rPr>
-            <w:lang w:val="sw_KE" w:bidi="sw_KE"/>
-          </w:rPr>
-          <w:rPr>
-            <w:color w:val="0000EE"/>
-            <w:u w:val="single"/>
-          </w:rPr>
-          <w:t>12:18–29</w:t>
-        </w:r>
-      </w:hyperlink>
+      <w:r>
+        <w:rPr>
+          <w:lang w:val="sw_KE" w:bidi="sw_KE"/>
+        </w:rPr>
+        <w:t>89</w:t>
+      </w:r>
+      <w:r>
+        <w:rPr>
+          <w:lang w:val="sw_KE" w:bidi="sw_KE"/>
+        </w:rPr>
+        <w:t xml:space="preserve">; </w:t>
+      </w:r>
+      <w:r>
+        <w:rPr>
+          <w:lang w:val="sw_KE" w:bidi="sw_KE"/>
+        </w:rPr>
+        <w:t>9:1–14</w:t>
+      </w:r>
+      <w:r>
+        <w:rPr>
+          <w:lang w:val="sw_KE" w:bidi="sw_KE"/>
+        </w:rPr>
+        <w:t xml:space="preserve">; </w:t>
+      </w:r>
+      <w:r>
+        <w:rPr>
+          <w:lang w:val="sw_KE" w:bidi="sw_KE"/>
+        </w:rPr>
+        <w:t>10:29–14:45</w:t>
+      </w:r>
+      <w:r>
+        <w:rPr>
+          <w:lang w:val="sw_KE" w:bidi="sw_KE"/>
+        </w:rPr>
+        <w:t xml:space="preserve">; </w:t>
+      </w:r>
+      <w:r>
+        <w:rPr>
+          <w:lang w:val="sw_KE" w:bidi="sw_KE"/>
+        </w:rPr>
+        <w:t>15:32–36</w:t>
+      </w:r>
+      <w:r>
+        <w:rPr>
+          <w:lang w:val="sw_KE" w:bidi="sw_KE"/>
+        </w:rPr>
+        <w:t xml:space="preserve">; </w:t>
+      </w:r>
+      <w:r>
+        <w:rPr>
+          <w:lang w:val="sw_KE" w:bidi="sw_KE"/>
+        </w:rPr>
+        <w:t>16:1–17:13</w:t>
+      </w:r>
+      <w:r>
+        <w:rPr>
+          <w:lang w:val="sw_KE" w:bidi="sw_KE"/>
+        </w:rPr>
+        <w:t xml:space="preserve">; </w:t>
+      </w:r>
+      <w:r>
+        <w:rPr>
+          <w:lang w:val="sw_KE" w:bidi="sw_KE"/>
+        </w:rPr>
+        <w:t>20:1–29</w:t>
+      </w:r>
+      <w:r>
+        <w:rPr>
+          <w:lang w:val="sw_KE" w:bidi="sw_KE"/>
+        </w:rPr>
+        <w:t xml:space="preserve">; </w:t>
+      </w:r>
+      <w:r>
+        <w:rPr>
+          <w:lang w:val="sw_KE" w:bidi="sw_KE"/>
+        </w:rPr>
+        <w:t>21:4–9</w:t>
+      </w:r>
+      <w:r>
+        <w:rPr>
+          <w:lang w:val="sw_KE" w:bidi="sw_KE"/>
+        </w:rPr>
+        <w:t xml:space="preserve">; </w:t>
+      </w:r>
+      <w:r>
+        <w:rPr>
+          <w:lang w:val="sw_KE" w:bidi="sw_KE"/>
+        </w:rPr>
+        <w:t>25:1–5</w:t>
+      </w:r>
+      <w:r>
+        <w:rPr>
+          <w:lang w:val="sw_KE" w:bidi="sw_KE"/>
+        </w:rPr>
+        <w:t xml:space="preserve">; </w:t>
+      </w:r>
+      <w:r>
+        <w:rPr>
+          <w:lang w:val="sw_KE" w:bidi="sw_KE"/>
+        </w:rPr>
+        <w:t>27:1–23</w:t>
+      </w:r>
+      <w:r>
+        <w:rPr>
+          <w:lang w:val="sw_KE" w:bidi="sw_KE"/>
+        </w:rPr>
+        <w:t xml:space="preserve">; </w:t>
+      </w:r>
+      <w:r>
+        <w:rPr>
+          <w:lang w:val="sw_KE" w:bidi="sw_KE"/>
+        </w:rPr>
+        <w:t>31:1–32:33</w:t>
+      </w:r>
+      <w:r>
+        <w:rPr>
+          <w:lang w:val="sw_KE" w:bidi="sw_KE"/>
+        </w:rPr>
+        <w:t xml:space="preserve">; </w:t>
+      </w:r>
+      <w:r>
+        <w:rPr>
+          <w:lang w:val="sw_KE" w:bidi="sw_KE"/>
+        </w:rPr>
+        <w:t>33:1–2</w:t>
+      </w:r>
+      <w:r>
+        <w:rPr>
+          <w:lang w:val="sw_KE" w:bidi="sw_KE"/>
+        </w:rPr>
+        <w:t xml:space="preserve">; </w:t>
+      </w:r>
+      <w:r>
+        <w:rPr>
+          <w:lang w:val="sw_KE" w:bidi="sw_KE"/>
+        </w:rPr>
+        <w:t>Kumbukumbu la Torati 1:1–5</w:t>
+      </w:r>
+      <w:r>
+        <w:rPr>
+          <w:lang w:val="sw_KE" w:bidi="sw_KE"/>
+        </w:rPr>
+        <w:t xml:space="preserve">; </w:t>
+      </w:r>
+      <w:r>
+        <w:rPr>
+          <w:lang w:val="sw_KE" w:bidi="sw_KE"/>
+        </w:rPr>
+        <w:t>31:1–34:12</w:t>
+      </w:r>
+      <w:r>
+        <w:rPr>
+          <w:lang w:val="sw_KE" w:bidi="sw_KE"/>
+        </w:rPr>
+        <w:t xml:space="preserve">; </w:t>
+      </w:r>
+      <w:r>
+        <w:rPr>
+          <w:lang w:val="sw_KE" w:bidi="sw_KE"/>
+        </w:rPr>
+        <w:t>1 Mambo ya Nyakati 23:13–17</w:t>
+      </w:r>
+      <w:r>
+        <w:rPr>
+          <w:lang w:val="sw_KE" w:bidi="sw_KE"/>
+        </w:rPr>
+        <w:t xml:space="preserve">; </w:t>
+      </w:r>
+      <w:r>
+        <w:rPr>
+          <w:lang w:val="sw_KE" w:bidi="sw_KE"/>
+        </w:rPr>
+        <w:t>Zaburi 77:20</w:t>
+      </w:r>
+      <w:r>
+        <w:rPr>
+          <w:lang w:val="sw_KE" w:bidi="sw_KE"/>
+        </w:rPr>
+        <w:t xml:space="preserve">; </w:t>
+      </w:r>
+      <w:r>
+        <w:rPr>
+          <w:lang w:val="sw_KE" w:bidi="sw_KE"/>
+        </w:rPr>
+        <w:t>90:1–17</w:t>
+      </w:r>
+      <w:r>
+        <w:rPr>
+          <w:lang w:val="sw_KE" w:bidi="sw_KE"/>
+        </w:rPr>
+        <w:t xml:space="preserve">; </w:t>
+      </w:r>
+      <w:r>
+        <w:rPr>
+          <w:lang w:val="sw_KE" w:bidi="sw_KE"/>
+        </w:rPr>
+        <w:t>103:7</w:t>
+      </w:r>
+      <w:r>
+        <w:rPr>
+          <w:lang w:val="sw_KE" w:bidi="sw_KE"/>
+        </w:rPr>
+        <w:t xml:space="preserve">; </w:t>
+      </w:r>
+      <w:r>
+        <w:rPr>
+          <w:lang w:val="sw_KE" w:bidi="sw_KE"/>
+        </w:rPr>
+        <w:t>105:26–27</w:t>
+      </w:r>
+      <w:r>
+        <w:rPr>
+          <w:lang w:val="sw_KE" w:bidi="sw_KE"/>
+        </w:rPr>
+        <w:t xml:space="preserve">; </w:t>
+      </w:r>
+      <w:r>
+        <w:rPr>
+          <w:lang w:val="sw_KE" w:bidi="sw_KE"/>
+        </w:rPr>
+        <w:t>106:32–33</w:t>
+      </w:r>
+      <w:r>
+        <w:rPr>
+          <w:lang w:val="sw_KE" w:bidi="sw_KE"/>
+        </w:rPr>
+        <w:t xml:space="preserve">; </w:t>
+      </w:r>
+      <w:r>
+        <w:rPr>
+          <w:lang w:val="sw_KE" w:bidi="sw_KE"/>
+        </w:rPr>
+        <w:t>Marko 9:2–13</w:t>
+      </w:r>
+      <w:r>
+        <w:rPr>
+          <w:lang w:val="sw_KE" w:bidi="sw_KE"/>
+        </w:rPr>
+        <w:t xml:space="preserve">; </w:t>
+      </w:r>
+      <w:r>
+        <w:rPr>
+          <w:lang w:val="sw_KE" w:bidi="sw_KE"/>
+        </w:rPr>
+        <w:t>Matendo 7:17–44</w:t>
+      </w:r>
+      <w:r>
+        <w:rPr>
+          <w:lang w:val="sw_KE" w:bidi="sw_KE"/>
+        </w:rPr>
+        <w:t xml:space="preserve">; </w:t>
+      </w:r>
+      <w:r>
+        <w:rPr>
+          <w:lang w:val="sw_KE" w:bidi="sw_KE"/>
+        </w:rPr>
+        <w:t>1 Wakorintho 10:1–14</w:t>
+      </w:r>
+      <w:r>
+        <w:rPr>
+          <w:lang w:val="sw_KE" w:bidi="sw_KE"/>
+        </w:rPr>
+        <w:t xml:space="preserve">; </w:t>
+      </w:r>
+      <w:r>
+        <w:rPr>
+          <w:lang w:val="sw_KE" w:bidi="sw_KE"/>
+        </w:rPr>
+        <w:t>2 Wakorintho 3:7–18</w:t>
+      </w:r>
+      <w:r>
+        <w:rPr>
+          <w:lang w:val="sw_KE" w:bidi="sw_KE"/>
+        </w:rPr>
+        <w:t xml:space="preserve">; </w:t>
+      </w:r>
+      <w:r>
+        <w:rPr>
+          <w:lang w:val="sw_KE" w:bidi="sw_KE"/>
+        </w:rPr>
+        <w:t>Wagalatia 3:19</w:t>
+      </w:r>
+      <w:r>
+        <w:rPr>
+          <w:lang w:val="sw_KE" w:bidi="sw_KE"/>
+        </w:rPr>
+        <w:t xml:space="preserve">; </w:t>
+      </w:r>
+      <w:r>
+        <w:rPr>
+          <w:lang w:val="sw_KE" w:bidi="sw_KE"/>
+        </w:rPr>
+        <w:t>Waebrania 3:1–19</w:t>
+      </w:r>
+      <w:r>
+        <w:rPr>
+          <w:lang w:val="sw_KE" w:bidi="sw_KE"/>
+        </w:rPr>
+        <w:t xml:space="preserve">; </w:t>
+      </w:r>
+      <w:r>
+        <w:rPr>
+          <w:lang w:val="sw_KE" w:bidi="sw_KE"/>
+        </w:rPr>
+        <w:t>8:5</w:t>
+      </w:r>
+      <w:r>
+        <w:rPr>
+          <w:lang w:val="sw_KE" w:bidi="sw_KE"/>
+        </w:rPr>
+        <w:t xml:space="preserve">; </w:t>
+      </w:r>
+      <w:r>
+        <w:rPr>
+          <w:lang w:val="sw_KE" w:bidi="sw_KE"/>
+        </w:rPr>
+        <w:t>9:19–22</w:t>
+      </w:r>
+      <w:r>
+        <w:rPr>
+          <w:lang w:val="sw_KE" w:bidi="sw_KE"/>
+        </w:rPr>
+        <w:t xml:space="preserve">; </w:t>
+      </w:r>
+      <w:r>
+        <w:rPr>
+          <w:lang w:val="sw_KE" w:bidi="sw_KE"/>
+        </w:rPr>
+        <w:t>11:23–28</w:t>
+      </w:r>
+      <w:r>
+        <w:rPr>
+          <w:lang w:val="sw_KE" w:bidi="sw_KE"/>
+        </w:rPr>
+        <w:t xml:space="preserve">; </w:t>
+      </w:r>
+      <w:r>
+        <w:rPr>
+          <w:lang w:val="sw_KE" w:bidi="sw_KE"/>
+        </w:rPr>
+        <w:t>12:18–29</w:t>
+      </w:r>
       <w:r>
         <w:rPr>
           <w:lang w:val="sw_KE" w:bidi="sw_KE"/>
@@ -7480,36 +5656,24 @@
         </w:rPr>
         <w:t xml:space="preserve">Kifungu cha Kiebrania na Kiaramu "Mwana wa Mtu" kinamaanisha "binadamu." Hata hivyo, yule anayefananishwa na "Mwana wa Mtu" katika </w:t>
       </w:r>
-      <w:hyperlink r:id="rId276">
-        <w:r>
-          <w:rPr>
-            <w:lang w:val="sw_KE" w:bidi="sw_KE"/>
-          </w:rPr>
-          <w:rPr>
-            <w:color w:val="0000EE"/>
-            <w:u w:val="single"/>
-          </w:rPr>
-          <w:t>Danieli 7:13–14</w:t>
-        </w:r>
-      </w:hyperlink>
+      <w:r>
+        <w:rPr>
+          <w:lang w:val="sw_KE" w:bidi="sw_KE"/>
+        </w:rPr>
+        <w:t>Danieli 7:13–14</w:t>
+      </w:r>
       <w:r>
         <w:rPr>
           <w:lang w:val="sw_KE" w:bidi="sw_KE"/>
         </w:rPr>
         <w:t xml:space="preserve">, anaonekana kuwa zaidi ya binadamu wa kawaida. Utambulisho wake halisi haujatolewa, lakini jukumu lake liko wazi. Juu amemchagua kutawala ufalme wa milele na wa ulimwengu wote juu ya mataifa yote. Pia anawakilisha watu wake, watu watakatifu wa Juu. Wao watashiriki katika ufalme wa Mwana wa mtu huyu juu ya watu na mataifa yote (tazama </w:t>
       </w:r>
-      <w:hyperlink r:id="rId277">
-        <w:r>
-          <w:rPr>
-            <w:lang w:val="sw_KE" w:bidi="sw_KE"/>
-          </w:rPr>
-          <w:rPr>
-            <w:color w:val="0000EE"/>
-            <w:u w:val="single"/>
-          </w:rPr>
-          <w:t>Danieli 7:22</w:t>
-        </w:r>
-      </w:hyperlink>
+      <w:r>
+        <w:rPr>
+          <w:lang w:val="sw_KE" w:bidi="sw_KE"/>
+        </w:rPr>
+        <w:t>Danieli 7:22</w:t>
+      </w:r>
       <w:r>
         <w:rPr>
           <w:lang w:val="sw_KE" w:bidi="sw_KE"/>
@@ -7530,144 +5694,96 @@
         </w:rPr>
         <w:t xml:space="preserve">Tukio linalomhusu huyu Mwana wa mtu linaonyesha sifa zake za kimungu. Maelezo "akija na mawingu ya mbinguni" katika </w:t>
       </w:r>
-      <w:hyperlink r:id="rId278">
-        <w:r>
-          <w:rPr>
-            <w:lang w:val="sw_KE" w:bidi="sw_KE"/>
-          </w:rPr>
-          <w:rPr>
-            <w:color w:val="0000EE"/>
-            <w:u w:val="single"/>
-          </w:rPr>
-          <w:t>Danieli 7:13</w:t>
-        </w:r>
-      </w:hyperlink>
+      <w:r>
+        <w:rPr>
+          <w:lang w:val="sw_KE" w:bidi="sw_KE"/>
+        </w:rPr>
+        <w:t>Danieli 7:13</w:t>
+      </w:r>
       <w:r>
         <w:rPr>
           <w:lang w:val="sw_KE" w:bidi="sw_KE"/>
         </w:rPr>
         <w:t xml:space="preserve"> yanatuonyesha kwamba anakuja kutoka mbinguni (linganisha </w:t>
       </w:r>
-      <w:hyperlink r:id="rId279">
-        <w:r>
-          <w:rPr>
-            <w:lang w:val="sw_KE" w:bidi="sw_KE"/>
-          </w:rPr>
-          <w:rPr>
-            <w:color w:val="0000EE"/>
-            <w:u w:val="single"/>
-          </w:rPr>
-          <w:t>Zaburi 68:4</w:t>
-        </w:r>
-      </w:hyperlink>
-      <w:r>
-        <w:rPr>
-          <w:lang w:val="sw_KE" w:bidi="sw_KE"/>
-        </w:rPr>
-        <w:t xml:space="preserve">; </w:t>
-      </w:r>
-      <w:hyperlink r:id="rId280">
-        <w:r>
-          <w:rPr>
-            <w:lang w:val="sw_KE" w:bidi="sw_KE"/>
-          </w:rPr>
-          <w:rPr>
-            <w:color w:val="0000EE"/>
-            <w:u w:val="single"/>
-          </w:rPr>
-          <w:t>97:2</w:t>
-        </w:r>
-      </w:hyperlink>
-      <w:r>
-        <w:rPr>
-          <w:lang w:val="sw_KE" w:bidi="sw_KE"/>
-        </w:rPr>
-        <w:t xml:space="preserve">; </w:t>
-      </w:r>
-      <w:hyperlink r:id="rId281">
-        <w:r>
-          <w:rPr>
-            <w:lang w:val="sw_KE" w:bidi="sw_KE"/>
-          </w:rPr>
-          <w:rPr>
-            <w:color w:val="0000EE"/>
-            <w:u w:val="single"/>
-          </w:rPr>
-          <w:t>Nahumu 1:3</w:t>
-        </w:r>
-      </w:hyperlink>
+      <w:r>
+        <w:rPr>
+          <w:lang w:val="sw_KE" w:bidi="sw_KE"/>
+        </w:rPr>
+        <w:t>Zaburi 68:4</w:t>
+      </w:r>
+      <w:r>
+        <w:rPr>
+          <w:lang w:val="sw_KE" w:bidi="sw_KE"/>
+        </w:rPr>
+        <w:t xml:space="preserve">; </w:t>
+      </w:r>
+      <w:r>
+        <w:rPr>
+          <w:lang w:val="sw_KE" w:bidi="sw_KE"/>
+        </w:rPr>
+        <w:t>97:2</w:t>
+      </w:r>
+      <w:r>
+        <w:rPr>
+          <w:lang w:val="sw_KE" w:bidi="sw_KE"/>
+        </w:rPr>
+        <w:t xml:space="preserve">; </w:t>
+      </w:r>
+      <w:r>
+        <w:rPr>
+          <w:lang w:val="sw_KE" w:bidi="sw_KE"/>
+        </w:rPr>
+        <w:t>Nahumu 1:3</w:t>
+      </w:r>
       <w:r>
         <w:rPr>
           <w:lang w:val="sw_KE" w:bidi="sw_KE"/>
         </w:rPr>
         <w:t>). Katika kitabu cha Kutoka, Bwana Mungu alijifunika na wingu (</w:t>
       </w:r>
-      <w:hyperlink r:id="rId282">
-        <w:r>
-          <w:rPr>
-            <w:lang w:val="sw_KE" w:bidi="sw_KE"/>
-          </w:rPr>
-          <w:rPr>
-            <w:color w:val="0000EE"/>
-            <w:u w:val="single"/>
-          </w:rPr>
-          <w:t>Kutoka 19:9</w:t>
-        </w:r>
-      </w:hyperlink>
+      <w:r>
+        <w:rPr>
+          <w:lang w:val="sw_KE" w:bidi="sw_KE"/>
+        </w:rPr>
+        <w:t>Kutoka 19:9</w:t>
+      </w:r>
       <w:r>
         <w:rPr>
           <w:lang w:val="sw_KE" w:bidi="sw_KE"/>
         </w:rPr>
         <w:t>). Watu wa Mungu watafufuka kwenda mawinguni Yesu atakaporudi (</w:t>
       </w:r>
-      <w:hyperlink r:id="rId283">
-        <w:r>
-          <w:rPr>
-            <w:lang w:val="sw_KE" w:bidi="sw_KE"/>
-          </w:rPr>
-          <w:rPr>
-            <w:color w:val="0000EE"/>
-            <w:u w:val="single"/>
-          </w:rPr>
-          <w:t>1 Wathesalonike 4:17</w:t>
-        </w:r>
-      </w:hyperlink>
+      <w:r>
+        <w:rPr>
+          <w:lang w:val="sw_KE" w:bidi="sw_KE"/>
+        </w:rPr>
+        <w:t>1 Wathesalonike 4:17</w:t>
+      </w:r>
       <w:r>
         <w:rPr>
           <w:lang w:val="sw_KE" w:bidi="sw_KE"/>
         </w:rPr>
         <w:t>), kama vile alivyopokelewa katika wingu alipokwenda mbinguni (</w:t>
       </w:r>
-      <w:hyperlink r:id="rId284">
-        <w:r>
-          <w:rPr>
-            <w:lang w:val="sw_KE" w:bidi="sw_KE"/>
-          </w:rPr>
-          <w:rPr>
-            <w:color w:val="0000EE"/>
-            <w:u w:val="single"/>
-          </w:rPr>
-          <w:t>Matendo 1:9</w:t>
-        </w:r>
-      </w:hyperlink>
+      <w:r>
+        <w:rPr>
+          <w:lang w:val="sw_KE" w:bidi="sw_KE"/>
+        </w:rPr>
+        <w:t>Matendo 1:9</w:t>
+      </w:r>
       <w:r>
         <w:rPr>
           <w:lang w:val="sw_KE" w:bidi="sw_KE"/>
         </w:rPr>
         <w:t>). Huyu Mwana wa mtu anapokea ufalme wake kwa unyenyekevu na utakatifu, si kwa kuutwaa kwa kiburi. Yeye ni kinyume cha tabia na pembe ndogo (</w:t>
       </w:r>
-      <w:hyperlink r:id="rId285">
-        <w:r>
-          <w:rPr>
-            <w:lang w:val="sw_KE" w:bidi="sw_KE"/>
-          </w:rPr>
-          <w:rPr>
-            <w:color w:val="0000EE"/>
-            <w:u w:val="single"/>
-          </w:rPr>
-          <w:t>Danieli 7:8</w:t>
-        </w:r>
-      </w:hyperlink>
+      <w:r>
+        <w:rPr>
+          <w:lang w:val="sw_KE" w:bidi="sw_KE"/>
+        </w:rPr>
+        <w:t>Danieli 7:8</w:t>
+      </w:r>
       <w:r>
         <w:rPr>
           <w:lang w:val="sw_KE" w:bidi="sw_KE"/>
@@ -7688,252 +5804,168 @@
         </w:rPr>
         <w:t>Yesu anajitaja kama Mwana wa Mtu (</w:t>
       </w:r>
-      <w:hyperlink r:id="rId286">
-        <w:r>
-          <w:rPr>
-            <w:lang w:val="sw_KE" w:bidi="sw_KE"/>
-          </w:rPr>
-          <w:rPr>
-            <w:color w:val="0000EE"/>
-            <w:u w:val="single"/>
-          </w:rPr>
-          <w:t>Mathayo 24:30</w:t>
-        </w:r>
-      </w:hyperlink>
-      <w:r>
-        <w:rPr>
-          <w:lang w:val="sw_KE" w:bidi="sw_KE"/>
-        </w:rPr>
-        <w:t xml:space="preserve">; </w:t>
-      </w:r>
-      <w:hyperlink r:id="rId287">
-        <w:r>
-          <w:rPr>
-            <w:lang w:val="sw_KE" w:bidi="sw_KE"/>
-          </w:rPr>
-          <w:rPr>
-            <w:color w:val="0000EE"/>
-            <w:u w:val="single"/>
-          </w:rPr>
-          <w:t>26:24</w:t>
-        </w:r>
-      </w:hyperlink>
-      <w:r>
-        <w:rPr>
-          <w:lang w:val="sw_KE" w:bidi="sw_KE"/>
-        </w:rPr>
-        <w:t xml:space="preserve">; </w:t>
-      </w:r>
-      <w:hyperlink r:id="rId288">
-        <w:r>
-          <w:rPr>
-            <w:lang w:val="sw_KE" w:bidi="sw_KE"/>
-          </w:rPr>
-          <w:rPr>
-            <w:color w:val="0000EE"/>
-            <w:u w:val="single"/>
-          </w:rPr>
-          <w:t>Marko 13:26</w:t>
-        </w:r>
-      </w:hyperlink>
-      <w:r>
-        <w:rPr>
-          <w:lang w:val="sw_KE" w:bidi="sw_KE"/>
-        </w:rPr>
-        <w:t xml:space="preserve">; </w:t>
-      </w:r>
-      <w:hyperlink r:id="rId289">
-        <w:r>
-          <w:rPr>
-            <w:lang w:val="sw_KE" w:bidi="sw_KE"/>
-          </w:rPr>
-          <w:rPr>
-            <w:color w:val="0000EE"/>
-            <w:u w:val="single"/>
-          </w:rPr>
-          <w:t>Luka 21:27</w:t>
-        </w:r>
-      </w:hyperlink>
-      <w:r>
-        <w:rPr>
-          <w:lang w:val="sw_KE" w:bidi="sw_KE"/>
-        </w:rPr>
-        <w:t xml:space="preserve">; </w:t>
-      </w:r>
-      <w:hyperlink r:id="rId290">
-        <w:r>
-          <w:rPr>
-            <w:lang w:val="sw_KE" w:bidi="sw_KE"/>
-          </w:rPr>
-          <w:rPr>
-            <w:color w:val="0000EE"/>
-            <w:u w:val="single"/>
-          </w:rPr>
-          <w:t>Yohana 12:34</w:t>
-        </w:r>
-      </w:hyperlink>
+      <w:r>
+        <w:rPr>
+          <w:lang w:val="sw_KE" w:bidi="sw_KE"/>
+        </w:rPr>
+        <w:t>Mathayo 24:30</w:t>
+      </w:r>
+      <w:r>
+        <w:rPr>
+          <w:lang w:val="sw_KE" w:bidi="sw_KE"/>
+        </w:rPr>
+        <w:t xml:space="preserve">; </w:t>
+      </w:r>
+      <w:r>
+        <w:rPr>
+          <w:lang w:val="sw_KE" w:bidi="sw_KE"/>
+        </w:rPr>
+        <w:t>26:24</w:t>
+      </w:r>
+      <w:r>
+        <w:rPr>
+          <w:lang w:val="sw_KE" w:bidi="sw_KE"/>
+        </w:rPr>
+        <w:t xml:space="preserve">; </w:t>
+      </w:r>
+      <w:r>
+        <w:rPr>
+          <w:lang w:val="sw_KE" w:bidi="sw_KE"/>
+        </w:rPr>
+        <w:t>Marko 13:26</w:t>
+      </w:r>
+      <w:r>
+        <w:rPr>
+          <w:lang w:val="sw_KE" w:bidi="sw_KE"/>
+        </w:rPr>
+        <w:t xml:space="preserve">; </w:t>
+      </w:r>
+      <w:r>
+        <w:rPr>
+          <w:lang w:val="sw_KE" w:bidi="sw_KE"/>
+        </w:rPr>
+        <w:t>Luka 21:27</w:t>
+      </w:r>
+      <w:r>
+        <w:rPr>
+          <w:lang w:val="sw_KE" w:bidi="sw_KE"/>
+        </w:rPr>
+        <w:t xml:space="preserve">; </w:t>
+      </w:r>
+      <w:r>
+        <w:rPr>
+          <w:lang w:val="sw_KE" w:bidi="sw_KE"/>
+        </w:rPr>
+        <w:t>Yohana 12:34</w:t>
+      </w:r>
       <w:r>
         <w:rPr>
           <w:lang w:val="sw_KE" w:bidi="sw_KE"/>
         </w:rPr>
         <w:t xml:space="preserve">; tazama pia </w:t>
       </w:r>
-      <w:hyperlink r:id="rId291">
-        <w:r>
-          <w:rPr>
-            <w:lang w:val="sw_KE" w:bidi="sw_KE"/>
-          </w:rPr>
-          <w:rPr>
-            <w:color w:val="0000EE"/>
-            <w:u w:val="single"/>
-          </w:rPr>
-          <w:t>Matendo 7:56</w:t>
-        </w:r>
-      </w:hyperlink>
-      <w:r>
-        <w:rPr>
-          <w:lang w:val="sw_KE" w:bidi="sw_KE"/>
-        </w:rPr>
-        <w:t xml:space="preserve">; </w:t>
-      </w:r>
-      <w:hyperlink r:id="rId292">
-        <w:r>
-          <w:rPr>
-            <w:lang w:val="sw_KE" w:bidi="sw_KE"/>
-          </w:rPr>
-          <w:rPr>
-            <w:color w:val="0000EE"/>
-            <w:u w:val="single"/>
-          </w:rPr>
-          <w:t>Waebrania 2:6</w:t>
-        </w:r>
-      </w:hyperlink>
-      <w:r>
-        <w:rPr>
-          <w:lang w:val="sw_KE" w:bidi="sw_KE"/>
-        </w:rPr>
-        <w:t xml:space="preserve">; </w:t>
-      </w:r>
-      <w:hyperlink r:id="rId293">
-        <w:r>
-          <w:rPr>
-            <w:lang w:val="sw_KE" w:bidi="sw_KE"/>
-          </w:rPr>
-          <w:rPr>
-            <w:color w:val="0000EE"/>
-            <w:u w:val="single"/>
-          </w:rPr>
-          <w:t>Ufunuo 1:13</w:t>
-        </w:r>
-      </w:hyperlink>
-      <w:r>
-        <w:rPr>
-          <w:lang w:val="sw_KE" w:bidi="sw_KE"/>
-        </w:rPr>
-        <w:t xml:space="preserve">; </w:t>
-      </w:r>
-      <w:hyperlink r:id="rId294">
-        <w:r>
-          <w:rPr>
-            <w:lang w:val="sw_KE" w:bidi="sw_KE"/>
-          </w:rPr>
-          <w:rPr>
-            <w:color w:val="0000EE"/>
-            <w:u w:val="single"/>
-          </w:rPr>
-          <w:t>14:14</w:t>
-        </w:r>
-      </w:hyperlink>
+      <w:r>
+        <w:rPr>
+          <w:lang w:val="sw_KE" w:bidi="sw_KE"/>
+        </w:rPr>
+        <w:t>Matendo 7:56</w:t>
+      </w:r>
+      <w:r>
+        <w:rPr>
+          <w:lang w:val="sw_KE" w:bidi="sw_KE"/>
+        </w:rPr>
+        <w:t xml:space="preserve">; </w:t>
+      </w:r>
+      <w:r>
+        <w:rPr>
+          <w:lang w:val="sw_KE" w:bidi="sw_KE"/>
+        </w:rPr>
+        <w:t>Waebrania 2:6</w:t>
+      </w:r>
+      <w:r>
+        <w:rPr>
+          <w:lang w:val="sw_KE" w:bidi="sw_KE"/>
+        </w:rPr>
+        <w:t xml:space="preserve">; </w:t>
+      </w:r>
+      <w:r>
+        <w:rPr>
+          <w:lang w:val="sw_KE" w:bidi="sw_KE"/>
+        </w:rPr>
+        <w:t>Ufunuo 1:13</w:t>
+      </w:r>
+      <w:r>
+        <w:rPr>
+          <w:lang w:val="sw_KE" w:bidi="sw_KE"/>
+        </w:rPr>
+        <w:t xml:space="preserve">; </w:t>
+      </w:r>
+      <w:r>
+        <w:rPr>
+          <w:lang w:val="sw_KE" w:bidi="sw_KE"/>
+        </w:rPr>
+        <w:t>14:14</w:t>
+      </w:r>
       <w:r>
         <w:rPr>
           <w:lang w:val="sw_KE" w:bidi="sw_KE"/>
         </w:rPr>
         <w:t xml:space="preserve">). </w:t>
       </w:r>
-      <w:hyperlink r:id="rId295">
-        <w:r>
-          <w:rPr>
-            <w:lang w:val="sw_KE" w:bidi="sw_KE"/>
-          </w:rPr>
-          <w:rPr>
-            <w:color w:val="0000EE"/>
-            <w:u w:val="single"/>
-          </w:rPr>
-          <w:t>Ufunuo 1:7</w:t>
-        </w:r>
-      </w:hyperlink>
+      <w:r>
+        <w:rPr>
+          <w:lang w:val="sw_KE" w:bidi="sw_KE"/>
+        </w:rPr>
+        <w:t>Ufunuo 1:7</w:t>
+      </w:r>
       <w:r>
         <w:rPr>
           <w:lang w:val="sw_KE" w:bidi="sw_KE"/>
         </w:rPr>
         <w:t xml:space="preserve"> pia inamhusisha mtu huyu na Yesu Kristo, ambaye aliteswa kwa ajili ya dhambi zetu. Mungu Baba alimpa Yesu mamlaka yote na nguvu za kutawala kila kitu na kufikia watu kutoka mataifa na falme zote (</w:t>
       </w:r>
-      <w:hyperlink r:id="rId296">
-        <w:r>
-          <w:rPr>
-            <w:lang w:val="sw_KE" w:bidi="sw_KE"/>
-          </w:rPr>
-          <w:rPr>
-            <w:color w:val="0000EE"/>
-            <w:u w:val="single"/>
-          </w:rPr>
-          <w:t>Danieli 7:14</w:t>
-        </w:r>
-      </w:hyperlink>
-      <w:r>
-        <w:rPr>
-          <w:lang w:val="sw_KE" w:bidi="sw_KE"/>
-        </w:rPr>
-        <w:t xml:space="preserve">; </w:t>
-      </w:r>
-      <w:hyperlink r:id="rId297">
-        <w:r>
-          <w:rPr>
-            <w:lang w:val="sw_KE" w:bidi="sw_KE"/>
-          </w:rPr>
-          <w:rPr>
-            <w:color w:val="0000EE"/>
-            <w:u w:val="single"/>
-          </w:rPr>
-          <w:t>Mathayo 28:18</w:t>
-        </w:r>
-      </w:hyperlink>
-      <w:r>
-        <w:rPr>
-          <w:lang w:val="sw_KE" w:bidi="sw_KE"/>
-        </w:rPr>
-        <w:t xml:space="preserve">; </w:t>
-      </w:r>
-      <w:hyperlink r:id="rId298">
-        <w:r>
-          <w:rPr>
-            <w:lang w:val="sw_KE" w:bidi="sw_KE"/>
-          </w:rPr>
-          <w:rPr>
-            <w:color w:val="0000EE"/>
-            <w:u w:val="single"/>
-          </w:rPr>
-          <w:t>19–20</w:t>
-        </w:r>
-      </w:hyperlink>
+      <w:r>
+        <w:rPr>
+          <w:lang w:val="sw_KE" w:bidi="sw_KE"/>
+        </w:rPr>
+        <w:t>Danieli 7:14</w:t>
+      </w:r>
+      <w:r>
+        <w:rPr>
+          <w:lang w:val="sw_KE" w:bidi="sw_KE"/>
+        </w:rPr>
+        <w:t xml:space="preserve">; </w:t>
+      </w:r>
+      <w:r>
+        <w:rPr>
+          <w:lang w:val="sw_KE" w:bidi="sw_KE"/>
+        </w:rPr>
+        <w:t>Mathayo 28:18</w:t>
+      </w:r>
+      <w:r>
+        <w:rPr>
+          <w:lang w:val="sw_KE" w:bidi="sw_KE"/>
+        </w:rPr>
+        <w:t xml:space="preserve">; </w:t>
+      </w:r>
+      <w:r>
+        <w:rPr>
+          <w:lang w:val="sw_KE" w:bidi="sw_KE"/>
+        </w:rPr>
+        <w:t>19–20</w:t>
+      </w:r>
       <w:r>
         <w:rPr>
           <w:lang w:val="sw_KE" w:bidi="sw_KE"/>
         </w:rPr>
         <w:t>). Mungu alimwita Abrahamu kuunda taifa kubwa kupitia watu wake na kubariki mataifa yote kupitia yeye (</w:t>
       </w:r>
-      <w:hyperlink r:id="rId299">
-        <w:r>
-          <w:rPr>
-            <w:lang w:val="sw_KE" w:bidi="sw_KE"/>
-          </w:rPr>
-          <w:rPr>
-            <w:color w:val="0000EE"/>
-            <w:u w:val="single"/>
-          </w:rPr>
-          <w:t>Mwanzo 12:1–3</w:t>
-        </w:r>
-      </w:hyperlink>
+      <w:r>
+        <w:rPr>
+          <w:lang w:val="sw_KE" w:bidi="sw_KE"/>
+        </w:rPr>
+        <w:t>Mwanzo 12:1–3</w:t>
+      </w:r>
       <w:r>
         <w:rPr>
           <w:lang w:val="sw_KE" w:bidi="sw_KE"/>
@@ -7963,144 +5995,96 @@
           <w:lang w:val="sw_KE" w:bidi="sw_KE"/>
         </w:rPr>
       </w:r>
-      <w:hyperlink r:id="rId276">
-        <w:r>
-          <w:rPr>
-            <w:lang w:val="sw_KE" w:bidi="sw_KE"/>
-          </w:rPr>
-          <w:rPr>
-            <w:color w:val="0000EE"/>
-            <w:u w:val="single"/>
-          </w:rPr>
-          <w:t>Danieli 7:13–14</w:t>
-        </w:r>
-      </w:hyperlink>
-      <w:r>
-        <w:rPr>
-          <w:lang w:val="sw_KE" w:bidi="sw_KE"/>
-        </w:rPr>
-        <w:t xml:space="preserve">; </w:t>
-      </w:r>
-      <w:hyperlink r:id="rId286">
-        <w:r>
-          <w:rPr>
-            <w:lang w:val="sw_KE" w:bidi="sw_KE"/>
-          </w:rPr>
-          <w:rPr>
-            <w:color w:val="0000EE"/>
-            <w:u w:val="single"/>
-          </w:rPr>
-          <w:t>Mathayo 24:30</w:t>
-        </w:r>
-      </w:hyperlink>
-      <w:r>
-        <w:rPr>
-          <w:lang w:val="sw_KE" w:bidi="sw_KE"/>
-        </w:rPr>
-        <w:t xml:space="preserve">; </w:t>
-      </w:r>
-      <w:hyperlink r:id="rId287">
-        <w:r>
-          <w:rPr>
-            <w:lang w:val="sw_KE" w:bidi="sw_KE"/>
-          </w:rPr>
-          <w:rPr>
-            <w:color w:val="0000EE"/>
-            <w:u w:val="single"/>
-          </w:rPr>
-          <w:t>26:24</w:t>
-        </w:r>
-      </w:hyperlink>
-      <w:r>
-        <w:rPr>
-          <w:lang w:val="sw_KE" w:bidi="sw_KE"/>
-        </w:rPr>
-        <w:t xml:space="preserve">; </w:t>
-      </w:r>
-      <w:hyperlink r:id="rId288">
-        <w:r>
-          <w:rPr>
-            <w:lang w:val="sw_KE" w:bidi="sw_KE"/>
-          </w:rPr>
-          <w:rPr>
-            <w:color w:val="0000EE"/>
-            <w:u w:val="single"/>
-          </w:rPr>
-          <w:t>Marko 13:26</w:t>
-        </w:r>
-      </w:hyperlink>
-      <w:r>
-        <w:rPr>
-          <w:lang w:val="sw_KE" w:bidi="sw_KE"/>
-        </w:rPr>
-        <w:t xml:space="preserve">; </w:t>
-      </w:r>
-      <w:hyperlink r:id="rId289">
-        <w:r>
-          <w:rPr>
-            <w:lang w:val="sw_KE" w:bidi="sw_KE"/>
-          </w:rPr>
-          <w:rPr>
-            <w:color w:val="0000EE"/>
-            <w:u w:val="single"/>
-          </w:rPr>
-          <w:t>Luka 21:27</w:t>
-        </w:r>
-      </w:hyperlink>
-      <w:r>
-        <w:rPr>
-          <w:lang w:val="sw_KE" w:bidi="sw_KE"/>
-        </w:rPr>
-        <w:t xml:space="preserve">; </w:t>
-      </w:r>
-      <w:hyperlink r:id="rId290">
-        <w:r>
-          <w:rPr>
-            <w:lang w:val="sw_KE" w:bidi="sw_KE"/>
-          </w:rPr>
-          <w:rPr>
-            <w:color w:val="0000EE"/>
-            <w:u w:val="single"/>
-          </w:rPr>
-          <w:t>Yohana 12:34</w:t>
-        </w:r>
-      </w:hyperlink>
-      <w:r>
-        <w:rPr>
-          <w:lang w:val="sw_KE" w:bidi="sw_KE"/>
-        </w:rPr>
-        <w:t xml:space="preserve">; </w:t>
-      </w:r>
-      <w:hyperlink r:id="rId293">
-        <w:r>
-          <w:rPr>
-            <w:lang w:val="sw_KE" w:bidi="sw_KE"/>
-          </w:rPr>
-          <w:rPr>
-            <w:color w:val="0000EE"/>
-            <w:u w:val="single"/>
-          </w:rPr>
-          <w:t>Ufunuo 1:13</w:t>
-        </w:r>
-      </w:hyperlink>
-      <w:r>
-        <w:rPr>
-          <w:lang w:val="sw_KE" w:bidi="sw_KE"/>
-        </w:rPr>
-        <w:t xml:space="preserve">; </w:t>
-      </w:r>
-      <w:hyperlink r:id="rId294">
-        <w:r>
-          <w:rPr>
-            <w:lang w:val="sw_KE" w:bidi="sw_KE"/>
-          </w:rPr>
-          <w:rPr>
-            <w:color w:val="0000EE"/>
-            <w:u w:val="single"/>
-          </w:rPr>
-          <w:t>14:14</w:t>
-        </w:r>
-      </w:hyperlink>
+      <w:r>
+        <w:rPr>
+          <w:lang w:val="sw_KE" w:bidi="sw_KE"/>
+        </w:rPr>
+        <w:t>Danieli 7:13–14</w:t>
+      </w:r>
+      <w:r>
+        <w:rPr>
+          <w:lang w:val="sw_KE" w:bidi="sw_KE"/>
+        </w:rPr>
+        <w:t xml:space="preserve">; </w:t>
+      </w:r>
+      <w:r>
+        <w:rPr>
+          <w:lang w:val="sw_KE" w:bidi="sw_KE"/>
+        </w:rPr>
+        <w:t>Mathayo 24:30</w:t>
+      </w:r>
+      <w:r>
+        <w:rPr>
+          <w:lang w:val="sw_KE" w:bidi="sw_KE"/>
+        </w:rPr>
+        <w:t xml:space="preserve">; </w:t>
+      </w:r>
+      <w:r>
+        <w:rPr>
+          <w:lang w:val="sw_KE" w:bidi="sw_KE"/>
+        </w:rPr>
+        <w:t>26:24</w:t>
+      </w:r>
+      <w:r>
+        <w:rPr>
+          <w:lang w:val="sw_KE" w:bidi="sw_KE"/>
+        </w:rPr>
+        <w:t xml:space="preserve">; </w:t>
+      </w:r>
+      <w:r>
+        <w:rPr>
+          <w:lang w:val="sw_KE" w:bidi="sw_KE"/>
+        </w:rPr>
+        <w:t>Marko 13:26</w:t>
+      </w:r>
+      <w:r>
+        <w:rPr>
+          <w:lang w:val="sw_KE" w:bidi="sw_KE"/>
+        </w:rPr>
+        <w:t xml:space="preserve">; </w:t>
+      </w:r>
+      <w:r>
+        <w:rPr>
+          <w:lang w:val="sw_KE" w:bidi="sw_KE"/>
+        </w:rPr>
+        <w:t>Luka 21:27</w:t>
+      </w:r>
+      <w:r>
+        <w:rPr>
+          <w:lang w:val="sw_KE" w:bidi="sw_KE"/>
+        </w:rPr>
+        <w:t xml:space="preserve">; </w:t>
+      </w:r>
+      <w:r>
+        <w:rPr>
+          <w:lang w:val="sw_KE" w:bidi="sw_KE"/>
+        </w:rPr>
+        <w:t>Yohana 12:34</w:t>
+      </w:r>
+      <w:r>
+        <w:rPr>
+          <w:lang w:val="sw_KE" w:bidi="sw_KE"/>
+        </w:rPr>
+        <w:t xml:space="preserve">; </w:t>
+      </w:r>
+      <w:r>
+        <w:rPr>
+          <w:lang w:val="sw_KE" w:bidi="sw_KE"/>
+        </w:rPr>
+        <w:t>Ufunuo 1:13</w:t>
+      </w:r>
+      <w:r>
+        <w:rPr>
+          <w:lang w:val="sw_KE" w:bidi="sw_KE"/>
+        </w:rPr>
+        <w:t xml:space="preserve">; </w:t>
+      </w:r>
+      <w:r>
+        <w:rPr>
+          <w:lang w:val="sw_KE" w:bidi="sw_KE"/>
+        </w:rPr>
+        <w:t>14:14</w:t>
+      </w:r>
       <w:r>
         <w:rPr>
           <w:lang w:val="sw_KE" w:bidi="sw_KE"/>
